--- a/docs/lab-2/report.docx
+++ b/docs/lab-2/report.docx
@@ -4330,412 +4330,467 @@
           <w:kern w:val="0"/>
           <w:sz w:val="28"/>
           <w:szCs w:val="28"/>
-          <w14:ligatures w14:val="none"/>
-        </w:rPr>
-      </w:pPr>
-      <m:oMath>
-        <m:nary>
-          <m:naryPr>
-            <m:limLoc m:val="undOvr"/>
-            <m:ctrlPr>
-              <w:rPr>
-                <w:rFonts w:ascii="Cambria Math" w:eastAsia="Calibri" w:hAnsi="Cambria Math" w:cs="Times New Roman"/>
-                <w:bCs/>
-                <w:iCs/>
-                <w:color w:val="000000" w:themeColor="text1"/>
-                <w:kern w:val="0"/>
-                <w:sz w:val="28"/>
-                <w:szCs w:val="28"/>
-                <w14:ligatures w14:val="none"/>
-              </w:rPr>
-            </m:ctrlPr>
-          </m:naryPr>
-          <m:sub>
-            <m:r>
-              <m:rPr>
-                <m:sty m:val="p"/>
-              </m:rPr>
-              <w:rPr>
-                <w:rFonts w:ascii="Cambria Math" w:eastAsia="Calibri" w:hAnsi="Cambria Math" w:cs="Times New Roman"/>
-                <w:color w:val="000000" w:themeColor="text1"/>
-                <w:kern w:val="0"/>
-                <w:sz w:val="28"/>
-                <w:szCs w:val="28"/>
-                <w14:ligatures w14:val="none"/>
-              </w:rPr>
-              <m:t>2</m:t>
-            </m:r>
-          </m:sub>
-          <m:sup>
-            <m:r>
-              <m:rPr>
-                <m:sty m:val="p"/>
-              </m:rPr>
-              <w:rPr>
-                <w:rFonts w:ascii="Cambria Math" w:eastAsia="Calibri" w:hAnsi="Cambria Math" w:cs="Times New Roman"/>
-                <w:color w:val="000000" w:themeColor="text1"/>
-                <w:kern w:val="0"/>
-                <w:sz w:val="28"/>
-                <w:szCs w:val="28"/>
-                <w14:ligatures w14:val="none"/>
-              </w:rPr>
-              <m:t>5</m:t>
-            </m:r>
-          </m:sup>
-          <m:e>
-            <m:sSup>
-              <m:sSupPr>
-                <m:ctrlPr>
-                  <w:rPr>
-                    <w:rFonts w:ascii="Cambria Math" w:eastAsia="Calibri" w:hAnsi="Cambria Math" w:cs="Times New Roman"/>
-                    <w:bCs/>
-                    <w:iCs/>
-                    <w:color w:val="000000" w:themeColor="text1"/>
-                    <w:kern w:val="0"/>
-                    <w:sz w:val="28"/>
-                    <w:szCs w:val="28"/>
-                    <w14:ligatures w14:val="none"/>
-                  </w:rPr>
-                </m:ctrlPr>
-              </m:sSupPr>
-              <m:e>
-                <m:r>
-                  <m:rPr>
-                    <m:sty m:val="p"/>
-                  </m:rPr>
-                  <w:rPr>
-                    <w:rFonts w:ascii="Cambria Math" w:eastAsia="Calibri" w:hAnsi="Cambria Math" w:cs="Times New Roman"/>
-                    <w:color w:val="000000" w:themeColor="text1"/>
-                    <w:kern w:val="0"/>
-                    <w:sz w:val="28"/>
-                    <w:szCs w:val="28"/>
-                    <w:lang w:val="en-US"/>
-                    <w14:ligatures w14:val="none"/>
-                  </w:rPr>
-                  <m:t>x</m:t>
-                </m:r>
-              </m:e>
-              <m:sup>
-                <m:r>
-                  <m:rPr>
-                    <m:sty m:val="p"/>
-                  </m:rPr>
-                  <w:rPr>
-                    <w:rFonts w:ascii="Cambria Math" w:eastAsia="Calibri" w:hAnsi="Cambria Math" w:cs="Times New Roman"/>
-                    <w:color w:val="000000" w:themeColor="text1"/>
-                    <w:kern w:val="0"/>
-                    <w:sz w:val="28"/>
-                    <w:szCs w:val="28"/>
-                    <w14:ligatures w14:val="none"/>
-                  </w:rPr>
-                  <m:t>2</m:t>
-                </m:r>
-              </m:sup>
-            </m:sSup>
-            <m:r>
-              <m:rPr>
-                <m:sty m:val="p"/>
-              </m:rPr>
-              <w:rPr>
-                <w:rFonts w:ascii="Cambria Math" w:eastAsia="Calibri" w:hAnsi="Cambria Math" w:cs="Times New Roman"/>
-                <w:color w:val="000000" w:themeColor="text1"/>
-                <w:kern w:val="0"/>
-                <w:sz w:val="28"/>
-                <w:szCs w:val="28"/>
-                <w14:ligatures w14:val="none"/>
-              </w:rPr>
-              <m:t>d</m:t>
-            </m:r>
-            <m:r>
-              <m:rPr>
-                <m:sty m:val="p"/>
-              </m:rPr>
-              <w:rPr>
-                <w:rFonts w:ascii="Cambria Math" w:eastAsia="Calibri" w:hAnsi="Cambria Math" w:cs="Times New Roman"/>
-                <w:color w:val="000000" w:themeColor="text1"/>
-                <w:kern w:val="0"/>
-                <w:sz w:val="28"/>
-                <w:szCs w:val="28"/>
-                <w:lang w:val="en-US"/>
-                <w14:ligatures w14:val="none"/>
-              </w:rPr>
-              <m:t>x</m:t>
-            </m:r>
-          </m:e>
-        </m:nary>
-        <m:r>
-          <m:rPr>
-            <m:sty m:val="p"/>
-          </m:rPr>
-          <w:rPr>
-            <w:rFonts w:ascii="Cambria Math" w:eastAsia="Calibri" w:hAnsi="Cambria Math" w:cs="Times New Roman"/>
-            <w:color w:val="000000" w:themeColor="text1"/>
-            <w:kern w:val="0"/>
-            <w:sz w:val="28"/>
-            <w:szCs w:val="28"/>
-            <w14:ligatures w14:val="none"/>
-          </w:rPr>
-          <m:t>=</m:t>
-        </m:r>
-        <m:f>
-          <m:fPr>
-            <m:ctrlPr>
-              <w:rPr>
-                <w:rFonts w:ascii="Cambria Math" w:eastAsia="Calibri" w:hAnsi="Cambria Math" w:cs="Times New Roman"/>
-                <w:bCs/>
-                <w:iCs/>
-                <w:color w:val="000000" w:themeColor="text1"/>
-                <w:kern w:val="0"/>
-                <w:sz w:val="28"/>
-                <w:szCs w:val="28"/>
-                <w:lang w:val="en-US"/>
-                <w14:ligatures w14:val="none"/>
-              </w:rPr>
-            </m:ctrlPr>
-          </m:fPr>
-          <m:num>
-            <m:sSup>
-              <m:sSupPr>
-                <m:ctrlPr>
-                  <w:rPr>
-                    <w:rFonts w:ascii="Cambria Math" w:eastAsia="Calibri" w:hAnsi="Cambria Math" w:cs="Times New Roman"/>
-                    <w:bCs/>
-                    <w:iCs/>
-                    <w:color w:val="000000" w:themeColor="text1"/>
-                    <w:kern w:val="0"/>
-                    <w:sz w:val="28"/>
-                    <w:szCs w:val="28"/>
-                    <w:lang w:val="en-US"/>
-                    <w14:ligatures w14:val="none"/>
-                  </w:rPr>
-                </m:ctrlPr>
-              </m:sSupPr>
-              <m:e>
-                <m:r>
-                  <m:rPr>
-                    <m:sty m:val="p"/>
-                  </m:rPr>
-                  <w:rPr>
-                    <w:rFonts w:ascii="Cambria Math" w:eastAsia="Calibri" w:hAnsi="Cambria Math" w:cs="Times New Roman"/>
-                    <w:color w:val="000000" w:themeColor="text1"/>
-                    <w:kern w:val="0"/>
-                    <w:sz w:val="28"/>
-                    <w:szCs w:val="28"/>
-                    <w:lang w:val="en-US"/>
-                    <w14:ligatures w14:val="none"/>
-                  </w:rPr>
-                  <m:t>x</m:t>
-                </m:r>
-              </m:e>
-              <m:sup>
-                <m:r>
-                  <m:rPr>
-                    <m:sty m:val="p"/>
-                  </m:rPr>
-                  <w:rPr>
-                    <w:rFonts w:ascii="Cambria Math" w:eastAsia="Calibri" w:hAnsi="Cambria Math" w:cs="Times New Roman"/>
-                    <w:color w:val="000000" w:themeColor="text1"/>
-                    <w:kern w:val="0"/>
-                    <w:sz w:val="28"/>
-                    <w:szCs w:val="28"/>
-                    <w:lang w:val="en-US"/>
-                    <w14:ligatures w14:val="none"/>
-                  </w:rPr>
-                  <m:t>3</m:t>
-                </m:r>
-              </m:sup>
-            </m:sSup>
-            <m:ctrlPr>
-              <w:rPr>
-                <w:rFonts w:ascii="Cambria Math" w:eastAsia="Calibri" w:hAnsi="Cambria Math" w:cs="Times New Roman"/>
-                <w:bCs/>
-                <w:iCs/>
-                <w:color w:val="000000" w:themeColor="text1"/>
-                <w:kern w:val="0"/>
-                <w:sz w:val="28"/>
-                <w:szCs w:val="28"/>
-                <w14:ligatures w14:val="none"/>
-              </w:rPr>
-            </m:ctrlPr>
-          </m:num>
-          <m:den>
-            <m:r>
-              <m:rPr>
-                <m:sty m:val="p"/>
-              </m:rPr>
-              <w:rPr>
-                <w:rFonts w:ascii="Cambria Math" w:eastAsia="Calibri" w:hAnsi="Cambria Math" w:cs="Times New Roman"/>
-                <w:color w:val="000000" w:themeColor="text1"/>
-                <w:kern w:val="0"/>
-                <w:sz w:val="28"/>
-                <w:szCs w:val="28"/>
-                <w14:ligatures w14:val="none"/>
-              </w:rPr>
-              <m:t>3</m:t>
-            </m:r>
-          </m:den>
-        </m:f>
-        <m:sSubSup>
-          <m:sSubSupPr>
-            <m:ctrlPr>
-              <w:rPr>
-                <w:rFonts w:ascii="Cambria Math" w:eastAsia="Calibri" w:hAnsi="Cambria Math" w:cs="Times New Roman"/>
-                <w:bCs/>
-                <w:iCs/>
-                <w:color w:val="000000" w:themeColor="text1"/>
-                <w:kern w:val="0"/>
-                <w:sz w:val="28"/>
-                <w:szCs w:val="28"/>
-                <w:lang w:val="en-US"/>
-                <w14:ligatures w14:val="none"/>
-              </w:rPr>
-            </m:ctrlPr>
-          </m:sSubSupPr>
-          <m:e>
-            <m:r>
-              <m:rPr>
-                <m:sty m:val="p"/>
-              </m:rPr>
-              <w:rPr>
-                <w:rFonts w:ascii="Cambria Math" w:eastAsia="Calibri" w:hAnsi="Cambria Math" w:cs="Times New Roman"/>
-                <w:color w:val="000000" w:themeColor="text1"/>
-                <w:kern w:val="0"/>
-                <w:sz w:val="28"/>
-                <w:szCs w:val="28"/>
-                <w:lang w:val="en-US"/>
-                <w14:ligatures w14:val="none"/>
-              </w:rPr>
-              <m:t>|</m:t>
-            </m:r>
-          </m:e>
-          <m:sub>
-            <m:r>
-              <m:rPr>
-                <m:sty m:val="p"/>
-              </m:rPr>
-              <w:rPr>
-                <w:rFonts w:ascii="Cambria Math" w:eastAsia="Calibri" w:hAnsi="Cambria Math" w:cs="Times New Roman"/>
-                <w:color w:val="000000" w:themeColor="text1"/>
-                <w:kern w:val="0"/>
-                <w:sz w:val="28"/>
-                <w:szCs w:val="28"/>
-                <w:lang w:val="en-US"/>
-                <w14:ligatures w14:val="none"/>
-              </w:rPr>
-              <m:t>2</m:t>
-            </m:r>
-          </m:sub>
-          <m:sup>
-            <m:r>
-              <m:rPr>
-                <m:sty m:val="p"/>
-              </m:rPr>
-              <w:rPr>
-                <w:rFonts w:ascii="Cambria Math" w:eastAsia="Calibri" w:hAnsi="Cambria Math" w:cs="Times New Roman"/>
-                <w:color w:val="000000" w:themeColor="text1"/>
-                <w:kern w:val="0"/>
-                <w:sz w:val="28"/>
-                <w:szCs w:val="28"/>
-                <w:lang w:val="en-US"/>
-                <w14:ligatures w14:val="none"/>
-              </w:rPr>
-              <m:t>5</m:t>
-            </m:r>
-          </m:sup>
-        </m:sSubSup>
-        <m:r>
-          <m:rPr>
-            <m:sty m:val="p"/>
-          </m:rPr>
-          <w:rPr>
-            <w:rFonts w:ascii="Cambria Math" w:eastAsia="Calibri" w:hAnsi="Cambria Math" w:cs="Times New Roman"/>
-            <w:color w:val="000000" w:themeColor="text1"/>
-            <w:kern w:val="0"/>
-            <w:sz w:val="28"/>
-            <w:szCs w:val="28"/>
-            <w:lang w:val="en-US"/>
-            <w14:ligatures w14:val="none"/>
-          </w:rPr>
-          <m:t>=</m:t>
-        </m:r>
-        <m:f>
-          <m:fPr>
-            <m:ctrlPr>
-              <w:rPr>
-                <w:rFonts w:ascii="Cambria Math" w:eastAsia="Calibri" w:hAnsi="Cambria Math" w:cs="Times New Roman"/>
-                <w:bCs/>
-                <w:iCs/>
-                <w:color w:val="000000" w:themeColor="text1"/>
-                <w:kern w:val="0"/>
-                <w:sz w:val="28"/>
-                <w:szCs w:val="28"/>
-                <w:lang w:val="en-US"/>
-                <w14:ligatures w14:val="none"/>
-              </w:rPr>
-            </m:ctrlPr>
-          </m:fPr>
-          <m:num>
-            <m:r>
-              <m:rPr>
-                <m:sty m:val="p"/>
-              </m:rPr>
-              <w:rPr>
-                <w:rFonts w:ascii="Cambria Math" w:eastAsia="Calibri" w:hAnsi="Cambria Math" w:cs="Times New Roman"/>
-                <w:color w:val="000000" w:themeColor="text1"/>
-                <w:kern w:val="0"/>
-                <w:sz w:val="28"/>
-                <w:szCs w:val="28"/>
-                <w:lang w:val="en-US"/>
-                <w14:ligatures w14:val="none"/>
-              </w:rPr>
-              <m:t>125-8</m:t>
-            </m:r>
-            <m:ctrlPr>
-              <w:rPr>
-                <w:rFonts w:ascii="Cambria Math" w:eastAsia="Calibri" w:hAnsi="Cambria Math" w:cs="Times New Roman"/>
-                <w:bCs/>
-                <w:iCs/>
-                <w:color w:val="000000" w:themeColor="text1"/>
-                <w:kern w:val="0"/>
-                <w:sz w:val="28"/>
-                <w:szCs w:val="28"/>
-                <w14:ligatures w14:val="none"/>
-              </w:rPr>
-            </m:ctrlPr>
-          </m:num>
-          <m:den>
-            <m:r>
-              <m:rPr>
-                <m:sty m:val="p"/>
-              </m:rPr>
-              <w:rPr>
-                <w:rFonts w:ascii="Cambria Math" w:eastAsia="Calibri" w:hAnsi="Cambria Math" w:cs="Times New Roman"/>
-                <w:color w:val="000000" w:themeColor="text1"/>
-                <w:kern w:val="0"/>
-                <w:sz w:val="28"/>
-                <w:szCs w:val="28"/>
-                <w14:ligatures w14:val="none"/>
-              </w:rPr>
-              <m:t>3</m:t>
-            </m:r>
-          </m:den>
-        </m:f>
-        <m:r>
-          <m:rPr>
-            <m:sty m:val="p"/>
-          </m:rPr>
-          <w:rPr>
-            <w:rFonts w:ascii="Cambria Math" w:eastAsia="Calibri" w:hAnsi="Cambria Math" w:cs="Times New Roman"/>
-            <w:color w:val="000000" w:themeColor="text1"/>
-            <w:kern w:val="0"/>
-            <w:sz w:val="28"/>
-            <w:szCs w:val="28"/>
-            <w:lang w:val="en-US"/>
-            <w14:ligatures w14:val="none"/>
-          </w:rPr>
-          <m:t>=39</m:t>
-        </m:r>
-      </m:oMath>
+          <w:lang w:val="en-US"/>
+          <w14:ligatures w14:val="none"/>
+        </w:rPr>
+      </w:pPr>
+      <m:oMathPara>
+        <m:oMathParaPr>
+          <m:jc m:val="left"/>
+        </m:oMathParaPr>
+        <m:oMath>
+          <m:nary>
+            <m:naryPr>
+              <m:limLoc m:val="undOvr"/>
+              <m:ctrlPr>
+                <w:rPr>
+                  <w:rFonts w:ascii="Cambria Math" w:eastAsia="Calibri" w:hAnsi="Cambria Math" w:cs="Times New Roman"/>
+                  <w:bCs/>
+                  <w:iCs/>
+                  <w:color w:val="000000" w:themeColor="text1"/>
+                  <w:kern w:val="0"/>
+                  <w:sz w:val="28"/>
+                  <w:szCs w:val="28"/>
+                  <w14:ligatures w14:val="none"/>
+                </w:rPr>
+              </m:ctrlPr>
+            </m:naryPr>
+            <m:sub>
+              <m:r>
+                <m:rPr>
+                  <m:sty m:val="p"/>
+                </m:rPr>
+                <w:rPr>
+                  <w:rFonts w:ascii="Cambria Math" w:eastAsia="Calibri" w:hAnsi="Cambria Math" w:cs="Times New Roman"/>
+                  <w:color w:val="000000" w:themeColor="text1"/>
+                  <w:kern w:val="0"/>
+                  <w:sz w:val="28"/>
+                  <w:szCs w:val="28"/>
+                  <w14:ligatures w14:val="none"/>
+                </w:rPr>
+                <m:t>2</m:t>
+              </m:r>
+            </m:sub>
+            <m:sup>
+              <m:r>
+                <m:rPr>
+                  <m:sty m:val="p"/>
+                </m:rPr>
+                <w:rPr>
+                  <w:rFonts w:ascii="Cambria Math" w:eastAsia="Calibri" w:hAnsi="Cambria Math" w:cs="Times New Roman"/>
+                  <w:color w:val="000000" w:themeColor="text1"/>
+                  <w:kern w:val="0"/>
+                  <w:sz w:val="28"/>
+                  <w:szCs w:val="28"/>
+                  <w14:ligatures w14:val="none"/>
+                </w:rPr>
+                <m:t>5</m:t>
+              </m:r>
+            </m:sup>
+            <m:e>
+              <m:sSup>
+                <m:sSupPr>
+                  <m:ctrlPr>
+                    <w:rPr>
+                      <w:rFonts w:ascii="Cambria Math" w:eastAsia="Calibri" w:hAnsi="Cambria Math" w:cs="Times New Roman"/>
+                      <w:bCs/>
+                      <w:iCs/>
+                      <w:color w:val="000000" w:themeColor="text1"/>
+                      <w:kern w:val="0"/>
+                      <w:sz w:val="28"/>
+                      <w:szCs w:val="28"/>
+                      <w14:ligatures w14:val="none"/>
+                    </w:rPr>
+                  </m:ctrlPr>
+                </m:sSupPr>
+                <m:e>
+                  <m:r>
+                    <m:rPr>
+                      <m:sty m:val="p"/>
+                    </m:rPr>
+                    <w:rPr>
+                      <w:rFonts w:ascii="Cambria Math" w:eastAsia="Calibri" w:hAnsi="Cambria Math" w:cs="Times New Roman"/>
+                      <w:color w:val="000000" w:themeColor="text1"/>
+                      <w:kern w:val="0"/>
+                      <w:sz w:val="28"/>
+                      <w:szCs w:val="28"/>
+                      <w:lang w:val="en-US"/>
+                      <w14:ligatures w14:val="none"/>
+                    </w:rPr>
+                    <m:t>x</m:t>
+                  </m:r>
+                </m:e>
+                <m:sup>
+                  <m:r>
+                    <m:rPr>
+                      <m:sty m:val="p"/>
+                    </m:rPr>
+                    <w:rPr>
+                      <w:rFonts w:ascii="Cambria Math" w:eastAsia="Calibri" w:hAnsi="Cambria Math" w:cs="Times New Roman"/>
+                      <w:color w:val="000000" w:themeColor="text1"/>
+                      <w:kern w:val="0"/>
+                      <w:sz w:val="28"/>
+                      <w:szCs w:val="28"/>
+                      <w14:ligatures w14:val="none"/>
+                    </w:rPr>
+                    <m:t>2</m:t>
+                  </m:r>
+                </m:sup>
+              </m:sSup>
+              <m:r>
+                <m:rPr>
+                  <m:sty m:val="p"/>
+                </m:rPr>
+                <w:rPr>
+                  <w:rFonts w:ascii="Cambria Math" w:eastAsia="Calibri" w:hAnsi="Cambria Math" w:cs="Times New Roman"/>
+                  <w:color w:val="000000" w:themeColor="text1"/>
+                  <w:kern w:val="0"/>
+                  <w:sz w:val="28"/>
+                  <w:szCs w:val="28"/>
+                  <w14:ligatures w14:val="none"/>
+                </w:rPr>
+                <m:t>d</m:t>
+              </m:r>
+              <m:r>
+                <m:rPr>
+                  <m:sty m:val="p"/>
+                </m:rPr>
+                <w:rPr>
+                  <w:rFonts w:ascii="Cambria Math" w:eastAsia="Calibri" w:hAnsi="Cambria Math" w:cs="Times New Roman"/>
+                  <w:color w:val="000000" w:themeColor="text1"/>
+                  <w:kern w:val="0"/>
+                  <w:sz w:val="28"/>
+                  <w:szCs w:val="28"/>
+                  <w:lang w:val="en-US"/>
+                  <w14:ligatures w14:val="none"/>
+                </w:rPr>
+                <m:t>x</m:t>
+              </m:r>
+            </m:e>
+          </m:nary>
+          <m:r>
+            <m:rPr>
+              <m:sty m:val="p"/>
+            </m:rPr>
+            <w:rPr>
+              <w:rFonts w:ascii="Cambria Math" w:eastAsia="Calibri" w:hAnsi="Cambria Math" w:cs="Times New Roman"/>
+              <w:color w:val="000000" w:themeColor="text1"/>
+              <w:kern w:val="0"/>
+              <w:sz w:val="28"/>
+              <w:szCs w:val="28"/>
+              <w14:ligatures w14:val="none"/>
+            </w:rPr>
+            <m:t>=</m:t>
+          </m:r>
+          <m:f>
+            <m:fPr>
+              <m:ctrlPr>
+                <w:rPr>
+                  <w:rFonts w:ascii="Cambria Math" w:eastAsia="Calibri" w:hAnsi="Cambria Math" w:cs="Times New Roman"/>
+                  <w:bCs/>
+                  <w:iCs/>
+                  <w:color w:val="000000" w:themeColor="text1"/>
+                  <w:kern w:val="0"/>
+                  <w:sz w:val="28"/>
+                  <w:szCs w:val="28"/>
+                  <w:lang w:val="en-US"/>
+                  <w14:ligatures w14:val="none"/>
+                </w:rPr>
+              </m:ctrlPr>
+            </m:fPr>
+            <m:num>
+              <m:sSup>
+                <m:sSupPr>
+                  <m:ctrlPr>
+                    <w:rPr>
+                      <w:rFonts w:ascii="Cambria Math" w:eastAsia="Calibri" w:hAnsi="Cambria Math" w:cs="Times New Roman"/>
+                      <w:bCs/>
+                      <w:iCs/>
+                      <w:color w:val="000000" w:themeColor="text1"/>
+                      <w:kern w:val="0"/>
+                      <w:sz w:val="28"/>
+                      <w:szCs w:val="28"/>
+                      <w:lang w:val="en-US"/>
+                      <w14:ligatures w14:val="none"/>
+                    </w:rPr>
+                  </m:ctrlPr>
+                </m:sSupPr>
+                <m:e>
+                  <m:r>
+                    <m:rPr>
+                      <m:sty m:val="p"/>
+                    </m:rPr>
+                    <w:rPr>
+                      <w:rFonts w:ascii="Cambria Math" w:eastAsia="Calibri" w:hAnsi="Cambria Math" w:cs="Times New Roman"/>
+                      <w:color w:val="000000" w:themeColor="text1"/>
+                      <w:kern w:val="0"/>
+                      <w:sz w:val="28"/>
+                      <w:szCs w:val="28"/>
+                      <w:lang w:val="en-US"/>
+                      <w14:ligatures w14:val="none"/>
+                    </w:rPr>
+                    <m:t>x</m:t>
+                  </m:r>
+                </m:e>
+                <m:sup>
+                  <m:r>
+                    <m:rPr>
+                      <m:sty m:val="p"/>
+                    </m:rPr>
+                    <w:rPr>
+                      <w:rFonts w:ascii="Cambria Math" w:eastAsia="Calibri" w:hAnsi="Cambria Math" w:cs="Times New Roman"/>
+                      <w:color w:val="000000" w:themeColor="text1"/>
+                      <w:kern w:val="0"/>
+                      <w:sz w:val="28"/>
+                      <w:szCs w:val="28"/>
+                      <w:lang w:val="en-US"/>
+                      <w14:ligatures w14:val="none"/>
+                    </w:rPr>
+                    <m:t>3</m:t>
+                  </m:r>
+                </m:sup>
+              </m:sSup>
+              <m:ctrlPr>
+                <w:rPr>
+                  <w:rFonts w:ascii="Cambria Math" w:eastAsia="Calibri" w:hAnsi="Cambria Math" w:cs="Times New Roman"/>
+                  <w:bCs/>
+                  <w:iCs/>
+                  <w:color w:val="000000" w:themeColor="text1"/>
+                  <w:kern w:val="0"/>
+                  <w:sz w:val="28"/>
+                  <w:szCs w:val="28"/>
+                  <w14:ligatures w14:val="none"/>
+                </w:rPr>
+              </m:ctrlPr>
+            </m:num>
+            <m:den>
+              <m:r>
+                <m:rPr>
+                  <m:sty m:val="p"/>
+                </m:rPr>
+                <w:rPr>
+                  <w:rFonts w:ascii="Cambria Math" w:eastAsia="Calibri" w:hAnsi="Cambria Math" w:cs="Times New Roman"/>
+                  <w:color w:val="000000" w:themeColor="text1"/>
+                  <w:kern w:val="0"/>
+                  <w:sz w:val="28"/>
+                  <w:szCs w:val="28"/>
+                  <w14:ligatures w14:val="none"/>
+                </w:rPr>
+                <m:t>3</m:t>
+              </m:r>
+            </m:den>
+          </m:f>
+          <m:sSubSup>
+            <m:sSubSupPr>
+              <m:ctrlPr>
+                <w:rPr>
+                  <w:rFonts w:ascii="Cambria Math" w:eastAsia="Calibri" w:hAnsi="Cambria Math" w:cs="Times New Roman"/>
+                  <w:bCs/>
+                  <w:iCs/>
+                  <w:color w:val="000000" w:themeColor="text1"/>
+                  <w:kern w:val="0"/>
+                  <w:sz w:val="28"/>
+                  <w:szCs w:val="28"/>
+                  <w:lang w:val="en-US"/>
+                  <w14:ligatures w14:val="none"/>
+                </w:rPr>
+              </m:ctrlPr>
+            </m:sSubSupPr>
+            <m:e>
+              <m:r>
+                <m:rPr>
+                  <m:sty m:val="p"/>
+                </m:rPr>
+                <w:rPr>
+                  <w:rFonts w:ascii="Cambria Math" w:eastAsia="Calibri" w:hAnsi="Cambria Math" w:cs="Times New Roman"/>
+                  <w:color w:val="000000" w:themeColor="text1"/>
+                  <w:kern w:val="0"/>
+                  <w:sz w:val="28"/>
+                  <w:szCs w:val="28"/>
+                  <w:lang w:val="en-US"/>
+                  <w14:ligatures w14:val="none"/>
+                </w:rPr>
+                <m:t>|</m:t>
+              </m:r>
+            </m:e>
+            <m:sub>
+              <m:r>
+                <m:rPr>
+                  <m:sty m:val="p"/>
+                </m:rPr>
+                <w:rPr>
+                  <w:rFonts w:ascii="Cambria Math" w:eastAsia="Calibri" w:hAnsi="Cambria Math" w:cs="Times New Roman"/>
+                  <w:color w:val="000000" w:themeColor="text1"/>
+                  <w:kern w:val="0"/>
+                  <w:sz w:val="28"/>
+                  <w:szCs w:val="28"/>
+                  <w:lang w:val="en-US"/>
+                  <w14:ligatures w14:val="none"/>
+                </w:rPr>
+                <m:t>2</m:t>
+              </m:r>
+            </m:sub>
+            <m:sup>
+              <m:r>
+                <m:rPr>
+                  <m:sty m:val="p"/>
+                </m:rPr>
+                <w:rPr>
+                  <w:rFonts w:ascii="Cambria Math" w:eastAsia="Calibri" w:hAnsi="Cambria Math" w:cs="Times New Roman"/>
+                  <w:color w:val="000000" w:themeColor="text1"/>
+                  <w:kern w:val="0"/>
+                  <w:sz w:val="28"/>
+                  <w:szCs w:val="28"/>
+                  <w:lang w:val="en-US"/>
+                  <w14:ligatures w14:val="none"/>
+                </w:rPr>
+                <m:t>5</m:t>
+              </m:r>
+            </m:sup>
+          </m:sSubSup>
+          <m:r>
+            <m:rPr>
+              <m:sty m:val="p"/>
+            </m:rPr>
+            <w:rPr>
+              <w:rFonts w:ascii="Cambria Math" w:eastAsia="Calibri" w:hAnsi="Cambria Math" w:cs="Times New Roman"/>
+              <w:color w:val="000000" w:themeColor="text1"/>
+              <w:kern w:val="0"/>
+              <w:sz w:val="28"/>
+              <w:szCs w:val="28"/>
+              <w:lang w:val="en-US"/>
+              <w14:ligatures w14:val="none"/>
+            </w:rPr>
+            <m:t>=</m:t>
+          </m:r>
+          <m:f>
+            <m:fPr>
+              <m:ctrlPr>
+                <w:rPr>
+                  <w:rFonts w:ascii="Cambria Math" w:eastAsia="Calibri" w:hAnsi="Cambria Math" w:cs="Times New Roman"/>
+                  <w:bCs/>
+                  <w:iCs/>
+                  <w:color w:val="000000" w:themeColor="text1"/>
+                  <w:kern w:val="0"/>
+                  <w:sz w:val="28"/>
+                  <w:szCs w:val="28"/>
+                  <w:lang w:val="en-US"/>
+                  <w14:ligatures w14:val="none"/>
+                </w:rPr>
+              </m:ctrlPr>
+            </m:fPr>
+            <m:num>
+              <m:r>
+                <m:rPr>
+                  <m:sty m:val="p"/>
+                </m:rPr>
+                <w:rPr>
+                  <w:rFonts w:ascii="Cambria Math" w:eastAsia="Calibri" w:hAnsi="Cambria Math" w:cs="Times New Roman"/>
+                  <w:color w:val="000000" w:themeColor="text1"/>
+                  <w:kern w:val="0"/>
+                  <w:sz w:val="28"/>
+                  <w:szCs w:val="28"/>
+                  <w:lang w:val="en-US"/>
+                  <w14:ligatures w14:val="none"/>
+                </w:rPr>
+                <m:t>125-8</m:t>
+              </m:r>
+              <m:ctrlPr>
+                <w:rPr>
+                  <w:rFonts w:ascii="Cambria Math" w:eastAsia="Calibri" w:hAnsi="Cambria Math" w:cs="Times New Roman"/>
+                  <w:bCs/>
+                  <w:iCs/>
+                  <w:color w:val="000000" w:themeColor="text1"/>
+                  <w:kern w:val="0"/>
+                  <w:sz w:val="28"/>
+                  <w:szCs w:val="28"/>
+                  <w14:ligatures w14:val="none"/>
+                </w:rPr>
+              </m:ctrlPr>
+            </m:num>
+            <m:den>
+              <m:r>
+                <m:rPr>
+                  <m:sty m:val="p"/>
+                </m:rPr>
+                <w:rPr>
+                  <w:rFonts w:ascii="Cambria Math" w:eastAsia="Calibri" w:hAnsi="Cambria Math" w:cs="Times New Roman"/>
+                  <w:color w:val="000000" w:themeColor="text1"/>
+                  <w:kern w:val="0"/>
+                  <w:sz w:val="28"/>
+                  <w:szCs w:val="28"/>
+                  <w14:ligatures w14:val="none"/>
+                </w:rPr>
+                <m:t>3</m:t>
+              </m:r>
+            </m:den>
+          </m:f>
+          <m:r>
+            <m:rPr>
+              <m:sty m:val="p"/>
+            </m:rPr>
+            <w:rPr>
+              <w:rFonts w:ascii="Cambria Math" w:eastAsia="Calibri" w:hAnsi="Cambria Math" w:cs="Times New Roman"/>
+              <w:color w:val="000000" w:themeColor="text1"/>
+              <w:kern w:val="0"/>
+              <w:sz w:val="28"/>
+              <w:szCs w:val="28"/>
+              <w:lang w:val="en-US"/>
+              <w14:ligatures w14:val="none"/>
+            </w:rPr>
+            <m:t>=3</m:t>
+          </m:r>
+          <m:r>
+            <m:rPr>
+              <m:sty m:val="p"/>
+            </m:rPr>
+            <w:rPr>
+              <w:rFonts w:ascii="Cambria Math" w:eastAsia="Calibri" w:hAnsi="Cambria Math" w:cs="Times New Roman"/>
+              <w:color w:val="000000" w:themeColor="text1"/>
+              <w:kern w:val="0"/>
+              <w:sz w:val="28"/>
+              <w:szCs w:val="28"/>
+              <w:lang w:val="en-US"/>
+              <w14:ligatures w14:val="none"/>
+            </w:rPr>
+            <m:t>9</m:t>
+          </m:r>
+        </m:oMath>
+      </m:oMathPara>
+    </w:p>
+    <w:p>
+      <w:pPr>
+        <w:spacing w:before="100" w:beforeAutospacing="1" w:after="100" w:afterAutospacing="1" w:line="360" w:lineRule="auto"/>
+        <w:contextualSpacing/>
+        <w:rPr>
+          <w:rFonts w:ascii="Times New Roman" w:eastAsia="Calibri" w:hAnsi="Times New Roman" w:cs="Times New Roman"/>
+          <w:bCs/>
+          <w:iCs/>
+          <w:color w:val="000000" w:themeColor="text1"/>
+          <w:kern w:val="0"/>
+          <w:sz w:val="28"/>
+          <w:szCs w:val="28"/>
+          <w:lang w:val="en-US"/>
+          <w14:ligatures w14:val="none"/>
+        </w:rPr>
+      </w:pPr>
+    </w:p>
+    <w:p>
+      <w:pPr>
+        <w:spacing w:before="100" w:beforeAutospacing="1" w:after="100" w:afterAutospacing="1" w:line="360" w:lineRule="auto"/>
+        <w:contextualSpacing/>
+        <w:rPr>
+          <w:rFonts w:ascii="Times New Roman" w:eastAsia="Calibri" w:hAnsi="Times New Roman" w:cs="Times New Roman"/>
+          <w:bCs/>
+          <w:iCs/>
+          <w:color w:val="000000" w:themeColor="text1"/>
+          <w:kern w:val="0"/>
+          <w:sz w:val="28"/>
+          <w:szCs w:val="28"/>
+          <w:lang w:val="en-US"/>
+          <w14:ligatures w14:val="none"/>
+        </w:rPr>
+      </w:pPr>
       <w:r>
         <w:rPr>
           <w:rFonts w:ascii="Times New Roman" w:eastAsia="Calibri" w:hAnsi="Times New Roman" w:cs="Times New Roman"/>
@@ -6889,9 +6944,9 @@
     <w:rsid w:val="003210A5"/>
     <w:rsid w:val="004D26F1"/>
     <w:rsid w:val="006878B5"/>
-    <w:rsid w:val="007743B5"/>
     <w:rsid w:val="00AF1E5C"/>
     <w:rsid w:val="00D50675"/>
+    <w:rsid w:val="00E21C96"/>
   </w:rsids>
   <m:mathPr>
     <m:mathFont m:val="Cambria Math"/>

--- a/docs/lab-2/report.docx
+++ b/docs/lab-2/report.docx
@@ -641,12 +641,6 @@
           <w:docPartUnique/>
         </w:docPartObj>
       </w:sdtPr>
-      <w:sdtEndPr>
-        <w:rPr>
-          <w:b/>
-          <w:bCs/>
-        </w:rPr>
-      </w:sdtEndPr>
       <w:sdtContent>
         <w:p>
           <w:pPr>
@@ -702,7 +696,7 @@
             </w:rPr>
             <w:fldChar w:fldCharType="separate"/>
           </w:r>
-          <w:hyperlink w:anchor="_Toc225122021" w:history="1">
+          <w:hyperlink w:anchor="_Toc228839569" w:history="1">
             <w:r>
               <w:rPr>
                 <w:rStyle w:val="ad"/>
@@ -741,7 +735,7 @@
                 <w:sz w:val="28"/>
                 <w:szCs w:val="28"/>
               </w:rPr>
-              <w:instrText xml:space="preserve"> PAGEREF _Toc225122021 \h </w:instrText>
+              <w:instrText xml:space="preserve"> PAGEREF _Toc228839569 \h </w:instrText>
             </w:r>
             <w:r>
               <w:rPr>
@@ -798,7 +792,7 @@
               <w:lang w:eastAsia="ru-RU"/>
             </w:rPr>
           </w:pPr>
-          <w:hyperlink w:anchor="_Toc225122022" w:history="1">
+          <w:hyperlink w:anchor="_Toc228839570" w:history="1">
             <w:r>
               <w:rPr>
                 <w:rStyle w:val="ad"/>
@@ -807,7 +801,7 @@
                 <w:sz w:val="28"/>
                 <w:szCs w:val="28"/>
               </w:rPr>
-              <w:t>Используемые формулы</w:t>
+              <w:t>Задание</w:t>
             </w:r>
             <w:r>
               <w:rPr>
@@ -837,7 +831,7 @@
                 <w:sz w:val="28"/>
                 <w:szCs w:val="28"/>
               </w:rPr>
-              <w:instrText xml:space="preserve"> PAGEREF _Toc225122022 \h </w:instrText>
+              <w:instrText xml:space="preserve"> PAGEREF _Toc228839570 \h </w:instrText>
             </w:r>
             <w:r>
               <w:rPr>
@@ -894,7 +888,7 @@
               <w:lang w:eastAsia="ru-RU"/>
             </w:rPr>
           </w:pPr>
-          <w:hyperlink w:anchor="_Toc225122023" w:history="1">
+          <w:hyperlink w:anchor="_Toc228839571" w:history="1">
             <w:r>
               <w:rPr>
                 <w:rStyle w:val="ad"/>
@@ -903,7 +897,7 @@
                 <w:sz w:val="28"/>
                 <w:szCs w:val="28"/>
               </w:rPr>
-              <w:t>Шаги алгоритма</w:t>
+              <w:t>Ход работы</w:t>
             </w:r>
             <w:r>
               <w:rPr>
@@ -933,7 +927,7 @@
                 <w:sz w:val="28"/>
                 <w:szCs w:val="28"/>
               </w:rPr>
-              <w:instrText xml:space="preserve"> PAGEREF _Toc225122023 \h </w:instrText>
+              <w:instrText xml:space="preserve"> PAGEREF _Toc228839571 \h </w:instrText>
             </w:r>
             <w:r>
               <w:rPr>
@@ -962,7 +956,7 @@
                 <w:sz w:val="28"/>
                 <w:szCs w:val="28"/>
               </w:rPr>
-              <w:t>6</w:t>
+              <w:t>5</w:t>
             </w:r>
             <w:r>
               <w:rPr>
@@ -990,7 +984,7 @@
               <w:lang w:eastAsia="ru-RU"/>
             </w:rPr>
           </w:pPr>
-          <w:hyperlink w:anchor="_Toc225122024" w:history="1">
+          <w:hyperlink w:anchor="_Toc228839572" w:history="1">
             <w:r>
               <w:rPr>
                 <w:rStyle w:val="ad"/>
@@ -999,7 +993,7 @@
                 <w:sz w:val="28"/>
                 <w:szCs w:val="28"/>
               </w:rPr>
-              <w:t>Программа для расчета яркости</w:t>
+              <w:t>Программа для расчета интегралов</w:t>
             </w:r>
             <w:r>
               <w:rPr>
@@ -1029,7 +1023,7 @@
                 <w:sz w:val="28"/>
                 <w:szCs w:val="28"/>
               </w:rPr>
-              <w:instrText xml:space="preserve"> PAGEREF _Toc225122024 \h </w:instrText>
+              <w:instrText xml:space="preserve"> PAGEREF _Toc228839572 \h </w:instrText>
             </w:r>
             <w:r>
               <w:rPr>
@@ -1058,7 +1052,7 @@
                 <w:sz w:val="28"/>
                 <w:szCs w:val="28"/>
               </w:rPr>
-              <w:t>8</w:t>
+              <w:t>10</w:t>
             </w:r>
             <w:r>
               <w:rPr>
@@ -1086,7 +1080,7 @@
               <w:lang w:eastAsia="ru-RU"/>
             </w:rPr>
           </w:pPr>
-          <w:hyperlink w:anchor="_Toc225122025" w:history="1">
+          <w:hyperlink w:anchor="_Toc228839573" w:history="1">
             <w:r>
               <w:rPr>
                 <w:rStyle w:val="ad"/>
@@ -1094,9 +1088,8 @@
                 <w:noProof/>
                 <w:sz w:val="28"/>
                 <w:szCs w:val="28"/>
-                <w:lang w:eastAsia="ru-RU"/>
-              </w:rPr>
-              <w:t>Пример входных данных и результаты</w:t>
+              </w:rPr>
+              <w:t>Вывод</w:t>
             </w:r>
             <w:r>
               <w:rPr>
@@ -1126,7 +1119,7 @@
                 <w:sz w:val="28"/>
                 <w:szCs w:val="28"/>
               </w:rPr>
-              <w:instrText xml:space="preserve"> PAGEREF _Toc225122025 \h </w:instrText>
+              <w:instrText xml:space="preserve"> PAGEREF _Toc228839573 \h </w:instrText>
             </w:r>
             <w:r>
               <w:rPr>
@@ -1155,7 +1148,7 @@
                 <w:sz w:val="28"/>
                 <w:szCs w:val="28"/>
               </w:rPr>
-              <w:t>9</w:t>
+              <w:t>11</w:t>
             </w:r>
             <w:r>
               <w:rPr>
@@ -1183,7 +1176,7 @@
               <w:lang w:eastAsia="ru-RU"/>
             </w:rPr>
           </w:pPr>
-          <w:hyperlink w:anchor="_Toc225122026" w:history="1">
+          <w:hyperlink w:anchor="_Toc228839574" w:history="1">
             <w:r>
               <w:rPr>
                 <w:rStyle w:val="ad"/>
@@ -1192,7 +1185,7 @@
                 <w:sz w:val="28"/>
                 <w:szCs w:val="28"/>
               </w:rPr>
-              <w:t>Вывод</w:t>
+              <w:t>Используемая литература</w:t>
             </w:r>
             <w:r>
               <w:rPr>
@@ -1222,7 +1215,7 @@
                 <w:sz w:val="28"/>
                 <w:szCs w:val="28"/>
               </w:rPr>
-              <w:instrText xml:space="preserve"> PAGEREF _Toc225122026 \h </w:instrText>
+              <w:instrText xml:space="preserve"> PAGEREF _Toc228839574 \h </w:instrText>
             </w:r>
             <w:r>
               <w:rPr>
@@ -1252,102 +1245,6 @@
                 <w:szCs w:val="28"/>
               </w:rPr>
               <w:t>12</w:t>
-            </w:r>
-            <w:r>
-              <w:rPr>
-                <w:rFonts w:ascii="Times New Roman" w:hAnsi="Times New Roman" w:cs="Times New Roman"/>
-                <w:noProof/>
-                <w:webHidden/>
-                <w:sz w:val="28"/>
-                <w:szCs w:val="28"/>
-              </w:rPr>
-              <w:fldChar w:fldCharType="end"/>
-            </w:r>
-          </w:hyperlink>
-        </w:p>
-        <w:p>
-          <w:pPr>
-            <w:pStyle w:val="11"/>
-            <w:tabs>
-              <w:tab w:val="right" w:leader="dot" w:pos="9679"/>
-            </w:tabs>
-            <w:rPr>
-              <w:rFonts w:ascii="Times New Roman" w:eastAsiaTheme="minorEastAsia" w:hAnsi="Times New Roman" w:cs="Times New Roman"/>
-              <w:noProof/>
-              <w:sz w:val="28"/>
-              <w:szCs w:val="28"/>
-              <w:lang w:eastAsia="ru-RU"/>
-            </w:rPr>
-          </w:pPr>
-          <w:hyperlink w:anchor="_Toc225122027" w:history="1">
-            <w:r>
-              <w:rPr>
-                <w:rStyle w:val="ad"/>
-                <w:rFonts w:ascii="Times New Roman" w:eastAsia="Calibri" w:hAnsi="Times New Roman" w:cs="Times New Roman"/>
-                <w:noProof/>
-                <w:sz w:val="28"/>
-                <w:szCs w:val="28"/>
-              </w:rPr>
-              <w:t>Используемая литература</w:t>
-            </w:r>
-            <w:r>
-              <w:rPr>
-                <w:rFonts w:ascii="Times New Roman" w:hAnsi="Times New Roman" w:cs="Times New Roman"/>
-                <w:noProof/>
-                <w:webHidden/>
-                <w:sz w:val="28"/>
-                <w:szCs w:val="28"/>
-              </w:rPr>
-              <w:tab/>
-            </w:r>
-            <w:r>
-              <w:rPr>
-                <w:rFonts w:ascii="Times New Roman" w:hAnsi="Times New Roman" w:cs="Times New Roman"/>
-                <w:noProof/>
-                <w:webHidden/>
-                <w:sz w:val="28"/>
-                <w:szCs w:val="28"/>
-              </w:rPr>
-              <w:fldChar w:fldCharType="begin"/>
-            </w:r>
-            <w:r>
-              <w:rPr>
-                <w:rFonts w:ascii="Times New Roman" w:hAnsi="Times New Roman" w:cs="Times New Roman"/>
-                <w:noProof/>
-                <w:webHidden/>
-                <w:sz w:val="28"/>
-                <w:szCs w:val="28"/>
-              </w:rPr>
-              <w:instrText xml:space="preserve"> PAGEREF _Toc225122027 \h </w:instrText>
-            </w:r>
-            <w:r>
-              <w:rPr>
-                <w:rFonts w:ascii="Times New Roman" w:hAnsi="Times New Roman" w:cs="Times New Roman"/>
-                <w:noProof/>
-                <w:webHidden/>
-                <w:sz w:val="28"/>
-                <w:szCs w:val="28"/>
-              </w:rPr>
-            </w:r>
-            <w:r>
-              <w:rPr>
-                <w:rFonts w:ascii="Times New Roman" w:hAnsi="Times New Roman" w:cs="Times New Roman"/>
-                <w:noProof/>
-                <w:webHidden/>
-                <w:sz w:val="28"/>
-                <w:szCs w:val="28"/>
-              </w:rPr>
-              <w:fldChar w:fldCharType="separate"/>
-            </w:r>
-            <w:r>
-              <w:rPr>
-                <w:rFonts w:ascii="Times New Roman" w:hAnsi="Times New Roman" w:cs="Times New Roman"/>
-                <w:noProof/>
-                <w:webHidden/>
-                <w:sz w:val="28"/>
-                <w:szCs w:val="28"/>
-              </w:rPr>
-              <w:t>13</w:t>
             </w:r>
             <w:r>
               <w:rPr>
@@ -1375,8 +1272,6 @@
           <w:r>
             <w:rPr>
               <w:rFonts w:ascii="Times New Roman" w:hAnsi="Times New Roman" w:cs="Times New Roman"/>
-              <w:b/>
-              <w:bCs/>
               <w:color w:val="000000" w:themeColor="text1"/>
               <w:sz w:val="28"/>
               <w:szCs w:val="28"/>
@@ -1392,7 +1287,6 @@
         <w:contextualSpacing/>
         <w:rPr>
           <w:rFonts w:ascii="Times New Roman" w:eastAsia="Calibri" w:hAnsi="Times New Roman" w:cs="Times New Roman"/>
-          <w:b/>
           <w:color w:val="000000" w:themeColor="text1"/>
           <w:kern w:val="0"/>
           <w:sz w:val="28"/>
@@ -1403,7 +1297,6 @@
       <w:r>
         <w:rPr>
           <w:rFonts w:ascii="Times New Roman" w:eastAsia="Calibri" w:hAnsi="Times New Roman" w:cs="Times New Roman"/>
-          <w:b/>
           <w:color w:val="000000" w:themeColor="text1"/>
           <w:kern w:val="0"/>
           <w:sz w:val="28"/>
@@ -1427,7 +1320,7 @@
           <w:szCs w:val="32"/>
         </w:rPr>
       </w:pPr>
-      <w:bookmarkStart w:id="0" w:name="_Toc225122021"/>
+      <w:bookmarkStart w:id="0" w:name="_Toc228839569"/>
       <w:r>
         <w:rPr>
           <w:rFonts w:ascii="Times New Roman" w:eastAsia="Calibri" w:hAnsi="Times New Roman" w:cs="Times New Roman"/>
@@ -1491,6 +1384,7 @@
           <w:szCs w:val="32"/>
         </w:rPr>
       </w:pPr>
+      <w:bookmarkStart w:id="1" w:name="_Toc228839570"/>
       <w:r>
         <w:rPr>
           <w:rFonts w:ascii="Times New Roman" w:eastAsia="Calibri" w:hAnsi="Times New Roman" w:cs="Times New Roman"/>
@@ -1503,6 +1397,7 @@
         <w:lastRenderedPageBreak/>
         <w:t>Задание</w:t>
       </w:r>
+      <w:bookmarkEnd w:id="1"/>
     </w:p>
     <w:p>
       <w:pPr>
@@ -4305,6 +4200,7 @@
           <w:szCs w:val="32"/>
         </w:rPr>
       </w:pPr>
+      <w:bookmarkStart w:id="2" w:name="_Toc228839571"/>
       <w:r>
         <w:rPr>
           <w:rFonts w:ascii="Times New Roman" w:eastAsia="Calibri" w:hAnsi="Times New Roman" w:cs="Times New Roman"/>
@@ -4317,6 +4213,7 @@
         <w:lastRenderedPageBreak/>
         <w:t>Ход работы</w:t>
       </w:r>
+      <w:bookmarkEnd w:id="2"/>
     </w:p>
     <w:p>
       <w:pPr>
@@ -4738,22 +4635,7 @@
               <w:lang w:val="en-US"/>
               <w14:ligatures w14:val="none"/>
             </w:rPr>
-            <m:t>=3</m:t>
-          </m:r>
-          <m:r>
-            <m:rPr>
-              <m:sty m:val="p"/>
-            </m:rPr>
-            <w:rPr>
-              <w:rFonts w:ascii="Cambria Math" w:eastAsia="Calibri" w:hAnsi="Cambria Math" w:cs="Times New Roman"/>
-              <w:color w:val="000000" w:themeColor="text1"/>
-              <w:kern w:val="0"/>
-              <w:sz w:val="28"/>
-              <w:szCs w:val="28"/>
-              <w:lang w:val="en-US"/>
-              <w14:ligatures w14:val="none"/>
-            </w:rPr>
-            <m:t>9</m:t>
+            <m:t>=39</m:t>
           </m:r>
         </m:oMath>
       </m:oMathPara>
@@ -4787,7 +4669,5621 @@
           <w:kern w:val="0"/>
           <w:sz w:val="28"/>
           <w:szCs w:val="28"/>
+          <w14:ligatures w14:val="none"/>
+        </w:rPr>
+      </w:pPr>
+    </w:p>
+    <w:p>
+      <w:pPr>
+        <w:rPr>
+          <w:rFonts w:ascii="Times New Roman" w:eastAsia="Calibri" w:hAnsi="Times New Roman" w:cs="Times New Roman"/>
+          <w:bCs/>
+          <w:iCs/>
+          <w:color w:val="000000" w:themeColor="text1"/>
+          <w:kern w:val="0"/>
+          <w:sz w:val="28"/>
+          <w:szCs w:val="28"/>
+          <w14:ligatures w14:val="none"/>
+        </w:rPr>
+      </w:pPr>
+      <w:r>
+        <w:rPr>
+          <w:rFonts w:ascii="Times New Roman" w:eastAsia="Calibri" w:hAnsi="Times New Roman" w:cs="Times New Roman"/>
+          <w:bCs/>
+          <w:iCs/>
+          <w:color w:val="000000" w:themeColor="text1"/>
+          <w:kern w:val="0"/>
+          <w:sz w:val="28"/>
+          <w:szCs w:val="28"/>
+          <w14:ligatures w14:val="none"/>
+        </w:rPr>
+        <w:br w:type="page"/>
+      </w:r>
+    </w:p>
+    <w:p>
+      <w:pPr>
+        <w:spacing w:before="100" w:beforeAutospacing="1" w:after="100" w:afterAutospacing="1" w:line="360" w:lineRule="auto"/>
+        <w:contextualSpacing/>
+        <w:rPr>
+          <w:rFonts w:ascii="Times New Roman" w:eastAsia="Calibri" w:hAnsi="Times New Roman" w:cs="Times New Roman"/>
+          <w:bCs/>
+          <w:iCs/>
+          <w:color w:val="000000" w:themeColor="text1"/>
+          <w:kern w:val="0"/>
+          <w:sz w:val="28"/>
+          <w:szCs w:val="28"/>
+          <w14:ligatures w14:val="none"/>
+        </w:rPr>
+      </w:pPr>
+      <w:r>
+        <w:rPr>
+          <w:rFonts w:ascii="Times New Roman" w:eastAsia="Calibri" w:hAnsi="Times New Roman" w:cs="Times New Roman"/>
+          <w:bCs/>
+          <w:iCs/>
+          <w:color w:val="000000" w:themeColor="text1"/>
+          <w:kern w:val="0"/>
+          <w:sz w:val="28"/>
+          <w:szCs w:val="28"/>
+          <w14:ligatures w14:val="none"/>
+        </w:rPr>
+        <w:lastRenderedPageBreak/>
+        <w:t xml:space="preserve">Таблица для </w:t>
+      </w:r>
+      <w:r>
+        <w:rPr>
+          <w:rFonts w:ascii="Times New Roman" w:eastAsia="Calibri" w:hAnsi="Times New Roman" w:cs="Times New Roman"/>
+          <w:bCs/>
+          <w:iCs/>
+          <w:color w:val="000000" w:themeColor="text1"/>
+          <w:kern w:val="0"/>
+          <w:sz w:val="28"/>
+          <w:szCs w:val="28"/>
           <w:lang w:val="en-US"/>
+          <w14:ligatures w14:val="none"/>
+        </w:rPr>
+        <w:t>N = 100.</w:t>
+      </w:r>
+      <w:r>
+        <w:rPr>
+          <w:rFonts w:ascii="Times New Roman" w:eastAsia="Calibri" w:hAnsi="Times New Roman" w:cs="Times New Roman"/>
+          <w:bCs/>
+          <w:iCs/>
+          <w:color w:val="000000" w:themeColor="text1"/>
+          <w:kern w:val="0"/>
+          <w:sz w:val="28"/>
+          <w:szCs w:val="28"/>
+          <w:lang w:val="en-US"/>
+          <w14:ligatures w14:val="none"/>
+        </w:rPr>
+        <w:br/>
+      </w:r>
+      <w:r>
+        <w:rPr>
+          <w:rFonts w:ascii="Times New Roman" w:eastAsia="Calibri" w:hAnsi="Times New Roman" w:cs="Times New Roman"/>
+          <w:bCs/>
+          <w:iCs/>
+          <w:color w:val="000000" w:themeColor="text1"/>
+          <w:kern w:val="0"/>
+          <w:sz w:val="28"/>
+          <w:szCs w:val="28"/>
+          <w14:ligatures w14:val="none"/>
+        </w:rPr>
+        <w:t xml:space="preserve">Оценка погрешности = </w:t>
+      </w:r>
+      <w:r>
+        <w:rPr>
+          <w:rFonts w:ascii="Times New Roman" w:eastAsia="Calibri" w:hAnsi="Times New Roman" w:cs="Times New Roman"/>
+          <w:bCs/>
+          <w:iCs/>
+          <w:color w:val="000000" w:themeColor="text1"/>
+          <w:kern w:val="0"/>
+          <w:sz w:val="28"/>
+          <w:szCs w:val="28"/>
+          <w14:ligatures w14:val="none"/>
+        </w:rPr>
+        <w:t>3.900000</w:t>
+      </w:r>
+    </w:p>
+    <w:tbl>
+      <w:tblPr>
+        <w:tblStyle w:val="ac"/>
+        <w:tblW w:w="0" w:type="auto"/>
+        <w:tblLook w:val="04A0" w:firstRow="1" w:lastRow="0" w:firstColumn="1" w:lastColumn="0" w:noHBand="0" w:noVBand="1"/>
+      </w:tblPr>
+      <w:tblGrid>
+        <w:gridCol w:w="3100"/>
+        <w:gridCol w:w="2360"/>
+        <w:gridCol w:w="2440"/>
+      </w:tblGrid>
+      <w:tr>
+        <w:trPr>
+          <w:trHeight w:val="288"/>
+        </w:trPr>
+        <w:tc>
+          <w:tcPr>
+            <w:tcW w:w="3100" w:type="dxa"/>
+            <w:noWrap/>
+            <w:hideMark/>
+          </w:tcPr>
+          <w:p>
+            <w:pPr>
+              <w:spacing w:before="100" w:beforeAutospacing="1" w:after="100" w:afterAutospacing="1" w:line="360" w:lineRule="auto"/>
+              <w:contextualSpacing/>
+              <w:rPr>
+                <w:rFonts w:ascii="Times New Roman" w:eastAsia="Calibri" w:hAnsi="Times New Roman" w:cs="Times New Roman"/>
+                <w:bCs/>
+                <w:iCs/>
+                <w:color w:val="000000" w:themeColor="text1"/>
+                <w:sz w:val="28"/>
+                <w:szCs w:val="28"/>
+              </w:rPr>
+            </w:pPr>
+            <w:r>
+              <w:rPr>
+                <w:rFonts w:ascii="Times New Roman" w:eastAsia="Calibri" w:hAnsi="Times New Roman" w:cs="Times New Roman"/>
+                <w:bCs/>
+                <w:iCs/>
+                <w:color w:val="000000" w:themeColor="text1"/>
+                <w:sz w:val="28"/>
+                <w:szCs w:val="28"/>
+              </w:rPr>
+              <w:t>Метод</w:t>
+            </w:r>
+          </w:p>
+        </w:tc>
+        <w:tc>
+          <w:tcPr>
+            <w:tcW w:w="2360" w:type="dxa"/>
+            <w:noWrap/>
+            <w:hideMark/>
+          </w:tcPr>
+          <w:p>
+            <w:pPr>
+              <w:spacing w:before="100" w:beforeAutospacing="1" w:after="100" w:afterAutospacing="1" w:line="360" w:lineRule="auto"/>
+              <w:contextualSpacing/>
+              <w:rPr>
+                <w:rFonts w:ascii="Times New Roman" w:eastAsia="Calibri" w:hAnsi="Times New Roman" w:cs="Times New Roman"/>
+                <w:bCs/>
+                <w:iCs/>
+                <w:color w:val="000000" w:themeColor="text1"/>
+                <w:sz w:val="28"/>
+                <w:szCs w:val="28"/>
+              </w:rPr>
+            </w:pPr>
+            <w:r>
+              <w:rPr>
+                <w:rFonts w:ascii="Times New Roman" w:eastAsia="Calibri" w:hAnsi="Times New Roman" w:cs="Times New Roman"/>
+                <w:bCs/>
+                <w:iCs/>
+                <w:color w:val="000000" w:themeColor="text1"/>
+                <w:sz w:val="28"/>
+                <w:szCs w:val="28"/>
+              </w:rPr>
+              <w:t>Оценка</w:t>
+            </w:r>
+          </w:p>
+        </w:tc>
+        <w:tc>
+          <w:tcPr>
+            <w:tcW w:w="2440" w:type="dxa"/>
+            <w:noWrap/>
+            <w:hideMark/>
+          </w:tcPr>
+          <w:p>
+            <w:pPr>
+              <w:spacing w:before="100" w:beforeAutospacing="1" w:after="100" w:afterAutospacing="1" w:line="360" w:lineRule="auto"/>
+              <w:contextualSpacing/>
+              <w:rPr>
+                <w:rFonts w:ascii="Times New Roman" w:eastAsia="Calibri" w:hAnsi="Times New Roman" w:cs="Times New Roman"/>
+                <w:bCs/>
+                <w:iCs/>
+                <w:color w:val="000000" w:themeColor="text1"/>
+                <w:sz w:val="28"/>
+                <w:szCs w:val="28"/>
+              </w:rPr>
+            </w:pPr>
+            <w:r>
+              <w:rPr>
+                <w:rFonts w:ascii="Times New Roman" w:eastAsia="Calibri" w:hAnsi="Times New Roman" w:cs="Times New Roman"/>
+                <w:bCs/>
+                <w:iCs/>
+                <w:color w:val="000000" w:themeColor="text1"/>
+                <w:sz w:val="28"/>
+                <w:szCs w:val="28"/>
+              </w:rPr>
+              <w:t>Ошибка</w:t>
+            </w:r>
+          </w:p>
+        </w:tc>
+      </w:tr>
+      <w:tr>
+        <w:trPr>
+          <w:trHeight w:val="288"/>
+        </w:trPr>
+        <w:tc>
+          <w:tcPr>
+            <w:tcW w:w="3100" w:type="dxa"/>
+            <w:noWrap/>
+            <w:hideMark/>
+          </w:tcPr>
+          <w:p>
+            <w:pPr>
+              <w:spacing w:before="100" w:beforeAutospacing="1" w:after="100" w:afterAutospacing="1" w:line="360" w:lineRule="auto"/>
+              <w:contextualSpacing/>
+              <w:rPr>
+                <w:rFonts w:ascii="Times New Roman" w:eastAsia="Calibri" w:hAnsi="Times New Roman" w:cs="Times New Roman"/>
+                <w:bCs/>
+                <w:iCs/>
+                <w:color w:val="000000" w:themeColor="text1"/>
+                <w:sz w:val="28"/>
+                <w:szCs w:val="28"/>
+              </w:rPr>
+            </w:pPr>
+            <w:r>
+              <w:rPr>
+                <w:rFonts w:ascii="Times New Roman" w:eastAsia="Calibri" w:hAnsi="Times New Roman" w:cs="Times New Roman"/>
+                <w:bCs/>
+                <w:iCs/>
+                <w:color w:val="000000" w:themeColor="text1"/>
+                <w:sz w:val="28"/>
+                <w:szCs w:val="28"/>
+              </w:rPr>
+              <w:t>Простой МК</w:t>
+            </w:r>
+          </w:p>
+        </w:tc>
+        <w:tc>
+          <w:tcPr>
+            <w:tcW w:w="2360" w:type="dxa"/>
+            <w:noWrap/>
+            <w:hideMark/>
+          </w:tcPr>
+          <w:p>
+            <w:pPr>
+              <w:spacing w:before="100" w:beforeAutospacing="1" w:after="100" w:afterAutospacing="1" w:line="360" w:lineRule="auto"/>
+              <w:contextualSpacing/>
+              <w:rPr>
+                <w:rFonts w:ascii="Times New Roman" w:eastAsia="Calibri" w:hAnsi="Times New Roman" w:cs="Times New Roman"/>
+                <w:bCs/>
+                <w:iCs/>
+                <w:color w:val="000000" w:themeColor="text1"/>
+                <w:sz w:val="28"/>
+                <w:szCs w:val="28"/>
+              </w:rPr>
+            </w:pPr>
+            <w:r>
+              <w:rPr>
+                <w:rFonts w:ascii="Times New Roman" w:eastAsia="Calibri" w:hAnsi="Times New Roman" w:cs="Times New Roman"/>
+                <w:bCs/>
+                <w:iCs/>
+                <w:color w:val="000000" w:themeColor="text1"/>
+                <w:sz w:val="28"/>
+                <w:szCs w:val="28"/>
+              </w:rPr>
+              <w:t>37.39893058</w:t>
+            </w:r>
+          </w:p>
+        </w:tc>
+        <w:tc>
+          <w:tcPr>
+            <w:tcW w:w="2440" w:type="dxa"/>
+            <w:noWrap/>
+            <w:hideMark/>
+          </w:tcPr>
+          <w:p>
+            <w:pPr>
+              <w:spacing w:before="100" w:beforeAutospacing="1" w:after="100" w:afterAutospacing="1" w:line="360" w:lineRule="auto"/>
+              <w:contextualSpacing/>
+              <w:rPr>
+                <w:rFonts w:ascii="Times New Roman" w:eastAsia="Calibri" w:hAnsi="Times New Roman" w:cs="Times New Roman"/>
+                <w:bCs/>
+                <w:iCs/>
+                <w:color w:val="000000" w:themeColor="text1"/>
+                <w:sz w:val="28"/>
+                <w:szCs w:val="28"/>
+              </w:rPr>
+            </w:pPr>
+            <w:r>
+              <w:rPr>
+                <w:rFonts w:ascii="Times New Roman" w:eastAsia="Calibri" w:hAnsi="Times New Roman" w:cs="Times New Roman"/>
+                <w:bCs/>
+                <w:iCs/>
+                <w:color w:val="000000" w:themeColor="text1"/>
+                <w:sz w:val="28"/>
+                <w:szCs w:val="28"/>
+              </w:rPr>
+              <w:t>1.60106942</w:t>
+            </w:r>
+          </w:p>
+        </w:tc>
+      </w:tr>
+      <w:tr>
+        <w:trPr>
+          <w:trHeight w:val="288"/>
+        </w:trPr>
+        <w:tc>
+          <w:tcPr>
+            <w:tcW w:w="3100" w:type="dxa"/>
+            <w:noWrap/>
+            <w:hideMark/>
+          </w:tcPr>
+          <w:p>
+            <w:pPr>
+              <w:spacing w:before="100" w:beforeAutospacing="1" w:after="100" w:afterAutospacing="1" w:line="360" w:lineRule="auto"/>
+              <w:contextualSpacing/>
+              <w:rPr>
+                <w:rFonts w:ascii="Times New Roman" w:eastAsia="Calibri" w:hAnsi="Times New Roman" w:cs="Times New Roman"/>
+                <w:bCs/>
+                <w:iCs/>
+                <w:color w:val="000000" w:themeColor="text1"/>
+                <w:sz w:val="28"/>
+                <w:szCs w:val="28"/>
+              </w:rPr>
+            </w:pPr>
+            <w:r>
+              <w:rPr>
+                <w:rFonts w:ascii="Times New Roman" w:eastAsia="Calibri" w:hAnsi="Times New Roman" w:cs="Times New Roman"/>
+                <w:bCs/>
+                <w:iCs/>
+                <w:color w:val="000000" w:themeColor="text1"/>
+                <w:sz w:val="28"/>
+                <w:szCs w:val="28"/>
+              </w:rPr>
+              <w:t>МК со стратификацией (шаг=1)</w:t>
+            </w:r>
+          </w:p>
+        </w:tc>
+        <w:tc>
+          <w:tcPr>
+            <w:tcW w:w="2360" w:type="dxa"/>
+            <w:noWrap/>
+            <w:hideMark/>
+          </w:tcPr>
+          <w:p>
+            <w:pPr>
+              <w:spacing w:before="100" w:beforeAutospacing="1" w:after="100" w:afterAutospacing="1" w:line="360" w:lineRule="auto"/>
+              <w:contextualSpacing/>
+              <w:rPr>
+                <w:rFonts w:ascii="Times New Roman" w:eastAsia="Calibri" w:hAnsi="Times New Roman" w:cs="Times New Roman"/>
+                <w:bCs/>
+                <w:iCs/>
+                <w:color w:val="000000" w:themeColor="text1"/>
+                <w:sz w:val="28"/>
+                <w:szCs w:val="28"/>
+              </w:rPr>
+            </w:pPr>
+            <w:r>
+              <w:rPr>
+                <w:rFonts w:ascii="Times New Roman" w:eastAsia="Calibri" w:hAnsi="Times New Roman" w:cs="Times New Roman"/>
+                <w:bCs/>
+                <w:iCs/>
+                <w:color w:val="000000" w:themeColor="text1"/>
+                <w:sz w:val="28"/>
+                <w:szCs w:val="28"/>
+              </w:rPr>
+              <w:t>39.54728999</w:t>
+            </w:r>
+          </w:p>
+        </w:tc>
+        <w:tc>
+          <w:tcPr>
+            <w:tcW w:w="2440" w:type="dxa"/>
+            <w:noWrap/>
+            <w:hideMark/>
+          </w:tcPr>
+          <w:p>
+            <w:pPr>
+              <w:spacing w:before="100" w:beforeAutospacing="1" w:after="100" w:afterAutospacing="1" w:line="360" w:lineRule="auto"/>
+              <w:contextualSpacing/>
+              <w:rPr>
+                <w:rFonts w:ascii="Times New Roman" w:eastAsia="Calibri" w:hAnsi="Times New Roman" w:cs="Times New Roman"/>
+                <w:bCs/>
+                <w:iCs/>
+                <w:color w:val="000000" w:themeColor="text1"/>
+                <w:sz w:val="28"/>
+                <w:szCs w:val="28"/>
+              </w:rPr>
+            </w:pPr>
+            <w:r>
+              <w:rPr>
+                <w:rFonts w:ascii="Times New Roman" w:eastAsia="Calibri" w:hAnsi="Times New Roman" w:cs="Times New Roman"/>
+                <w:bCs/>
+                <w:iCs/>
+                <w:color w:val="000000" w:themeColor="text1"/>
+                <w:sz w:val="28"/>
+                <w:szCs w:val="28"/>
+              </w:rPr>
+              <w:t>0.54728999</w:t>
+            </w:r>
+          </w:p>
+        </w:tc>
+      </w:tr>
+      <w:tr>
+        <w:trPr>
+          <w:trHeight w:val="288"/>
+        </w:trPr>
+        <w:tc>
+          <w:tcPr>
+            <w:tcW w:w="3100" w:type="dxa"/>
+            <w:noWrap/>
+            <w:hideMark/>
+          </w:tcPr>
+          <w:p>
+            <w:pPr>
+              <w:spacing w:before="100" w:beforeAutospacing="1" w:after="100" w:afterAutospacing="1" w:line="360" w:lineRule="auto"/>
+              <w:contextualSpacing/>
+              <w:rPr>
+                <w:rFonts w:ascii="Times New Roman" w:eastAsia="Calibri" w:hAnsi="Times New Roman" w:cs="Times New Roman"/>
+                <w:bCs/>
+                <w:iCs/>
+                <w:color w:val="000000" w:themeColor="text1"/>
+                <w:sz w:val="28"/>
+                <w:szCs w:val="28"/>
+              </w:rPr>
+            </w:pPr>
+            <w:r>
+              <w:rPr>
+                <w:rFonts w:ascii="Times New Roman" w:eastAsia="Calibri" w:hAnsi="Times New Roman" w:cs="Times New Roman"/>
+                <w:bCs/>
+                <w:iCs/>
+                <w:color w:val="000000" w:themeColor="text1"/>
+                <w:sz w:val="28"/>
+                <w:szCs w:val="28"/>
+              </w:rPr>
+              <w:t>МК со стратификацией (шаг=0.5)</w:t>
+            </w:r>
+          </w:p>
+        </w:tc>
+        <w:tc>
+          <w:tcPr>
+            <w:tcW w:w="2360" w:type="dxa"/>
+            <w:noWrap/>
+            <w:hideMark/>
+          </w:tcPr>
+          <w:p>
+            <w:pPr>
+              <w:spacing w:before="100" w:beforeAutospacing="1" w:after="100" w:afterAutospacing="1" w:line="360" w:lineRule="auto"/>
+              <w:contextualSpacing/>
+              <w:rPr>
+                <w:rFonts w:ascii="Times New Roman" w:eastAsia="Calibri" w:hAnsi="Times New Roman" w:cs="Times New Roman"/>
+                <w:bCs/>
+                <w:iCs/>
+                <w:color w:val="000000" w:themeColor="text1"/>
+                <w:sz w:val="28"/>
+                <w:szCs w:val="28"/>
+              </w:rPr>
+            </w:pPr>
+            <w:r>
+              <w:rPr>
+                <w:rFonts w:ascii="Times New Roman" w:eastAsia="Calibri" w:hAnsi="Times New Roman" w:cs="Times New Roman"/>
+                <w:bCs/>
+                <w:iCs/>
+                <w:color w:val="000000" w:themeColor="text1"/>
+                <w:sz w:val="28"/>
+                <w:szCs w:val="28"/>
+              </w:rPr>
+              <w:t>39.14394947</w:t>
+            </w:r>
+          </w:p>
+        </w:tc>
+        <w:tc>
+          <w:tcPr>
+            <w:tcW w:w="2440" w:type="dxa"/>
+            <w:noWrap/>
+            <w:hideMark/>
+          </w:tcPr>
+          <w:p>
+            <w:pPr>
+              <w:spacing w:before="100" w:beforeAutospacing="1" w:after="100" w:afterAutospacing="1" w:line="360" w:lineRule="auto"/>
+              <w:contextualSpacing/>
+              <w:rPr>
+                <w:rFonts w:ascii="Times New Roman" w:eastAsia="Calibri" w:hAnsi="Times New Roman" w:cs="Times New Roman"/>
+                <w:bCs/>
+                <w:iCs/>
+                <w:color w:val="000000" w:themeColor="text1"/>
+                <w:sz w:val="28"/>
+                <w:szCs w:val="28"/>
+              </w:rPr>
+            </w:pPr>
+            <w:r>
+              <w:rPr>
+                <w:rFonts w:ascii="Times New Roman" w:eastAsia="Calibri" w:hAnsi="Times New Roman" w:cs="Times New Roman"/>
+                <w:bCs/>
+                <w:iCs/>
+                <w:color w:val="000000" w:themeColor="text1"/>
+                <w:sz w:val="28"/>
+                <w:szCs w:val="28"/>
+              </w:rPr>
+              <w:t>0.14394947</w:t>
+            </w:r>
+          </w:p>
+        </w:tc>
+      </w:tr>
+      <w:tr>
+        <w:trPr>
+          <w:trHeight w:val="288"/>
+        </w:trPr>
+        <w:tc>
+          <w:tcPr>
+            <w:tcW w:w="3100" w:type="dxa"/>
+            <w:noWrap/>
+            <w:hideMark/>
+          </w:tcPr>
+          <w:p>
+            <w:pPr>
+              <w:spacing w:before="100" w:beforeAutospacing="1" w:after="100" w:afterAutospacing="1" w:line="360" w:lineRule="auto"/>
+              <w:contextualSpacing/>
+              <w:rPr>
+                <w:rFonts w:ascii="Times New Roman" w:eastAsia="Calibri" w:hAnsi="Times New Roman" w:cs="Times New Roman"/>
+                <w:bCs/>
+                <w:iCs/>
+                <w:color w:val="000000" w:themeColor="text1"/>
+                <w:sz w:val="28"/>
+                <w:szCs w:val="28"/>
+              </w:rPr>
+            </w:pPr>
+            <w:r>
+              <w:rPr>
+                <w:rFonts w:ascii="Times New Roman" w:eastAsia="Calibri" w:hAnsi="Times New Roman" w:cs="Times New Roman"/>
+                <w:bCs/>
+                <w:iCs/>
+                <w:color w:val="000000" w:themeColor="text1"/>
+                <w:sz w:val="28"/>
+                <w:szCs w:val="28"/>
+              </w:rPr>
+              <w:t>По значимости (p(x)=x)</w:t>
+            </w:r>
+          </w:p>
+        </w:tc>
+        <w:tc>
+          <w:tcPr>
+            <w:tcW w:w="2360" w:type="dxa"/>
+            <w:noWrap/>
+            <w:hideMark/>
+          </w:tcPr>
+          <w:p>
+            <w:pPr>
+              <w:spacing w:before="100" w:beforeAutospacing="1" w:after="100" w:afterAutospacing="1" w:line="360" w:lineRule="auto"/>
+              <w:contextualSpacing/>
+              <w:rPr>
+                <w:rFonts w:ascii="Times New Roman" w:eastAsia="Calibri" w:hAnsi="Times New Roman" w:cs="Times New Roman"/>
+                <w:bCs/>
+                <w:iCs/>
+                <w:color w:val="000000" w:themeColor="text1"/>
+                <w:sz w:val="28"/>
+                <w:szCs w:val="28"/>
+              </w:rPr>
+            </w:pPr>
+            <w:r>
+              <w:rPr>
+                <w:rFonts w:ascii="Times New Roman" w:eastAsia="Calibri" w:hAnsi="Times New Roman" w:cs="Times New Roman"/>
+                <w:bCs/>
+                <w:iCs/>
+                <w:color w:val="000000" w:themeColor="text1"/>
+                <w:sz w:val="28"/>
+                <w:szCs w:val="28"/>
+              </w:rPr>
+              <w:t>39.44349236</w:t>
+            </w:r>
+          </w:p>
+        </w:tc>
+        <w:tc>
+          <w:tcPr>
+            <w:tcW w:w="2440" w:type="dxa"/>
+            <w:noWrap/>
+            <w:hideMark/>
+          </w:tcPr>
+          <w:p>
+            <w:pPr>
+              <w:spacing w:before="100" w:beforeAutospacing="1" w:after="100" w:afterAutospacing="1" w:line="360" w:lineRule="auto"/>
+              <w:contextualSpacing/>
+              <w:rPr>
+                <w:rFonts w:ascii="Times New Roman" w:eastAsia="Calibri" w:hAnsi="Times New Roman" w:cs="Times New Roman"/>
+                <w:bCs/>
+                <w:iCs/>
+                <w:color w:val="000000" w:themeColor="text1"/>
+                <w:sz w:val="28"/>
+                <w:szCs w:val="28"/>
+              </w:rPr>
+            </w:pPr>
+            <w:r>
+              <w:rPr>
+                <w:rFonts w:ascii="Times New Roman" w:eastAsia="Calibri" w:hAnsi="Times New Roman" w:cs="Times New Roman"/>
+                <w:bCs/>
+                <w:iCs/>
+                <w:color w:val="000000" w:themeColor="text1"/>
+                <w:sz w:val="28"/>
+                <w:szCs w:val="28"/>
+              </w:rPr>
+              <w:t>0.44349236</w:t>
+            </w:r>
+          </w:p>
+        </w:tc>
+      </w:tr>
+      <w:tr>
+        <w:trPr>
+          <w:trHeight w:val="288"/>
+        </w:trPr>
+        <w:tc>
+          <w:tcPr>
+            <w:tcW w:w="3100" w:type="dxa"/>
+            <w:noWrap/>
+            <w:hideMark/>
+          </w:tcPr>
+          <w:p>
+            <w:pPr>
+              <w:spacing w:before="100" w:beforeAutospacing="1" w:after="100" w:afterAutospacing="1" w:line="360" w:lineRule="auto"/>
+              <w:contextualSpacing/>
+              <w:rPr>
+                <w:rFonts w:ascii="Times New Roman" w:eastAsia="Calibri" w:hAnsi="Times New Roman" w:cs="Times New Roman"/>
+                <w:bCs/>
+                <w:iCs/>
+                <w:color w:val="000000" w:themeColor="text1"/>
+                <w:sz w:val="28"/>
+                <w:szCs w:val="28"/>
+              </w:rPr>
+            </w:pPr>
+            <w:r>
+              <w:rPr>
+                <w:rFonts w:ascii="Times New Roman" w:eastAsia="Calibri" w:hAnsi="Times New Roman" w:cs="Times New Roman"/>
+                <w:bCs/>
+                <w:iCs/>
+                <w:color w:val="000000" w:themeColor="text1"/>
+                <w:sz w:val="28"/>
+                <w:szCs w:val="28"/>
+              </w:rPr>
+              <w:t>По значимости (p(x)=x^2)</w:t>
+            </w:r>
+          </w:p>
+        </w:tc>
+        <w:tc>
+          <w:tcPr>
+            <w:tcW w:w="2360" w:type="dxa"/>
+            <w:noWrap/>
+            <w:hideMark/>
+          </w:tcPr>
+          <w:p>
+            <w:pPr>
+              <w:spacing w:before="100" w:beforeAutospacing="1" w:after="100" w:afterAutospacing="1" w:line="360" w:lineRule="auto"/>
+              <w:contextualSpacing/>
+              <w:rPr>
+                <w:rFonts w:ascii="Times New Roman" w:eastAsia="Calibri" w:hAnsi="Times New Roman" w:cs="Times New Roman"/>
+                <w:bCs/>
+                <w:iCs/>
+                <w:color w:val="000000" w:themeColor="text1"/>
+                <w:sz w:val="28"/>
+                <w:szCs w:val="28"/>
+              </w:rPr>
+            </w:pPr>
+            <w:r>
+              <w:rPr>
+                <w:rFonts w:ascii="Times New Roman" w:eastAsia="Calibri" w:hAnsi="Times New Roman" w:cs="Times New Roman"/>
+                <w:bCs/>
+                <w:iCs/>
+                <w:color w:val="000000" w:themeColor="text1"/>
+                <w:sz w:val="28"/>
+                <w:szCs w:val="28"/>
+              </w:rPr>
+              <w:t>39.00000000</w:t>
+            </w:r>
+          </w:p>
+        </w:tc>
+        <w:tc>
+          <w:tcPr>
+            <w:tcW w:w="2440" w:type="dxa"/>
+            <w:noWrap/>
+            <w:hideMark/>
+          </w:tcPr>
+          <w:p>
+            <w:pPr>
+              <w:spacing w:before="100" w:beforeAutospacing="1" w:after="100" w:afterAutospacing="1" w:line="360" w:lineRule="auto"/>
+              <w:contextualSpacing/>
+              <w:rPr>
+                <w:rFonts w:ascii="Times New Roman" w:eastAsia="Calibri" w:hAnsi="Times New Roman" w:cs="Times New Roman"/>
+                <w:bCs/>
+                <w:iCs/>
+                <w:color w:val="000000" w:themeColor="text1"/>
+                <w:sz w:val="28"/>
+                <w:szCs w:val="28"/>
+              </w:rPr>
+            </w:pPr>
+            <w:r>
+              <w:rPr>
+                <w:rFonts w:ascii="Times New Roman" w:eastAsia="Calibri" w:hAnsi="Times New Roman" w:cs="Times New Roman"/>
+                <w:bCs/>
+                <w:iCs/>
+                <w:color w:val="000000" w:themeColor="text1"/>
+                <w:sz w:val="28"/>
+                <w:szCs w:val="28"/>
+              </w:rPr>
+              <w:t>0.00000000</w:t>
+            </w:r>
+          </w:p>
+        </w:tc>
+      </w:tr>
+      <w:tr>
+        <w:trPr>
+          <w:trHeight w:val="288"/>
+        </w:trPr>
+        <w:tc>
+          <w:tcPr>
+            <w:tcW w:w="3100" w:type="dxa"/>
+            <w:noWrap/>
+            <w:hideMark/>
+          </w:tcPr>
+          <w:p>
+            <w:pPr>
+              <w:spacing w:before="100" w:beforeAutospacing="1" w:after="100" w:afterAutospacing="1" w:line="360" w:lineRule="auto"/>
+              <w:contextualSpacing/>
+              <w:rPr>
+                <w:rFonts w:ascii="Times New Roman" w:eastAsia="Calibri" w:hAnsi="Times New Roman" w:cs="Times New Roman"/>
+                <w:bCs/>
+                <w:iCs/>
+                <w:color w:val="000000" w:themeColor="text1"/>
+                <w:sz w:val="28"/>
+                <w:szCs w:val="28"/>
+              </w:rPr>
+            </w:pPr>
+            <w:r>
+              <w:rPr>
+                <w:rFonts w:ascii="Times New Roman" w:eastAsia="Calibri" w:hAnsi="Times New Roman" w:cs="Times New Roman"/>
+                <w:bCs/>
+                <w:iCs/>
+                <w:color w:val="000000" w:themeColor="text1"/>
+                <w:sz w:val="28"/>
+                <w:szCs w:val="28"/>
+              </w:rPr>
+              <w:t>По значимости (p(x)=x^3)</w:t>
+            </w:r>
+          </w:p>
+        </w:tc>
+        <w:tc>
+          <w:tcPr>
+            <w:tcW w:w="2360" w:type="dxa"/>
+            <w:noWrap/>
+            <w:hideMark/>
+          </w:tcPr>
+          <w:p>
+            <w:pPr>
+              <w:spacing w:before="100" w:beforeAutospacing="1" w:after="100" w:afterAutospacing="1" w:line="360" w:lineRule="auto"/>
+              <w:contextualSpacing/>
+              <w:rPr>
+                <w:rFonts w:ascii="Times New Roman" w:eastAsia="Calibri" w:hAnsi="Times New Roman" w:cs="Times New Roman"/>
+                <w:bCs/>
+                <w:iCs/>
+                <w:color w:val="000000" w:themeColor="text1"/>
+                <w:sz w:val="28"/>
+                <w:szCs w:val="28"/>
+              </w:rPr>
+            </w:pPr>
+            <w:r>
+              <w:rPr>
+                <w:rFonts w:ascii="Times New Roman" w:eastAsia="Calibri" w:hAnsi="Times New Roman" w:cs="Times New Roman"/>
+                <w:bCs/>
+                <w:iCs/>
+                <w:color w:val="000000" w:themeColor="text1"/>
+                <w:sz w:val="28"/>
+                <w:szCs w:val="28"/>
+              </w:rPr>
+              <w:t>38.61035664</w:t>
+            </w:r>
+          </w:p>
+        </w:tc>
+        <w:tc>
+          <w:tcPr>
+            <w:tcW w:w="2440" w:type="dxa"/>
+            <w:noWrap/>
+            <w:hideMark/>
+          </w:tcPr>
+          <w:p>
+            <w:pPr>
+              <w:spacing w:before="100" w:beforeAutospacing="1" w:after="100" w:afterAutospacing="1" w:line="360" w:lineRule="auto"/>
+              <w:contextualSpacing/>
+              <w:rPr>
+                <w:rFonts w:ascii="Times New Roman" w:eastAsia="Calibri" w:hAnsi="Times New Roman" w:cs="Times New Roman"/>
+                <w:bCs/>
+                <w:iCs/>
+                <w:color w:val="000000" w:themeColor="text1"/>
+                <w:sz w:val="28"/>
+                <w:szCs w:val="28"/>
+              </w:rPr>
+            </w:pPr>
+            <w:r>
+              <w:rPr>
+                <w:rFonts w:ascii="Times New Roman" w:eastAsia="Calibri" w:hAnsi="Times New Roman" w:cs="Times New Roman"/>
+                <w:bCs/>
+                <w:iCs/>
+                <w:color w:val="000000" w:themeColor="text1"/>
+                <w:sz w:val="28"/>
+                <w:szCs w:val="28"/>
+              </w:rPr>
+              <w:t>0.38964336</w:t>
+            </w:r>
+          </w:p>
+        </w:tc>
+      </w:tr>
+      <w:tr>
+        <w:trPr>
+          <w:trHeight w:val="288"/>
+        </w:trPr>
+        <w:tc>
+          <w:tcPr>
+            <w:tcW w:w="3100" w:type="dxa"/>
+            <w:noWrap/>
+            <w:hideMark/>
+          </w:tcPr>
+          <w:p>
+            <w:pPr>
+              <w:spacing w:before="100" w:beforeAutospacing="1" w:after="100" w:afterAutospacing="1" w:line="360" w:lineRule="auto"/>
+              <w:contextualSpacing/>
+              <w:rPr>
+                <w:rFonts w:ascii="Times New Roman" w:eastAsia="Calibri" w:hAnsi="Times New Roman" w:cs="Times New Roman"/>
+                <w:bCs/>
+                <w:iCs/>
+                <w:color w:val="000000" w:themeColor="text1"/>
+                <w:sz w:val="28"/>
+                <w:szCs w:val="28"/>
+              </w:rPr>
+            </w:pPr>
+            <w:r>
+              <w:rPr>
+                <w:rFonts w:ascii="Times New Roman" w:eastAsia="Calibri" w:hAnsi="Times New Roman" w:cs="Times New Roman"/>
+                <w:bCs/>
+                <w:iCs/>
+                <w:color w:val="000000" w:themeColor="text1"/>
+                <w:sz w:val="28"/>
+                <w:szCs w:val="28"/>
+              </w:rPr>
+              <w:t>Многократная по значимости (1)</w:t>
+            </w:r>
+          </w:p>
+        </w:tc>
+        <w:tc>
+          <w:tcPr>
+            <w:tcW w:w="2360" w:type="dxa"/>
+            <w:noWrap/>
+            <w:hideMark/>
+          </w:tcPr>
+          <w:p>
+            <w:pPr>
+              <w:spacing w:before="100" w:beforeAutospacing="1" w:after="100" w:afterAutospacing="1" w:line="360" w:lineRule="auto"/>
+              <w:contextualSpacing/>
+              <w:rPr>
+                <w:rFonts w:ascii="Times New Roman" w:eastAsia="Calibri" w:hAnsi="Times New Roman" w:cs="Times New Roman"/>
+                <w:bCs/>
+                <w:iCs/>
+                <w:color w:val="000000" w:themeColor="text1"/>
+                <w:sz w:val="28"/>
+                <w:szCs w:val="28"/>
+              </w:rPr>
+            </w:pPr>
+            <w:r>
+              <w:rPr>
+                <w:rFonts w:ascii="Times New Roman" w:eastAsia="Calibri" w:hAnsi="Times New Roman" w:cs="Times New Roman"/>
+                <w:bCs/>
+                <w:iCs/>
+                <w:color w:val="000000" w:themeColor="text1"/>
+                <w:sz w:val="28"/>
+                <w:szCs w:val="28"/>
+              </w:rPr>
+              <w:t>39.22893841</w:t>
+            </w:r>
+          </w:p>
+        </w:tc>
+        <w:tc>
+          <w:tcPr>
+            <w:tcW w:w="2440" w:type="dxa"/>
+            <w:noWrap/>
+            <w:hideMark/>
+          </w:tcPr>
+          <w:p>
+            <w:pPr>
+              <w:spacing w:before="100" w:beforeAutospacing="1" w:after="100" w:afterAutospacing="1" w:line="360" w:lineRule="auto"/>
+              <w:contextualSpacing/>
+              <w:rPr>
+                <w:rFonts w:ascii="Times New Roman" w:eastAsia="Calibri" w:hAnsi="Times New Roman" w:cs="Times New Roman"/>
+                <w:bCs/>
+                <w:iCs/>
+                <w:color w:val="000000" w:themeColor="text1"/>
+                <w:sz w:val="28"/>
+                <w:szCs w:val="28"/>
+              </w:rPr>
+            </w:pPr>
+            <w:r>
+              <w:rPr>
+                <w:rFonts w:ascii="Times New Roman" w:eastAsia="Calibri" w:hAnsi="Times New Roman" w:cs="Times New Roman"/>
+                <w:bCs/>
+                <w:iCs/>
+                <w:color w:val="000000" w:themeColor="text1"/>
+                <w:sz w:val="28"/>
+                <w:szCs w:val="28"/>
+              </w:rPr>
+              <w:t>0.22893841</w:t>
+            </w:r>
+          </w:p>
+        </w:tc>
+      </w:tr>
+      <w:tr>
+        <w:trPr>
+          <w:trHeight w:val="288"/>
+        </w:trPr>
+        <w:tc>
+          <w:tcPr>
+            <w:tcW w:w="3100" w:type="dxa"/>
+            <w:noWrap/>
+            <w:hideMark/>
+          </w:tcPr>
+          <w:p>
+            <w:pPr>
+              <w:spacing w:before="100" w:beforeAutospacing="1" w:after="100" w:afterAutospacing="1" w:line="360" w:lineRule="auto"/>
+              <w:contextualSpacing/>
+              <w:rPr>
+                <w:rFonts w:ascii="Times New Roman" w:eastAsia="Calibri" w:hAnsi="Times New Roman" w:cs="Times New Roman"/>
+                <w:bCs/>
+                <w:iCs/>
+                <w:color w:val="000000" w:themeColor="text1"/>
+                <w:sz w:val="28"/>
+                <w:szCs w:val="28"/>
+              </w:rPr>
+            </w:pPr>
+            <w:r>
+              <w:rPr>
+                <w:rFonts w:ascii="Times New Roman" w:eastAsia="Calibri" w:hAnsi="Times New Roman" w:cs="Times New Roman"/>
+                <w:bCs/>
+                <w:iCs/>
+                <w:color w:val="000000" w:themeColor="text1"/>
+                <w:sz w:val="28"/>
+                <w:szCs w:val="28"/>
+              </w:rPr>
+              <w:t>Многократная по значимости (2)</w:t>
+            </w:r>
+          </w:p>
+        </w:tc>
+        <w:tc>
+          <w:tcPr>
+            <w:tcW w:w="2360" w:type="dxa"/>
+            <w:noWrap/>
+            <w:hideMark/>
+          </w:tcPr>
+          <w:p>
+            <w:pPr>
+              <w:spacing w:before="100" w:beforeAutospacing="1" w:after="100" w:afterAutospacing="1" w:line="360" w:lineRule="auto"/>
+              <w:contextualSpacing/>
+              <w:rPr>
+                <w:rFonts w:ascii="Times New Roman" w:eastAsia="Calibri" w:hAnsi="Times New Roman" w:cs="Times New Roman"/>
+                <w:bCs/>
+                <w:iCs/>
+                <w:color w:val="000000" w:themeColor="text1"/>
+                <w:sz w:val="28"/>
+                <w:szCs w:val="28"/>
+              </w:rPr>
+            </w:pPr>
+            <w:r>
+              <w:rPr>
+                <w:rFonts w:ascii="Times New Roman" w:eastAsia="Calibri" w:hAnsi="Times New Roman" w:cs="Times New Roman"/>
+                <w:bCs/>
+                <w:iCs/>
+                <w:color w:val="000000" w:themeColor="text1"/>
+                <w:sz w:val="28"/>
+                <w:szCs w:val="28"/>
+              </w:rPr>
+              <w:t>39.86360491</w:t>
+            </w:r>
+          </w:p>
+        </w:tc>
+        <w:tc>
+          <w:tcPr>
+            <w:tcW w:w="2440" w:type="dxa"/>
+            <w:noWrap/>
+            <w:hideMark/>
+          </w:tcPr>
+          <w:p>
+            <w:pPr>
+              <w:spacing w:before="100" w:beforeAutospacing="1" w:after="100" w:afterAutospacing="1" w:line="360" w:lineRule="auto"/>
+              <w:contextualSpacing/>
+              <w:rPr>
+                <w:rFonts w:ascii="Times New Roman" w:eastAsia="Calibri" w:hAnsi="Times New Roman" w:cs="Times New Roman"/>
+                <w:bCs/>
+                <w:iCs/>
+                <w:color w:val="000000" w:themeColor="text1"/>
+                <w:sz w:val="28"/>
+                <w:szCs w:val="28"/>
+              </w:rPr>
+            </w:pPr>
+            <w:r>
+              <w:rPr>
+                <w:rFonts w:ascii="Times New Roman" w:eastAsia="Calibri" w:hAnsi="Times New Roman" w:cs="Times New Roman"/>
+                <w:bCs/>
+                <w:iCs/>
+                <w:color w:val="000000" w:themeColor="text1"/>
+                <w:sz w:val="28"/>
+                <w:szCs w:val="28"/>
+              </w:rPr>
+              <w:t>0.86360491</w:t>
+            </w:r>
+          </w:p>
+        </w:tc>
+      </w:tr>
+      <w:tr>
+        <w:trPr>
+          <w:trHeight w:val="288"/>
+        </w:trPr>
+        <w:tc>
+          <w:tcPr>
+            <w:tcW w:w="3100" w:type="dxa"/>
+            <w:noWrap/>
+            <w:hideMark/>
+          </w:tcPr>
+          <w:p>
+            <w:pPr>
+              <w:spacing w:before="100" w:beforeAutospacing="1" w:after="100" w:afterAutospacing="1" w:line="360" w:lineRule="auto"/>
+              <w:contextualSpacing/>
+              <w:rPr>
+                <w:rFonts w:ascii="Times New Roman" w:eastAsia="Calibri" w:hAnsi="Times New Roman" w:cs="Times New Roman"/>
+                <w:bCs/>
+                <w:iCs/>
+                <w:color w:val="000000" w:themeColor="text1"/>
+                <w:sz w:val="28"/>
+                <w:szCs w:val="28"/>
+              </w:rPr>
+            </w:pPr>
+            <w:r>
+              <w:rPr>
+                <w:rFonts w:ascii="Times New Roman" w:eastAsia="Calibri" w:hAnsi="Times New Roman" w:cs="Times New Roman"/>
+                <w:bCs/>
+                <w:iCs/>
+                <w:color w:val="000000" w:themeColor="text1"/>
+                <w:sz w:val="28"/>
+                <w:szCs w:val="28"/>
+              </w:rPr>
+              <w:t>Русская рулетка (R=0.5)</w:t>
+            </w:r>
+          </w:p>
+        </w:tc>
+        <w:tc>
+          <w:tcPr>
+            <w:tcW w:w="2360" w:type="dxa"/>
+            <w:noWrap/>
+            <w:hideMark/>
+          </w:tcPr>
+          <w:p>
+            <w:pPr>
+              <w:spacing w:before="100" w:beforeAutospacing="1" w:after="100" w:afterAutospacing="1" w:line="360" w:lineRule="auto"/>
+              <w:contextualSpacing/>
+              <w:rPr>
+                <w:rFonts w:ascii="Times New Roman" w:eastAsia="Calibri" w:hAnsi="Times New Roman" w:cs="Times New Roman"/>
+                <w:bCs/>
+                <w:iCs/>
+                <w:color w:val="000000" w:themeColor="text1"/>
+                <w:sz w:val="28"/>
+                <w:szCs w:val="28"/>
+              </w:rPr>
+            </w:pPr>
+            <w:r>
+              <w:rPr>
+                <w:rFonts w:ascii="Times New Roman" w:eastAsia="Calibri" w:hAnsi="Times New Roman" w:cs="Times New Roman"/>
+                <w:bCs/>
+                <w:iCs/>
+                <w:color w:val="000000" w:themeColor="text1"/>
+                <w:sz w:val="28"/>
+                <w:szCs w:val="28"/>
+              </w:rPr>
+              <w:t>38.89989278</w:t>
+            </w:r>
+          </w:p>
+        </w:tc>
+        <w:tc>
+          <w:tcPr>
+            <w:tcW w:w="2440" w:type="dxa"/>
+            <w:noWrap/>
+            <w:hideMark/>
+          </w:tcPr>
+          <w:p>
+            <w:pPr>
+              <w:spacing w:before="100" w:beforeAutospacing="1" w:after="100" w:afterAutospacing="1" w:line="360" w:lineRule="auto"/>
+              <w:contextualSpacing/>
+              <w:rPr>
+                <w:rFonts w:ascii="Times New Roman" w:eastAsia="Calibri" w:hAnsi="Times New Roman" w:cs="Times New Roman"/>
+                <w:bCs/>
+                <w:iCs/>
+                <w:color w:val="000000" w:themeColor="text1"/>
+                <w:sz w:val="28"/>
+                <w:szCs w:val="28"/>
+              </w:rPr>
+            </w:pPr>
+            <w:r>
+              <w:rPr>
+                <w:rFonts w:ascii="Times New Roman" w:eastAsia="Calibri" w:hAnsi="Times New Roman" w:cs="Times New Roman"/>
+                <w:bCs/>
+                <w:iCs/>
+                <w:color w:val="000000" w:themeColor="text1"/>
+                <w:sz w:val="28"/>
+                <w:szCs w:val="28"/>
+              </w:rPr>
+              <w:t>0.10010722</w:t>
+            </w:r>
+          </w:p>
+        </w:tc>
+      </w:tr>
+      <w:tr>
+        <w:trPr>
+          <w:trHeight w:val="288"/>
+        </w:trPr>
+        <w:tc>
+          <w:tcPr>
+            <w:tcW w:w="3100" w:type="dxa"/>
+            <w:noWrap/>
+            <w:hideMark/>
+          </w:tcPr>
+          <w:p>
+            <w:pPr>
+              <w:spacing w:before="100" w:beforeAutospacing="1" w:after="100" w:afterAutospacing="1" w:line="360" w:lineRule="auto"/>
+              <w:contextualSpacing/>
+              <w:rPr>
+                <w:rFonts w:ascii="Times New Roman" w:eastAsia="Calibri" w:hAnsi="Times New Roman" w:cs="Times New Roman"/>
+                <w:bCs/>
+                <w:iCs/>
+                <w:color w:val="000000" w:themeColor="text1"/>
+                <w:sz w:val="28"/>
+                <w:szCs w:val="28"/>
+              </w:rPr>
+            </w:pPr>
+            <w:r>
+              <w:rPr>
+                <w:rFonts w:ascii="Times New Roman" w:eastAsia="Calibri" w:hAnsi="Times New Roman" w:cs="Times New Roman"/>
+                <w:bCs/>
+                <w:iCs/>
+                <w:color w:val="000000" w:themeColor="text1"/>
+                <w:sz w:val="28"/>
+                <w:szCs w:val="28"/>
+              </w:rPr>
+              <w:t>Русская рулетка (R=0.75)</w:t>
+            </w:r>
+          </w:p>
+        </w:tc>
+        <w:tc>
+          <w:tcPr>
+            <w:tcW w:w="2360" w:type="dxa"/>
+            <w:noWrap/>
+            <w:hideMark/>
+          </w:tcPr>
+          <w:p>
+            <w:pPr>
+              <w:spacing w:before="100" w:beforeAutospacing="1" w:after="100" w:afterAutospacing="1" w:line="360" w:lineRule="auto"/>
+              <w:contextualSpacing/>
+              <w:rPr>
+                <w:rFonts w:ascii="Times New Roman" w:eastAsia="Calibri" w:hAnsi="Times New Roman" w:cs="Times New Roman"/>
+                <w:bCs/>
+                <w:iCs/>
+                <w:color w:val="000000" w:themeColor="text1"/>
+                <w:sz w:val="28"/>
+                <w:szCs w:val="28"/>
+              </w:rPr>
+            </w:pPr>
+            <w:r>
+              <w:rPr>
+                <w:rFonts w:ascii="Times New Roman" w:eastAsia="Calibri" w:hAnsi="Times New Roman" w:cs="Times New Roman"/>
+                <w:bCs/>
+                <w:iCs/>
+                <w:color w:val="000000" w:themeColor="text1"/>
+                <w:sz w:val="28"/>
+                <w:szCs w:val="28"/>
+              </w:rPr>
+              <w:t>38.55720609</w:t>
+            </w:r>
+          </w:p>
+        </w:tc>
+        <w:tc>
+          <w:tcPr>
+            <w:tcW w:w="2440" w:type="dxa"/>
+            <w:noWrap/>
+            <w:hideMark/>
+          </w:tcPr>
+          <w:p>
+            <w:pPr>
+              <w:spacing w:before="100" w:beforeAutospacing="1" w:after="100" w:afterAutospacing="1" w:line="360" w:lineRule="auto"/>
+              <w:contextualSpacing/>
+              <w:rPr>
+                <w:rFonts w:ascii="Times New Roman" w:eastAsia="Calibri" w:hAnsi="Times New Roman" w:cs="Times New Roman"/>
+                <w:bCs/>
+                <w:iCs/>
+                <w:color w:val="000000" w:themeColor="text1"/>
+                <w:sz w:val="28"/>
+                <w:szCs w:val="28"/>
+              </w:rPr>
+            </w:pPr>
+            <w:r>
+              <w:rPr>
+                <w:rFonts w:ascii="Times New Roman" w:eastAsia="Calibri" w:hAnsi="Times New Roman" w:cs="Times New Roman"/>
+                <w:bCs/>
+                <w:iCs/>
+                <w:color w:val="000000" w:themeColor="text1"/>
+                <w:sz w:val="28"/>
+                <w:szCs w:val="28"/>
+              </w:rPr>
+              <w:t>0.44279391</w:t>
+            </w:r>
+          </w:p>
+        </w:tc>
+      </w:tr>
+      <w:tr>
+        <w:trPr>
+          <w:trHeight w:val="288"/>
+        </w:trPr>
+        <w:tc>
+          <w:tcPr>
+            <w:tcW w:w="3100" w:type="dxa"/>
+            <w:noWrap/>
+            <w:hideMark/>
+          </w:tcPr>
+          <w:p>
+            <w:pPr>
+              <w:spacing w:before="100" w:beforeAutospacing="1" w:after="100" w:afterAutospacing="1" w:line="360" w:lineRule="auto"/>
+              <w:contextualSpacing/>
+              <w:rPr>
+                <w:rFonts w:ascii="Times New Roman" w:eastAsia="Calibri" w:hAnsi="Times New Roman" w:cs="Times New Roman"/>
+                <w:bCs/>
+                <w:iCs/>
+                <w:color w:val="000000" w:themeColor="text1"/>
+                <w:sz w:val="28"/>
+                <w:szCs w:val="28"/>
+              </w:rPr>
+            </w:pPr>
+            <w:r>
+              <w:rPr>
+                <w:rFonts w:ascii="Times New Roman" w:eastAsia="Calibri" w:hAnsi="Times New Roman" w:cs="Times New Roman"/>
+                <w:bCs/>
+                <w:iCs/>
+                <w:color w:val="000000" w:themeColor="text1"/>
+                <w:sz w:val="28"/>
+                <w:szCs w:val="28"/>
+              </w:rPr>
+              <w:t>Русская рулетка (R=0.95)</w:t>
+            </w:r>
+          </w:p>
+        </w:tc>
+        <w:tc>
+          <w:tcPr>
+            <w:tcW w:w="2360" w:type="dxa"/>
+            <w:noWrap/>
+            <w:hideMark/>
+          </w:tcPr>
+          <w:p>
+            <w:pPr>
+              <w:spacing w:before="100" w:beforeAutospacing="1" w:after="100" w:afterAutospacing="1" w:line="360" w:lineRule="auto"/>
+              <w:contextualSpacing/>
+              <w:rPr>
+                <w:rFonts w:ascii="Times New Roman" w:eastAsia="Calibri" w:hAnsi="Times New Roman" w:cs="Times New Roman"/>
+                <w:bCs/>
+                <w:iCs/>
+                <w:color w:val="000000" w:themeColor="text1"/>
+                <w:sz w:val="28"/>
+                <w:szCs w:val="28"/>
+              </w:rPr>
+            </w:pPr>
+            <w:r>
+              <w:rPr>
+                <w:rFonts w:ascii="Times New Roman" w:eastAsia="Calibri" w:hAnsi="Times New Roman" w:cs="Times New Roman"/>
+                <w:bCs/>
+                <w:iCs/>
+                <w:color w:val="000000" w:themeColor="text1"/>
+                <w:sz w:val="28"/>
+                <w:szCs w:val="28"/>
+              </w:rPr>
+              <w:t>32.87326069</w:t>
+            </w:r>
+          </w:p>
+        </w:tc>
+        <w:tc>
+          <w:tcPr>
+            <w:tcW w:w="2440" w:type="dxa"/>
+            <w:noWrap/>
+            <w:hideMark/>
+          </w:tcPr>
+          <w:p>
+            <w:pPr>
+              <w:spacing w:before="100" w:beforeAutospacing="1" w:after="100" w:afterAutospacing="1" w:line="360" w:lineRule="auto"/>
+              <w:contextualSpacing/>
+              <w:rPr>
+                <w:rFonts w:ascii="Times New Roman" w:eastAsia="Calibri" w:hAnsi="Times New Roman" w:cs="Times New Roman"/>
+                <w:bCs/>
+                <w:iCs/>
+                <w:color w:val="000000" w:themeColor="text1"/>
+                <w:sz w:val="28"/>
+                <w:szCs w:val="28"/>
+              </w:rPr>
+            </w:pPr>
+            <w:r>
+              <w:rPr>
+                <w:rFonts w:ascii="Times New Roman" w:eastAsia="Calibri" w:hAnsi="Times New Roman" w:cs="Times New Roman"/>
+                <w:bCs/>
+                <w:iCs/>
+                <w:color w:val="000000" w:themeColor="text1"/>
+                <w:sz w:val="28"/>
+                <w:szCs w:val="28"/>
+              </w:rPr>
+              <w:t>6.12673931</w:t>
+            </w:r>
+          </w:p>
+        </w:tc>
+      </w:tr>
+    </w:tbl>
+    <w:p>
+      <w:pPr>
+        <w:spacing w:before="100" w:beforeAutospacing="1" w:after="100" w:afterAutospacing="1" w:line="360" w:lineRule="auto"/>
+        <w:contextualSpacing/>
+        <w:rPr>
+          <w:rFonts w:ascii="Times New Roman" w:eastAsia="Calibri" w:hAnsi="Times New Roman" w:cs="Times New Roman"/>
+          <w:bCs/>
+          <w:iCs/>
+          <w:color w:val="000000" w:themeColor="text1"/>
+          <w:kern w:val="0"/>
+          <w:sz w:val="28"/>
+          <w:szCs w:val="28"/>
+          <w14:ligatures w14:val="none"/>
+        </w:rPr>
+      </w:pPr>
+    </w:p>
+    <w:p>
+      <w:pPr>
+        <w:rPr>
+          <w:rFonts w:ascii="Times New Roman" w:eastAsia="Calibri" w:hAnsi="Times New Roman" w:cs="Times New Roman"/>
+          <w:bCs/>
+          <w:iCs/>
+          <w:color w:val="000000" w:themeColor="text1"/>
+          <w:kern w:val="0"/>
+          <w:sz w:val="28"/>
+          <w:szCs w:val="28"/>
+          <w14:ligatures w14:val="none"/>
+        </w:rPr>
+      </w:pPr>
+      <w:r>
+        <w:rPr>
+          <w:rFonts w:ascii="Times New Roman" w:eastAsia="Calibri" w:hAnsi="Times New Roman" w:cs="Times New Roman"/>
+          <w:bCs/>
+          <w:iCs/>
+          <w:color w:val="000000" w:themeColor="text1"/>
+          <w:kern w:val="0"/>
+          <w:sz w:val="28"/>
+          <w:szCs w:val="28"/>
+          <w14:ligatures w14:val="none"/>
+        </w:rPr>
+        <w:br w:type="page"/>
+      </w:r>
+    </w:p>
+    <w:p>
+      <w:pPr>
+        <w:spacing w:before="100" w:beforeAutospacing="1" w:after="100" w:afterAutospacing="1" w:line="360" w:lineRule="auto"/>
+        <w:contextualSpacing/>
+        <w:rPr>
+          <w:rFonts w:ascii="Times New Roman" w:eastAsia="Calibri" w:hAnsi="Times New Roman" w:cs="Times New Roman"/>
+          <w:bCs/>
+          <w:iCs/>
+          <w:color w:val="000000" w:themeColor="text1"/>
+          <w:kern w:val="0"/>
+          <w:sz w:val="28"/>
+          <w:szCs w:val="28"/>
+          <w14:ligatures w14:val="none"/>
+        </w:rPr>
+      </w:pPr>
+      <w:r>
+        <w:rPr>
+          <w:rFonts w:ascii="Times New Roman" w:eastAsia="Calibri" w:hAnsi="Times New Roman" w:cs="Times New Roman"/>
+          <w:bCs/>
+          <w:iCs/>
+          <w:color w:val="000000" w:themeColor="text1"/>
+          <w:kern w:val="0"/>
+          <w:sz w:val="28"/>
+          <w:szCs w:val="28"/>
+          <w14:ligatures w14:val="none"/>
+        </w:rPr>
+        <w:lastRenderedPageBreak/>
+        <w:t xml:space="preserve">Таблица для </w:t>
+      </w:r>
+      <w:r>
+        <w:rPr>
+          <w:rFonts w:ascii="Times New Roman" w:eastAsia="Calibri" w:hAnsi="Times New Roman" w:cs="Times New Roman"/>
+          <w:bCs/>
+          <w:iCs/>
+          <w:color w:val="000000" w:themeColor="text1"/>
+          <w:kern w:val="0"/>
+          <w:sz w:val="28"/>
+          <w:szCs w:val="28"/>
+          <w:lang w:val="en-US"/>
+          <w14:ligatures w14:val="none"/>
+        </w:rPr>
+        <w:t>N</w:t>
+      </w:r>
+      <w:r>
+        <w:rPr>
+          <w:rFonts w:ascii="Times New Roman" w:eastAsia="Calibri" w:hAnsi="Times New Roman" w:cs="Times New Roman"/>
+          <w:bCs/>
+          <w:iCs/>
+          <w:color w:val="000000" w:themeColor="text1"/>
+          <w:kern w:val="0"/>
+          <w:sz w:val="28"/>
+          <w:szCs w:val="28"/>
+          <w14:ligatures w14:val="none"/>
+        </w:rPr>
+        <w:t xml:space="preserve"> = 1</w:t>
+      </w:r>
+      <w:r>
+        <w:rPr>
+          <w:rFonts w:ascii="Times New Roman" w:eastAsia="Calibri" w:hAnsi="Times New Roman" w:cs="Times New Roman"/>
+          <w:bCs/>
+          <w:iCs/>
+          <w:color w:val="000000" w:themeColor="text1"/>
+          <w:kern w:val="0"/>
+          <w:sz w:val="28"/>
+          <w:szCs w:val="28"/>
+          <w14:ligatures w14:val="none"/>
+        </w:rPr>
+        <w:t>0</w:t>
+      </w:r>
+      <w:r>
+        <w:rPr>
+          <w:rFonts w:ascii="Times New Roman" w:eastAsia="Calibri" w:hAnsi="Times New Roman" w:cs="Times New Roman"/>
+          <w:bCs/>
+          <w:iCs/>
+          <w:color w:val="000000" w:themeColor="text1"/>
+          <w:kern w:val="0"/>
+          <w:sz w:val="28"/>
+          <w:szCs w:val="28"/>
+          <w14:ligatures w14:val="none"/>
+        </w:rPr>
+        <w:t>00.</w:t>
+      </w:r>
+      <w:r>
+        <w:rPr>
+          <w:rFonts w:ascii="Times New Roman" w:eastAsia="Calibri" w:hAnsi="Times New Roman" w:cs="Times New Roman"/>
+          <w:bCs/>
+          <w:iCs/>
+          <w:color w:val="000000" w:themeColor="text1"/>
+          <w:kern w:val="0"/>
+          <w:sz w:val="28"/>
+          <w:szCs w:val="28"/>
+          <w14:ligatures w14:val="none"/>
+        </w:rPr>
+        <w:br/>
+      </w:r>
+      <w:r>
+        <w:rPr>
+          <w:rFonts w:ascii="Times New Roman" w:eastAsia="Calibri" w:hAnsi="Times New Roman" w:cs="Times New Roman"/>
+          <w:bCs/>
+          <w:iCs/>
+          <w:color w:val="000000" w:themeColor="text1"/>
+          <w:kern w:val="0"/>
+          <w:sz w:val="28"/>
+          <w:szCs w:val="28"/>
+          <w14:ligatures w14:val="none"/>
+        </w:rPr>
+        <w:t xml:space="preserve">Оценка погрешности = </w:t>
+      </w:r>
+      <w:r>
+        <w:rPr>
+          <w:rFonts w:ascii="Times New Roman" w:eastAsia="Calibri" w:hAnsi="Times New Roman" w:cs="Times New Roman"/>
+          <w:bCs/>
+          <w:iCs/>
+          <w:color w:val="000000" w:themeColor="text1"/>
+          <w:kern w:val="0"/>
+          <w:sz w:val="28"/>
+          <w:szCs w:val="28"/>
+          <w14:ligatures w14:val="none"/>
+        </w:rPr>
+        <w:t>1.233288</w:t>
+      </w:r>
+    </w:p>
+    <w:tbl>
+      <w:tblPr>
+        <w:tblStyle w:val="ac"/>
+        <w:tblW w:w="0" w:type="auto"/>
+        <w:tblLook w:val="04A0" w:firstRow="1" w:lastRow="0" w:firstColumn="1" w:lastColumn="0" w:noHBand="0" w:noVBand="1"/>
+      </w:tblPr>
+      <w:tblGrid>
+        <w:gridCol w:w="3100"/>
+        <w:gridCol w:w="2360"/>
+        <w:gridCol w:w="2440"/>
+      </w:tblGrid>
+      <w:tr>
+        <w:trPr>
+          <w:trHeight w:val="288"/>
+        </w:trPr>
+        <w:tc>
+          <w:tcPr>
+            <w:tcW w:w="3100" w:type="dxa"/>
+            <w:noWrap/>
+            <w:hideMark/>
+          </w:tcPr>
+          <w:p>
+            <w:pPr>
+              <w:spacing w:before="100" w:beforeAutospacing="1" w:after="100" w:afterAutospacing="1" w:line="360" w:lineRule="auto"/>
+              <w:contextualSpacing/>
+              <w:rPr>
+                <w:rFonts w:ascii="Times New Roman" w:eastAsia="Calibri" w:hAnsi="Times New Roman" w:cs="Times New Roman"/>
+                <w:bCs/>
+                <w:iCs/>
+                <w:color w:val="000000" w:themeColor="text1"/>
+                <w:sz w:val="28"/>
+                <w:szCs w:val="28"/>
+              </w:rPr>
+            </w:pPr>
+            <w:r>
+              <w:rPr>
+                <w:rFonts w:ascii="Times New Roman" w:eastAsia="Calibri" w:hAnsi="Times New Roman" w:cs="Times New Roman"/>
+                <w:bCs/>
+                <w:iCs/>
+                <w:color w:val="000000" w:themeColor="text1"/>
+                <w:sz w:val="28"/>
+                <w:szCs w:val="28"/>
+              </w:rPr>
+              <w:t>Метод</w:t>
+            </w:r>
+          </w:p>
+        </w:tc>
+        <w:tc>
+          <w:tcPr>
+            <w:tcW w:w="2360" w:type="dxa"/>
+            <w:noWrap/>
+            <w:hideMark/>
+          </w:tcPr>
+          <w:p>
+            <w:pPr>
+              <w:spacing w:before="100" w:beforeAutospacing="1" w:after="100" w:afterAutospacing="1" w:line="360" w:lineRule="auto"/>
+              <w:contextualSpacing/>
+              <w:rPr>
+                <w:rFonts w:ascii="Times New Roman" w:eastAsia="Calibri" w:hAnsi="Times New Roman" w:cs="Times New Roman"/>
+                <w:bCs/>
+                <w:iCs/>
+                <w:color w:val="000000" w:themeColor="text1"/>
+                <w:sz w:val="28"/>
+                <w:szCs w:val="28"/>
+              </w:rPr>
+            </w:pPr>
+            <w:r>
+              <w:rPr>
+                <w:rFonts w:ascii="Times New Roman" w:eastAsia="Calibri" w:hAnsi="Times New Roman" w:cs="Times New Roman"/>
+                <w:bCs/>
+                <w:iCs/>
+                <w:color w:val="000000" w:themeColor="text1"/>
+                <w:sz w:val="28"/>
+                <w:szCs w:val="28"/>
+              </w:rPr>
+              <w:t>Оценка</w:t>
+            </w:r>
+          </w:p>
+        </w:tc>
+        <w:tc>
+          <w:tcPr>
+            <w:tcW w:w="2440" w:type="dxa"/>
+            <w:noWrap/>
+            <w:hideMark/>
+          </w:tcPr>
+          <w:p>
+            <w:pPr>
+              <w:spacing w:before="100" w:beforeAutospacing="1" w:after="100" w:afterAutospacing="1" w:line="360" w:lineRule="auto"/>
+              <w:contextualSpacing/>
+              <w:rPr>
+                <w:rFonts w:ascii="Times New Roman" w:eastAsia="Calibri" w:hAnsi="Times New Roman" w:cs="Times New Roman"/>
+                <w:bCs/>
+                <w:iCs/>
+                <w:color w:val="000000" w:themeColor="text1"/>
+                <w:sz w:val="28"/>
+                <w:szCs w:val="28"/>
+              </w:rPr>
+            </w:pPr>
+            <w:r>
+              <w:rPr>
+                <w:rFonts w:ascii="Times New Roman" w:eastAsia="Calibri" w:hAnsi="Times New Roman" w:cs="Times New Roman"/>
+                <w:bCs/>
+                <w:iCs/>
+                <w:color w:val="000000" w:themeColor="text1"/>
+                <w:sz w:val="28"/>
+                <w:szCs w:val="28"/>
+              </w:rPr>
+              <w:t>Ошибка</w:t>
+            </w:r>
+          </w:p>
+        </w:tc>
+      </w:tr>
+      <w:tr>
+        <w:trPr>
+          <w:trHeight w:val="288"/>
+        </w:trPr>
+        <w:tc>
+          <w:tcPr>
+            <w:tcW w:w="3100" w:type="dxa"/>
+            <w:noWrap/>
+            <w:hideMark/>
+          </w:tcPr>
+          <w:p>
+            <w:pPr>
+              <w:spacing w:before="100" w:beforeAutospacing="1" w:after="100" w:afterAutospacing="1" w:line="360" w:lineRule="auto"/>
+              <w:contextualSpacing/>
+              <w:rPr>
+                <w:rFonts w:ascii="Times New Roman" w:eastAsia="Calibri" w:hAnsi="Times New Roman" w:cs="Times New Roman"/>
+                <w:bCs/>
+                <w:iCs/>
+                <w:color w:val="000000" w:themeColor="text1"/>
+                <w:sz w:val="28"/>
+                <w:szCs w:val="28"/>
+              </w:rPr>
+            </w:pPr>
+            <w:r>
+              <w:rPr>
+                <w:rFonts w:ascii="Times New Roman" w:eastAsia="Calibri" w:hAnsi="Times New Roman" w:cs="Times New Roman"/>
+                <w:bCs/>
+                <w:iCs/>
+                <w:color w:val="000000" w:themeColor="text1"/>
+                <w:sz w:val="28"/>
+                <w:szCs w:val="28"/>
+              </w:rPr>
+              <w:t>Простой МК</w:t>
+            </w:r>
+          </w:p>
+        </w:tc>
+        <w:tc>
+          <w:tcPr>
+            <w:tcW w:w="2360" w:type="dxa"/>
+            <w:noWrap/>
+            <w:hideMark/>
+          </w:tcPr>
+          <w:p>
+            <w:pPr>
+              <w:spacing w:before="100" w:beforeAutospacing="1" w:after="100" w:afterAutospacing="1" w:line="360" w:lineRule="auto"/>
+              <w:contextualSpacing/>
+              <w:rPr>
+                <w:rFonts w:ascii="Times New Roman" w:eastAsia="Calibri" w:hAnsi="Times New Roman" w:cs="Times New Roman"/>
+                <w:bCs/>
+                <w:iCs/>
+                <w:color w:val="000000" w:themeColor="text1"/>
+                <w:sz w:val="28"/>
+                <w:szCs w:val="28"/>
+              </w:rPr>
+            </w:pPr>
+            <w:r>
+              <w:rPr>
+                <w:rFonts w:ascii="Times New Roman" w:eastAsia="Calibri" w:hAnsi="Times New Roman" w:cs="Times New Roman"/>
+                <w:bCs/>
+                <w:iCs/>
+                <w:color w:val="000000" w:themeColor="text1"/>
+                <w:sz w:val="28"/>
+                <w:szCs w:val="28"/>
+              </w:rPr>
+              <w:t>39.70780694</w:t>
+            </w:r>
+          </w:p>
+        </w:tc>
+        <w:tc>
+          <w:tcPr>
+            <w:tcW w:w="2440" w:type="dxa"/>
+            <w:noWrap/>
+            <w:hideMark/>
+          </w:tcPr>
+          <w:p>
+            <w:pPr>
+              <w:spacing w:before="100" w:beforeAutospacing="1" w:after="100" w:afterAutospacing="1" w:line="360" w:lineRule="auto"/>
+              <w:contextualSpacing/>
+              <w:rPr>
+                <w:rFonts w:ascii="Times New Roman" w:eastAsia="Calibri" w:hAnsi="Times New Roman" w:cs="Times New Roman"/>
+                <w:bCs/>
+                <w:iCs/>
+                <w:color w:val="000000" w:themeColor="text1"/>
+                <w:sz w:val="28"/>
+                <w:szCs w:val="28"/>
+              </w:rPr>
+            </w:pPr>
+            <w:r>
+              <w:rPr>
+                <w:rFonts w:ascii="Times New Roman" w:eastAsia="Calibri" w:hAnsi="Times New Roman" w:cs="Times New Roman"/>
+                <w:bCs/>
+                <w:iCs/>
+                <w:color w:val="000000" w:themeColor="text1"/>
+                <w:sz w:val="28"/>
+                <w:szCs w:val="28"/>
+              </w:rPr>
+              <w:t>0.70780694</w:t>
+            </w:r>
+          </w:p>
+        </w:tc>
+      </w:tr>
+      <w:tr>
+        <w:trPr>
+          <w:trHeight w:val="288"/>
+        </w:trPr>
+        <w:tc>
+          <w:tcPr>
+            <w:tcW w:w="3100" w:type="dxa"/>
+            <w:noWrap/>
+            <w:hideMark/>
+          </w:tcPr>
+          <w:p>
+            <w:pPr>
+              <w:spacing w:before="100" w:beforeAutospacing="1" w:after="100" w:afterAutospacing="1" w:line="360" w:lineRule="auto"/>
+              <w:contextualSpacing/>
+              <w:rPr>
+                <w:rFonts w:ascii="Times New Roman" w:eastAsia="Calibri" w:hAnsi="Times New Roman" w:cs="Times New Roman"/>
+                <w:bCs/>
+                <w:iCs/>
+                <w:color w:val="000000" w:themeColor="text1"/>
+                <w:sz w:val="28"/>
+                <w:szCs w:val="28"/>
+              </w:rPr>
+            </w:pPr>
+            <w:r>
+              <w:rPr>
+                <w:rFonts w:ascii="Times New Roman" w:eastAsia="Calibri" w:hAnsi="Times New Roman" w:cs="Times New Roman"/>
+                <w:bCs/>
+                <w:iCs/>
+                <w:color w:val="000000" w:themeColor="text1"/>
+                <w:sz w:val="28"/>
+                <w:szCs w:val="28"/>
+              </w:rPr>
+              <w:t>МК со стратификацией (шаг=1)</w:t>
+            </w:r>
+          </w:p>
+        </w:tc>
+        <w:tc>
+          <w:tcPr>
+            <w:tcW w:w="2360" w:type="dxa"/>
+            <w:noWrap/>
+            <w:hideMark/>
+          </w:tcPr>
+          <w:p>
+            <w:pPr>
+              <w:spacing w:before="100" w:beforeAutospacing="1" w:after="100" w:afterAutospacing="1" w:line="360" w:lineRule="auto"/>
+              <w:contextualSpacing/>
+              <w:rPr>
+                <w:rFonts w:ascii="Times New Roman" w:eastAsia="Calibri" w:hAnsi="Times New Roman" w:cs="Times New Roman"/>
+                <w:bCs/>
+                <w:iCs/>
+                <w:color w:val="000000" w:themeColor="text1"/>
+                <w:sz w:val="28"/>
+                <w:szCs w:val="28"/>
+              </w:rPr>
+            </w:pPr>
+            <w:r>
+              <w:rPr>
+                <w:rFonts w:ascii="Times New Roman" w:eastAsia="Calibri" w:hAnsi="Times New Roman" w:cs="Times New Roman"/>
+                <w:bCs/>
+                <w:iCs/>
+                <w:color w:val="000000" w:themeColor="text1"/>
+                <w:sz w:val="28"/>
+                <w:szCs w:val="28"/>
+              </w:rPr>
+              <w:t>38.97479866</w:t>
+            </w:r>
+          </w:p>
+        </w:tc>
+        <w:tc>
+          <w:tcPr>
+            <w:tcW w:w="2440" w:type="dxa"/>
+            <w:noWrap/>
+            <w:hideMark/>
+          </w:tcPr>
+          <w:p>
+            <w:pPr>
+              <w:spacing w:before="100" w:beforeAutospacing="1" w:after="100" w:afterAutospacing="1" w:line="360" w:lineRule="auto"/>
+              <w:contextualSpacing/>
+              <w:rPr>
+                <w:rFonts w:ascii="Times New Roman" w:eastAsia="Calibri" w:hAnsi="Times New Roman" w:cs="Times New Roman"/>
+                <w:bCs/>
+                <w:iCs/>
+                <w:color w:val="000000" w:themeColor="text1"/>
+                <w:sz w:val="28"/>
+                <w:szCs w:val="28"/>
+              </w:rPr>
+            </w:pPr>
+            <w:r>
+              <w:rPr>
+                <w:rFonts w:ascii="Times New Roman" w:eastAsia="Calibri" w:hAnsi="Times New Roman" w:cs="Times New Roman"/>
+                <w:bCs/>
+                <w:iCs/>
+                <w:color w:val="000000" w:themeColor="text1"/>
+                <w:sz w:val="28"/>
+                <w:szCs w:val="28"/>
+              </w:rPr>
+              <w:t>0.02520134</w:t>
+            </w:r>
+          </w:p>
+        </w:tc>
+      </w:tr>
+      <w:tr>
+        <w:trPr>
+          <w:trHeight w:val="288"/>
+        </w:trPr>
+        <w:tc>
+          <w:tcPr>
+            <w:tcW w:w="3100" w:type="dxa"/>
+            <w:noWrap/>
+            <w:hideMark/>
+          </w:tcPr>
+          <w:p>
+            <w:pPr>
+              <w:spacing w:before="100" w:beforeAutospacing="1" w:after="100" w:afterAutospacing="1" w:line="360" w:lineRule="auto"/>
+              <w:contextualSpacing/>
+              <w:rPr>
+                <w:rFonts w:ascii="Times New Roman" w:eastAsia="Calibri" w:hAnsi="Times New Roman" w:cs="Times New Roman"/>
+                <w:bCs/>
+                <w:iCs/>
+                <w:color w:val="000000" w:themeColor="text1"/>
+                <w:sz w:val="28"/>
+                <w:szCs w:val="28"/>
+              </w:rPr>
+            </w:pPr>
+            <w:r>
+              <w:rPr>
+                <w:rFonts w:ascii="Times New Roman" w:eastAsia="Calibri" w:hAnsi="Times New Roman" w:cs="Times New Roman"/>
+                <w:bCs/>
+                <w:iCs/>
+                <w:color w:val="000000" w:themeColor="text1"/>
+                <w:sz w:val="28"/>
+                <w:szCs w:val="28"/>
+              </w:rPr>
+              <w:t>МК со стратификацией (шаг=0.5)</w:t>
+            </w:r>
+          </w:p>
+        </w:tc>
+        <w:tc>
+          <w:tcPr>
+            <w:tcW w:w="2360" w:type="dxa"/>
+            <w:noWrap/>
+            <w:hideMark/>
+          </w:tcPr>
+          <w:p>
+            <w:pPr>
+              <w:spacing w:before="100" w:beforeAutospacing="1" w:after="100" w:afterAutospacing="1" w:line="360" w:lineRule="auto"/>
+              <w:contextualSpacing/>
+              <w:rPr>
+                <w:rFonts w:ascii="Times New Roman" w:eastAsia="Calibri" w:hAnsi="Times New Roman" w:cs="Times New Roman"/>
+                <w:bCs/>
+                <w:iCs/>
+                <w:color w:val="000000" w:themeColor="text1"/>
+                <w:sz w:val="28"/>
+                <w:szCs w:val="28"/>
+              </w:rPr>
+            </w:pPr>
+            <w:r>
+              <w:rPr>
+                <w:rFonts w:ascii="Times New Roman" w:eastAsia="Calibri" w:hAnsi="Times New Roman" w:cs="Times New Roman"/>
+                <w:bCs/>
+                <w:iCs/>
+                <w:color w:val="000000" w:themeColor="text1"/>
+                <w:sz w:val="28"/>
+                <w:szCs w:val="28"/>
+              </w:rPr>
+              <w:t>39.16567239</w:t>
+            </w:r>
+          </w:p>
+        </w:tc>
+        <w:tc>
+          <w:tcPr>
+            <w:tcW w:w="2440" w:type="dxa"/>
+            <w:noWrap/>
+            <w:hideMark/>
+          </w:tcPr>
+          <w:p>
+            <w:pPr>
+              <w:spacing w:before="100" w:beforeAutospacing="1" w:after="100" w:afterAutospacing="1" w:line="360" w:lineRule="auto"/>
+              <w:contextualSpacing/>
+              <w:rPr>
+                <w:rFonts w:ascii="Times New Roman" w:eastAsia="Calibri" w:hAnsi="Times New Roman" w:cs="Times New Roman"/>
+                <w:bCs/>
+                <w:iCs/>
+                <w:color w:val="000000" w:themeColor="text1"/>
+                <w:sz w:val="28"/>
+                <w:szCs w:val="28"/>
+              </w:rPr>
+            </w:pPr>
+            <w:r>
+              <w:rPr>
+                <w:rFonts w:ascii="Times New Roman" w:eastAsia="Calibri" w:hAnsi="Times New Roman" w:cs="Times New Roman"/>
+                <w:bCs/>
+                <w:iCs/>
+                <w:color w:val="000000" w:themeColor="text1"/>
+                <w:sz w:val="28"/>
+                <w:szCs w:val="28"/>
+              </w:rPr>
+              <w:t>0.16567239</w:t>
+            </w:r>
+          </w:p>
+        </w:tc>
+      </w:tr>
+      <w:tr>
+        <w:trPr>
+          <w:trHeight w:val="288"/>
+        </w:trPr>
+        <w:tc>
+          <w:tcPr>
+            <w:tcW w:w="3100" w:type="dxa"/>
+            <w:noWrap/>
+            <w:hideMark/>
+          </w:tcPr>
+          <w:p>
+            <w:pPr>
+              <w:spacing w:before="100" w:beforeAutospacing="1" w:after="100" w:afterAutospacing="1" w:line="360" w:lineRule="auto"/>
+              <w:contextualSpacing/>
+              <w:rPr>
+                <w:rFonts w:ascii="Times New Roman" w:eastAsia="Calibri" w:hAnsi="Times New Roman" w:cs="Times New Roman"/>
+                <w:bCs/>
+                <w:iCs/>
+                <w:color w:val="000000" w:themeColor="text1"/>
+                <w:sz w:val="28"/>
+                <w:szCs w:val="28"/>
+              </w:rPr>
+            </w:pPr>
+            <w:r>
+              <w:rPr>
+                <w:rFonts w:ascii="Times New Roman" w:eastAsia="Calibri" w:hAnsi="Times New Roman" w:cs="Times New Roman"/>
+                <w:bCs/>
+                <w:iCs/>
+                <w:color w:val="000000" w:themeColor="text1"/>
+                <w:sz w:val="28"/>
+                <w:szCs w:val="28"/>
+              </w:rPr>
+              <w:t>По значимости (p(x)=x)</w:t>
+            </w:r>
+          </w:p>
+        </w:tc>
+        <w:tc>
+          <w:tcPr>
+            <w:tcW w:w="2360" w:type="dxa"/>
+            <w:noWrap/>
+            <w:hideMark/>
+          </w:tcPr>
+          <w:p>
+            <w:pPr>
+              <w:spacing w:before="100" w:beforeAutospacing="1" w:after="100" w:afterAutospacing="1" w:line="360" w:lineRule="auto"/>
+              <w:contextualSpacing/>
+              <w:rPr>
+                <w:rFonts w:ascii="Times New Roman" w:eastAsia="Calibri" w:hAnsi="Times New Roman" w:cs="Times New Roman"/>
+                <w:bCs/>
+                <w:iCs/>
+                <w:color w:val="000000" w:themeColor="text1"/>
+                <w:sz w:val="28"/>
+                <w:szCs w:val="28"/>
+              </w:rPr>
+            </w:pPr>
+            <w:r>
+              <w:rPr>
+                <w:rFonts w:ascii="Times New Roman" w:eastAsia="Calibri" w:hAnsi="Times New Roman" w:cs="Times New Roman"/>
+                <w:bCs/>
+                <w:iCs/>
+                <w:color w:val="000000" w:themeColor="text1"/>
+                <w:sz w:val="28"/>
+                <w:szCs w:val="28"/>
+              </w:rPr>
+              <w:t>39.03515385</w:t>
+            </w:r>
+          </w:p>
+        </w:tc>
+        <w:tc>
+          <w:tcPr>
+            <w:tcW w:w="2440" w:type="dxa"/>
+            <w:noWrap/>
+            <w:hideMark/>
+          </w:tcPr>
+          <w:p>
+            <w:pPr>
+              <w:spacing w:before="100" w:beforeAutospacing="1" w:after="100" w:afterAutospacing="1" w:line="360" w:lineRule="auto"/>
+              <w:contextualSpacing/>
+              <w:rPr>
+                <w:rFonts w:ascii="Times New Roman" w:eastAsia="Calibri" w:hAnsi="Times New Roman" w:cs="Times New Roman"/>
+                <w:bCs/>
+                <w:iCs/>
+                <w:color w:val="000000" w:themeColor="text1"/>
+                <w:sz w:val="28"/>
+                <w:szCs w:val="28"/>
+              </w:rPr>
+            </w:pPr>
+            <w:r>
+              <w:rPr>
+                <w:rFonts w:ascii="Times New Roman" w:eastAsia="Calibri" w:hAnsi="Times New Roman" w:cs="Times New Roman"/>
+                <w:bCs/>
+                <w:iCs/>
+                <w:color w:val="000000" w:themeColor="text1"/>
+                <w:sz w:val="28"/>
+                <w:szCs w:val="28"/>
+              </w:rPr>
+              <w:t>0.03515385</w:t>
+            </w:r>
+          </w:p>
+        </w:tc>
+      </w:tr>
+      <w:tr>
+        <w:trPr>
+          <w:trHeight w:val="288"/>
+        </w:trPr>
+        <w:tc>
+          <w:tcPr>
+            <w:tcW w:w="3100" w:type="dxa"/>
+            <w:noWrap/>
+            <w:hideMark/>
+          </w:tcPr>
+          <w:p>
+            <w:pPr>
+              <w:spacing w:before="100" w:beforeAutospacing="1" w:after="100" w:afterAutospacing="1" w:line="360" w:lineRule="auto"/>
+              <w:contextualSpacing/>
+              <w:rPr>
+                <w:rFonts w:ascii="Times New Roman" w:eastAsia="Calibri" w:hAnsi="Times New Roman" w:cs="Times New Roman"/>
+                <w:bCs/>
+                <w:iCs/>
+                <w:color w:val="000000" w:themeColor="text1"/>
+                <w:sz w:val="28"/>
+                <w:szCs w:val="28"/>
+              </w:rPr>
+            </w:pPr>
+            <w:r>
+              <w:rPr>
+                <w:rFonts w:ascii="Times New Roman" w:eastAsia="Calibri" w:hAnsi="Times New Roman" w:cs="Times New Roman"/>
+                <w:bCs/>
+                <w:iCs/>
+                <w:color w:val="000000" w:themeColor="text1"/>
+                <w:sz w:val="28"/>
+                <w:szCs w:val="28"/>
+              </w:rPr>
+              <w:t>По значимости (p(x)=x^2)</w:t>
+            </w:r>
+          </w:p>
+        </w:tc>
+        <w:tc>
+          <w:tcPr>
+            <w:tcW w:w="2360" w:type="dxa"/>
+            <w:noWrap/>
+            <w:hideMark/>
+          </w:tcPr>
+          <w:p>
+            <w:pPr>
+              <w:spacing w:before="100" w:beforeAutospacing="1" w:after="100" w:afterAutospacing="1" w:line="360" w:lineRule="auto"/>
+              <w:contextualSpacing/>
+              <w:rPr>
+                <w:rFonts w:ascii="Times New Roman" w:eastAsia="Calibri" w:hAnsi="Times New Roman" w:cs="Times New Roman"/>
+                <w:bCs/>
+                <w:iCs/>
+                <w:color w:val="000000" w:themeColor="text1"/>
+                <w:sz w:val="28"/>
+                <w:szCs w:val="28"/>
+              </w:rPr>
+            </w:pPr>
+            <w:r>
+              <w:rPr>
+                <w:rFonts w:ascii="Times New Roman" w:eastAsia="Calibri" w:hAnsi="Times New Roman" w:cs="Times New Roman"/>
+                <w:bCs/>
+                <w:iCs/>
+                <w:color w:val="000000" w:themeColor="text1"/>
+                <w:sz w:val="28"/>
+                <w:szCs w:val="28"/>
+              </w:rPr>
+              <w:t>39.00000000</w:t>
+            </w:r>
+          </w:p>
+        </w:tc>
+        <w:tc>
+          <w:tcPr>
+            <w:tcW w:w="2440" w:type="dxa"/>
+            <w:noWrap/>
+            <w:hideMark/>
+          </w:tcPr>
+          <w:p>
+            <w:pPr>
+              <w:spacing w:before="100" w:beforeAutospacing="1" w:after="100" w:afterAutospacing="1" w:line="360" w:lineRule="auto"/>
+              <w:contextualSpacing/>
+              <w:rPr>
+                <w:rFonts w:ascii="Times New Roman" w:eastAsia="Calibri" w:hAnsi="Times New Roman" w:cs="Times New Roman"/>
+                <w:bCs/>
+                <w:iCs/>
+                <w:color w:val="000000" w:themeColor="text1"/>
+                <w:sz w:val="28"/>
+                <w:szCs w:val="28"/>
+              </w:rPr>
+            </w:pPr>
+            <w:r>
+              <w:rPr>
+                <w:rFonts w:ascii="Times New Roman" w:eastAsia="Calibri" w:hAnsi="Times New Roman" w:cs="Times New Roman"/>
+                <w:bCs/>
+                <w:iCs/>
+                <w:color w:val="000000" w:themeColor="text1"/>
+                <w:sz w:val="28"/>
+                <w:szCs w:val="28"/>
+              </w:rPr>
+              <w:t>0.00000000</w:t>
+            </w:r>
+          </w:p>
+        </w:tc>
+      </w:tr>
+      <w:tr>
+        <w:trPr>
+          <w:trHeight w:val="288"/>
+        </w:trPr>
+        <w:tc>
+          <w:tcPr>
+            <w:tcW w:w="3100" w:type="dxa"/>
+            <w:noWrap/>
+            <w:hideMark/>
+          </w:tcPr>
+          <w:p>
+            <w:pPr>
+              <w:spacing w:before="100" w:beforeAutospacing="1" w:after="100" w:afterAutospacing="1" w:line="360" w:lineRule="auto"/>
+              <w:contextualSpacing/>
+              <w:rPr>
+                <w:rFonts w:ascii="Times New Roman" w:eastAsia="Calibri" w:hAnsi="Times New Roman" w:cs="Times New Roman"/>
+                <w:bCs/>
+                <w:iCs/>
+                <w:color w:val="000000" w:themeColor="text1"/>
+                <w:sz w:val="28"/>
+                <w:szCs w:val="28"/>
+              </w:rPr>
+            </w:pPr>
+            <w:r>
+              <w:rPr>
+                <w:rFonts w:ascii="Times New Roman" w:eastAsia="Calibri" w:hAnsi="Times New Roman" w:cs="Times New Roman"/>
+                <w:bCs/>
+                <w:iCs/>
+                <w:color w:val="000000" w:themeColor="text1"/>
+                <w:sz w:val="28"/>
+                <w:szCs w:val="28"/>
+              </w:rPr>
+              <w:t>По значимости (p(x)=x^3)</w:t>
+            </w:r>
+          </w:p>
+        </w:tc>
+        <w:tc>
+          <w:tcPr>
+            <w:tcW w:w="2360" w:type="dxa"/>
+            <w:noWrap/>
+            <w:hideMark/>
+          </w:tcPr>
+          <w:p>
+            <w:pPr>
+              <w:spacing w:before="100" w:beforeAutospacing="1" w:after="100" w:afterAutospacing="1" w:line="360" w:lineRule="auto"/>
+              <w:contextualSpacing/>
+              <w:rPr>
+                <w:rFonts w:ascii="Times New Roman" w:eastAsia="Calibri" w:hAnsi="Times New Roman" w:cs="Times New Roman"/>
+                <w:bCs/>
+                <w:iCs/>
+                <w:color w:val="000000" w:themeColor="text1"/>
+                <w:sz w:val="28"/>
+                <w:szCs w:val="28"/>
+              </w:rPr>
+            </w:pPr>
+            <w:r>
+              <w:rPr>
+                <w:rFonts w:ascii="Times New Roman" w:eastAsia="Calibri" w:hAnsi="Times New Roman" w:cs="Times New Roman"/>
+                <w:bCs/>
+                <w:iCs/>
+                <w:color w:val="000000" w:themeColor="text1"/>
+                <w:sz w:val="28"/>
+                <w:szCs w:val="28"/>
+              </w:rPr>
+              <w:t>38.63510914</w:t>
+            </w:r>
+          </w:p>
+        </w:tc>
+        <w:tc>
+          <w:tcPr>
+            <w:tcW w:w="2440" w:type="dxa"/>
+            <w:noWrap/>
+            <w:hideMark/>
+          </w:tcPr>
+          <w:p>
+            <w:pPr>
+              <w:spacing w:before="100" w:beforeAutospacing="1" w:after="100" w:afterAutospacing="1" w:line="360" w:lineRule="auto"/>
+              <w:contextualSpacing/>
+              <w:rPr>
+                <w:rFonts w:ascii="Times New Roman" w:eastAsia="Calibri" w:hAnsi="Times New Roman" w:cs="Times New Roman"/>
+                <w:bCs/>
+                <w:iCs/>
+                <w:color w:val="000000" w:themeColor="text1"/>
+                <w:sz w:val="28"/>
+                <w:szCs w:val="28"/>
+              </w:rPr>
+            </w:pPr>
+            <w:r>
+              <w:rPr>
+                <w:rFonts w:ascii="Times New Roman" w:eastAsia="Calibri" w:hAnsi="Times New Roman" w:cs="Times New Roman"/>
+                <w:bCs/>
+                <w:iCs/>
+                <w:color w:val="000000" w:themeColor="text1"/>
+                <w:sz w:val="28"/>
+                <w:szCs w:val="28"/>
+              </w:rPr>
+              <w:t>0.36489086</w:t>
+            </w:r>
+          </w:p>
+        </w:tc>
+      </w:tr>
+      <w:tr>
+        <w:trPr>
+          <w:trHeight w:val="288"/>
+        </w:trPr>
+        <w:tc>
+          <w:tcPr>
+            <w:tcW w:w="3100" w:type="dxa"/>
+            <w:noWrap/>
+            <w:hideMark/>
+          </w:tcPr>
+          <w:p>
+            <w:pPr>
+              <w:spacing w:before="100" w:beforeAutospacing="1" w:after="100" w:afterAutospacing="1" w:line="360" w:lineRule="auto"/>
+              <w:contextualSpacing/>
+              <w:rPr>
+                <w:rFonts w:ascii="Times New Roman" w:eastAsia="Calibri" w:hAnsi="Times New Roman" w:cs="Times New Roman"/>
+                <w:bCs/>
+                <w:iCs/>
+                <w:color w:val="000000" w:themeColor="text1"/>
+                <w:sz w:val="28"/>
+                <w:szCs w:val="28"/>
+              </w:rPr>
+            </w:pPr>
+            <w:r>
+              <w:rPr>
+                <w:rFonts w:ascii="Times New Roman" w:eastAsia="Calibri" w:hAnsi="Times New Roman" w:cs="Times New Roman"/>
+                <w:bCs/>
+                <w:iCs/>
+                <w:color w:val="000000" w:themeColor="text1"/>
+                <w:sz w:val="28"/>
+                <w:szCs w:val="28"/>
+              </w:rPr>
+              <w:t>Многократная по значимости (1)</w:t>
+            </w:r>
+          </w:p>
+        </w:tc>
+        <w:tc>
+          <w:tcPr>
+            <w:tcW w:w="2360" w:type="dxa"/>
+            <w:noWrap/>
+            <w:hideMark/>
+          </w:tcPr>
+          <w:p>
+            <w:pPr>
+              <w:spacing w:before="100" w:beforeAutospacing="1" w:after="100" w:afterAutospacing="1" w:line="360" w:lineRule="auto"/>
+              <w:contextualSpacing/>
+              <w:rPr>
+                <w:rFonts w:ascii="Times New Roman" w:eastAsia="Calibri" w:hAnsi="Times New Roman" w:cs="Times New Roman"/>
+                <w:bCs/>
+                <w:iCs/>
+                <w:color w:val="000000" w:themeColor="text1"/>
+                <w:sz w:val="28"/>
+                <w:szCs w:val="28"/>
+              </w:rPr>
+            </w:pPr>
+            <w:r>
+              <w:rPr>
+                <w:rFonts w:ascii="Times New Roman" w:eastAsia="Calibri" w:hAnsi="Times New Roman" w:cs="Times New Roman"/>
+                <w:bCs/>
+                <w:iCs/>
+                <w:color w:val="000000" w:themeColor="text1"/>
+                <w:sz w:val="28"/>
+                <w:szCs w:val="28"/>
+              </w:rPr>
+              <w:t>38.98309751</w:t>
+            </w:r>
+          </w:p>
+        </w:tc>
+        <w:tc>
+          <w:tcPr>
+            <w:tcW w:w="2440" w:type="dxa"/>
+            <w:noWrap/>
+            <w:hideMark/>
+          </w:tcPr>
+          <w:p>
+            <w:pPr>
+              <w:spacing w:before="100" w:beforeAutospacing="1" w:after="100" w:afterAutospacing="1" w:line="360" w:lineRule="auto"/>
+              <w:contextualSpacing/>
+              <w:rPr>
+                <w:rFonts w:ascii="Times New Roman" w:eastAsia="Calibri" w:hAnsi="Times New Roman" w:cs="Times New Roman"/>
+                <w:bCs/>
+                <w:iCs/>
+                <w:color w:val="000000" w:themeColor="text1"/>
+                <w:sz w:val="28"/>
+                <w:szCs w:val="28"/>
+              </w:rPr>
+            </w:pPr>
+            <w:r>
+              <w:rPr>
+                <w:rFonts w:ascii="Times New Roman" w:eastAsia="Calibri" w:hAnsi="Times New Roman" w:cs="Times New Roman"/>
+                <w:bCs/>
+                <w:iCs/>
+                <w:color w:val="000000" w:themeColor="text1"/>
+                <w:sz w:val="28"/>
+                <w:szCs w:val="28"/>
+              </w:rPr>
+              <w:t>0.01690249</w:t>
+            </w:r>
+          </w:p>
+        </w:tc>
+      </w:tr>
+      <w:tr>
+        <w:trPr>
+          <w:trHeight w:val="288"/>
+        </w:trPr>
+        <w:tc>
+          <w:tcPr>
+            <w:tcW w:w="3100" w:type="dxa"/>
+            <w:noWrap/>
+            <w:hideMark/>
+          </w:tcPr>
+          <w:p>
+            <w:pPr>
+              <w:spacing w:before="100" w:beforeAutospacing="1" w:after="100" w:afterAutospacing="1" w:line="360" w:lineRule="auto"/>
+              <w:contextualSpacing/>
+              <w:rPr>
+                <w:rFonts w:ascii="Times New Roman" w:eastAsia="Calibri" w:hAnsi="Times New Roman" w:cs="Times New Roman"/>
+                <w:bCs/>
+                <w:iCs/>
+                <w:color w:val="000000" w:themeColor="text1"/>
+                <w:sz w:val="28"/>
+                <w:szCs w:val="28"/>
+              </w:rPr>
+            </w:pPr>
+            <w:r>
+              <w:rPr>
+                <w:rFonts w:ascii="Times New Roman" w:eastAsia="Calibri" w:hAnsi="Times New Roman" w:cs="Times New Roman"/>
+                <w:bCs/>
+                <w:iCs/>
+                <w:color w:val="000000" w:themeColor="text1"/>
+                <w:sz w:val="28"/>
+                <w:szCs w:val="28"/>
+              </w:rPr>
+              <w:t>Многократная по значимости (2)</w:t>
+            </w:r>
+          </w:p>
+        </w:tc>
+        <w:tc>
+          <w:tcPr>
+            <w:tcW w:w="2360" w:type="dxa"/>
+            <w:noWrap/>
+            <w:hideMark/>
+          </w:tcPr>
+          <w:p>
+            <w:pPr>
+              <w:spacing w:before="100" w:beforeAutospacing="1" w:after="100" w:afterAutospacing="1" w:line="360" w:lineRule="auto"/>
+              <w:contextualSpacing/>
+              <w:rPr>
+                <w:rFonts w:ascii="Times New Roman" w:eastAsia="Calibri" w:hAnsi="Times New Roman" w:cs="Times New Roman"/>
+                <w:bCs/>
+                <w:iCs/>
+                <w:color w:val="000000" w:themeColor="text1"/>
+                <w:sz w:val="28"/>
+                <w:szCs w:val="28"/>
+              </w:rPr>
+            </w:pPr>
+            <w:r>
+              <w:rPr>
+                <w:rFonts w:ascii="Times New Roman" w:eastAsia="Calibri" w:hAnsi="Times New Roman" w:cs="Times New Roman"/>
+                <w:bCs/>
+                <w:iCs/>
+                <w:color w:val="000000" w:themeColor="text1"/>
+                <w:sz w:val="28"/>
+                <w:szCs w:val="28"/>
+              </w:rPr>
+              <w:t>38.77272793</w:t>
+            </w:r>
+          </w:p>
+        </w:tc>
+        <w:tc>
+          <w:tcPr>
+            <w:tcW w:w="2440" w:type="dxa"/>
+            <w:noWrap/>
+            <w:hideMark/>
+          </w:tcPr>
+          <w:p>
+            <w:pPr>
+              <w:spacing w:before="100" w:beforeAutospacing="1" w:after="100" w:afterAutospacing="1" w:line="360" w:lineRule="auto"/>
+              <w:contextualSpacing/>
+              <w:rPr>
+                <w:rFonts w:ascii="Times New Roman" w:eastAsia="Calibri" w:hAnsi="Times New Roman" w:cs="Times New Roman"/>
+                <w:bCs/>
+                <w:iCs/>
+                <w:color w:val="000000" w:themeColor="text1"/>
+                <w:sz w:val="28"/>
+                <w:szCs w:val="28"/>
+              </w:rPr>
+            </w:pPr>
+            <w:r>
+              <w:rPr>
+                <w:rFonts w:ascii="Times New Roman" w:eastAsia="Calibri" w:hAnsi="Times New Roman" w:cs="Times New Roman"/>
+                <w:bCs/>
+                <w:iCs/>
+                <w:color w:val="000000" w:themeColor="text1"/>
+                <w:sz w:val="28"/>
+                <w:szCs w:val="28"/>
+              </w:rPr>
+              <w:t>0.22727207</w:t>
+            </w:r>
+          </w:p>
+        </w:tc>
+      </w:tr>
+      <w:tr>
+        <w:trPr>
+          <w:trHeight w:val="288"/>
+        </w:trPr>
+        <w:tc>
+          <w:tcPr>
+            <w:tcW w:w="3100" w:type="dxa"/>
+            <w:noWrap/>
+            <w:hideMark/>
+          </w:tcPr>
+          <w:p>
+            <w:pPr>
+              <w:spacing w:before="100" w:beforeAutospacing="1" w:after="100" w:afterAutospacing="1" w:line="360" w:lineRule="auto"/>
+              <w:contextualSpacing/>
+              <w:rPr>
+                <w:rFonts w:ascii="Times New Roman" w:eastAsia="Calibri" w:hAnsi="Times New Roman" w:cs="Times New Roman"/>
+                <w:bCs/>
+                <w:iCs/>
+                <w:color w:val="000000" w:themeColor="text1"/>
+                <w:sz w:val="28"/>
+                <w:szCs w:val="28"/>
+              </w:rPr>
+            </w:pPr>
+            <w:r>
+              <w:rPr>
+                <w:rFonts w:ascii="Times New Roman" w:eastAsia="Calibri" w:hAnsi="Times New Roman" w:cs="Times New Roman"/>
+                <w:bCs/>
+                <w:iCs/>
+                <w:color w:val="000000" w:themeColor="text1"/>
+                <w:sz w:val="28"/>
+                <w:szCs w:val="28"/>
+              </w:rPr>
+              <w:t>Русская рулетка (R=0.5)</w:t>
+            </w:r>
+          </w:p>
+        </w:tc>
+        <w:tc>
+          <w:tcPr>
+            <w:tcW w:w="2360" w:type="dxa"/>
+            <w:noWrap/>
+            <w:hideMark/>
+          </w:tcPr>
+          <w:p>
+            <w:pPr>
+              <w:spacing w:before="100" w:beforeAutospacing="1" w:after="100" w:afterAutospacing="1" w:line="360" w:lineRule="auto"/>
+              <w:contextualSpacing/>
+              <w:rPr>
+                <w:rFonts w:ascii="Times New Roman" w:eastAsia="Calibri" w:hAnsi="Times New Roman" w:cs="Times New Roman"/>
+                <w:bCs/>
+                <w:iCs/>
+                <w:color w:val="000000" w:themeColor="text1"/>
+                <w:sz w:val="28"/>
+                <w:szCs w:val="28"/>
+              </w:rPr>
+            </w:pPr>
+            <w:r>
+              <w:rPr>
+                <w:rFonts w:ascii="Times New Roman" w:eastAsia="Calibri" w:hAnsi="Times New Roman" w:cs="Times New Roman"/>
+                <w:bCs/>
+                <w:iCs/>
+                <w:color w:val="000000" w:themeColor="text1"/>
+                <w:sz w:val="28"/>
+                <w:szCs w:val="28"/>
+              </w:rPr>
+              <w:t>42.76316717</w:t>
+            </w:r>
+          </w:p>
+        </w:tc>
+        <w:tc>
+          <w:tcPr>
+            <w:tcW w:w="2440" w:type="dxa"/>
+            <w:noWrap/>
+            <w:hideMark/>
+          </w:tcPr>
+          <w:p>
+            <w:pPr>
+              <w:spacing w:before="100" w:beforeAutospacing="1" w:after="100" w:afterAutospacing="1" w:line="360" w:lineRule="auto"/>
+              <w:contextualSpacing/>
+              <w:rPr>
+                <w:rFonts w:ascii="Times New Roman" w:eastAsia="Calibri" w:hAnsi="Times New Roman" w:cs="Times New Roman"/>
+                <w:bCs/>
+                <w:iCs/>
+                <w:color w:val="000000" w:themeColor="text1"/>
+                <w:sz w:val="28"/>
+                <w:szCs w:val="28"/>
+              </w:rPr>
+            </w:pPr>
+            <w:r>
+              <w:rPr>
+                <w:rFonts w:ascii="Times New Roman" w:eastAsia="Calibri" w:hAnsi="Times New Roman" w:cs="Times New Roman"/>
+                <w:bCs/>
+                <w:iCs/>
+                <w:color w:val="000000" w:themeColor="text1"/>
+                <w:sz w:val="28"/>
+                <w:szCs w:val="28"/>
+              </w:rPr>
+              <w:t>3.76316717</w:t>
+            </w:r>
+          </w:p>
+        </w:tc>
+      </w:tr>
+      <w:tr>
+        <w:trPr>
+          <w:trHeight w:val="288"/>
+        </w:trPr>
+        <w:tc>
+          <w:tcPr>
+            <w:tcW w:w="3100" w:type="dxa"/>
+            <w:noWrap/>
+            <w:hideMark/>
+          </w:tcPr>
+          <w:p>
+            <w:pPr>
+              <w:spacing w:before="100" w:beforeAutospacing="1" w:after="100" w:afterAutospacing="1" w:line="360" w:lineRule="auto"/>
+              <w:contextualSpacing/>
+              <w:rPr>
+                <w:rFonts w:ascii="Times New Roman" w:eastAsia="Calibri" w:hAnsi="Times New Roman" w:cs="Times New Roman"/>
+                <w:bCs/>
+                <w:iCs/>
+                <w:color w:val="000000" w:themeColor="text1"/>
+                <w:sz w:val="28"/>
+                <w:szCs w:val="28"/>
+              </w:rPr>
+            </w:pPr>
+            <w:r>
+              <w:rPr>
+                <w:rFonts w:ascii="Times New Roman" w:eastAsia="Calibri" w:hAnsi="Times New Roman" w:cs="Times New Roman"/>
+                <w:bCs/>
+                <w:iCs/>
+                <w:color w:val="000000" w:themeColor="text1"/>
+                <w:sz w:val="28"/>
+                <w:szCs w:val="28"/>
+              </w:rPr>
+              <w:t>Русская рулетка (R=0.75)</w:t>
+            </w:r>
+          </w:p>
+        </w:tc>
+        <w:tc>
+          <w:tcPr>
+            <w:tcW w:w="2360" w:type="dxa"/>
+            <w:noWrap/>
+            <w:hideMark/>
+          </w:tcPr>
+          <w:p>
+            <w:pPr>
+              <w:spacing w:before="100" w:beforeAutospacing="1" w:after="100" w:afterAutospacing="1" w:line="360" w:lineRule="auto"/>
+              <w:contextualSpacing/>
+              <w:rPr>
+                <w:rFonts w:ascii="Times New Roman" w:eastAsia="Calibri" w:hAnsi="Times New Roman" w:cs="Times New Roman"/>
+                <w:bCs/>
+                <w:iCs/>
+                <w:color w:val="000000" w:themeColor="text1"/>
+                <w:sz w:val="28"/>
+                <w:szCs w:val="28"/>
+              </w:rPr>
+            </w:pPr>
+            <w:r>
+              <w:rPr>
+                <w:rFonts w:ascii="Times New Roman" w:eastAsia="Calibri" w:hAnsi="Times New Roman" w:cs="Times New Roman"/>
+                <w:bCs/>
+                <w:iCs/>
+                <w:color w:val="000000" w:themeColor="text1"/>
+                <w:sz w:val="28"/>
+                <w:szCs w:val="28"/>
+              </w:rPr>
+              <w:t>40.21647552</w:t>
+            </w:r>
+          </w:p>
+        </w:tc>
+        <w:tc>
+          <w:tcPr>
+            <w:tcW w:w="2440" w:type="dxa"/>
+            <w:noWrap/>
+            <w:hideMark/>
+          </w:tcPr>
+          <w:p>
+            <w:pPr>
+              <w:spacing w:before="100" w:beforeAutospacing="1" w:after="100" w:afterAutospacing="1" w:line="360" w:lineRule="auto"/>
+              <w:contextualSpacing/>
+              <w:rPr>
+                <w:rFonts w:ascii="Times New Roman" w:eastAsia="Calibri" w:hAnsi="Times New Roman" w:cs="Times New Roman"/>
+                <w:bCs/>
+                <w:iCs/>
+                <w:color w:val="000000" w:themeColor="text1"/>
+                <w:sz w:val="28"/>
+                <w:szCs w:val="28"/>
+              </w:rPr>
+            </w:pPr>
+            <w:r>
+              <w:rPr>
+                <w:rFonts w:ascii="Times New Roman" w:eastAsia="Calibri" w:hAnsi="Times New Roman" w:cs="Times New Roman"/>
+                <w:bCs/>
+                <w:iCs/>
+                <w:color w:val="000000" w:themeColor="text1"/>
+                <w:sz w:val="28"/>
+                <w:szCs w:val="28"/>
+              </w:rPr>
+              <w:t>1.21647552</w:t>
+            </w:r>
+          </w:p>
+        </w:tc>
+      </w:tr>
+      <w:tr>
+        <w:trPr>
+          <w:trHeight w:val="288"/>
+        </w:trPr>
+        <w:tc>
+          <w:tcPr>
+            <w:tcW w:w="3100" w:type="dxa"/>
+            <w:noWrap/>
+            <w:hideMark/>
+          </w:tcPr>
+          <w:p>
+            <w:pPr>
+              <w:spacing w:before="100" w:beforeAutospacing="1" w:after="100" w:afterAutospacing="1" w:line="360" w:lineRule="auto"/>
+              <w:contextualSpacing/>
+              <w:rPr>
+                <w:rFonts w:ascii="Times New Roman" w:eastAsia="Calibri" w:hAnsi="Times New Roman" w:cs="Times New Roman"/>
+                <w:bCs/>
+                <w:iCs/>
+                <w:color w:val="000000" w:themeColor="text1"/>
+                <w:sz w:val="28"/>
+                <w:szCs w:val="28"/>
+              </w:rPr>
+            </w:pPr>
+            <w:r>
+              <w:rPr>
+                <w:rFonts w:ascii="Times New Roman" w:eastAsia="Calibri" w:hAnsi="Times New Roman" w:cs="Times New Roman"/>
+                <w:bCs/>
+                <w:iCs/>
+                <w:color w:val="000000" w:themeColor="text1"/>
+                <w:sz w:val="28"/>
+                <w:szCs w:val="28"/>
+              </w:rPr>
+              <w:t>Русская рулетка (R=0.95)</w:t>
+            </w:r>
+          </w:p>
+        </w:tc>
+        <w:tc>
+          <w:tcPr>
+            <w:tcW w:w="2360" w:type="dxa"/>
+            <w:noWrap/>
+            <w:hideMark/>
+          </w:tcPr>
+          <w:p>
+            <w:pPr>
+              <w:spacing w:before="100" w:beforeAutospacing="1" w:after="100" w:afterAutospacing="1" w:line="360" w:lineRule="auto"/>
+              <w:contextualSpacing/>
+              <w:rPr>
+                <w:rFonts w:ascii="Times New Roman" w:eastAsia="Calibri" w:hAnsi="Times New Roman" w:cs="Times New Roman"/>
+                <w:bCs/>
+                <w:iCs/>
+                <w:color w:val="000000" w:themeColor="text1"/>
+                <w:sz w:val="28"/>
+                <w:szCs w:val="28"/>
+              </w:rPr>
+            </w:pPr>
+            <w:r>
+              <w:rPr>
+                <w:rFonts w:ascii="Times New Roman" w:eastAsia="Calibri" w:hAnsi="Times New Roman" w:cs="Times New Roman"/>
+                <w:bCs/>
+                <w:iCs/>
+                <w:color w:val="000000" w:themeColor="text1"/>
+                <w:sz w:val="28"/>
+                <w:szCs w:val="28"/>
+              </w:rPr>
+              <w:t>39.25188671</w:t>
+            </w:r>
+          </w:p>
+        </w:tc>
+        <w:tc>
+          <w:tcPr>
+            <w:tcW w:w="2440" w:type="dxa"/>
+            <w:noWrap/>
+            <w:hideMark/>
+          </w:tcPr>
+          <w:p>
+            <w:pPr>
+              <w:spacing w:before="100" w:beforeAutospacing="1" w:after="100" w:afterAutospacing="1" w:line="360" w:lineRule="auto"/>
+              <w:contextualSpacing/>
+              <w:rPr>
+                <w:rFonts w:ascii="Times New Roman" w:eastAsia="Calibri" w:hAnsi="Times New Roman" w:cs="Times New Roman"/>
+                <w:bCs/>
+                <w:iCs/>
+                <w:color w:val="000000" w:themeColor="text1"/>
+                <w:sz w:val="28"/>
+                <w:szCs w:val="28"/>
+              </w:rPr>
+            </w:pPr>
+            <w:r>
+              <w:rPr>
+                <w:rFonts w:ascii="Times New Roman" w:eastAsia="Calibri" w:hAnsi="Times New Roman" w:cs="Times New Roman"/>
+                <w:bCs/>
+                <w:iCs/>
+                <w:color w:val="000000" w:themeColor="text1"/>
+                <w:sz w:val="28"/>
+                <w:szCs w:val="28"/>
+              </w:rPr>
+              <w:t>0.25188671</w:t>
+            </w:r>
+          </w:p>
+        </w:tc>
+      </w:tr>
+    </w:tbl>
+    <w:p>
+      <w:pPr>
+        <w:spacing w:before="100" w:beforeAutospacing="1" w:after="100" w:afterAutospacing="1" w:line="360" w:lineRule="auto"/>
+        <w:contextualSpacing/>
+        <w:rPr>
+          <w:rFonts w:ascii="Times New Roman" w:eastAsia="Calibri" w:hAnsi="Times New Roman" w:cs="Times New Roman"/>
+          <w:bCs/>
+          <w:iCs/>
+          <w:color w:val="000000" w:themeColor="text1"/>
+          <w:kern w:val="0"/>
+          <w:sz w:val="28"/>
+          <w:szCs w:val="28"/>
+          <w14:ligatures w14:val="none"/>
+        </w:rPr>
+      </w:pPr>
+    </w:p>
+    <w:p>
+      <w:pPr>
+        <w:rPr>
+          <w:rFonts w:ascii="Times New Roman" w:eastAsia="Calibri" w:hAnsi="Times New Roman" w:cs="Times New Roman"/>
+          <w:bCs/>
+          <w:iCs/>
+          <w:color w:val="000000" w:themeColor="text1"/>
+          <w:kern w:val="0"/>
+          <w:sz w:val="28"/>
+          <w:szCs w:val="28"/>
+          <w14:ligatures w14:val="none"/>
+        </w:rPr>
+      </w:pPr>
+      <w:r>
+        <w:rPr>
+          <w:rFonts w:ascii="Times New Roman" w:eastAsia="Calibri" w:hAnsi="Times New Roman" w:cs="Times New Roman"/>
+          <w:bCs/>
+          <w:iCs/>
+          <w:color w:val="000000" w:themeColor="text1"/>
+          <w:kern w:val="0"/>
+          <w:sz w:val="28"/>
+          <w:szCs w:val="28"/>
+          <w14:ligatures w14:val="none"/>
+        </w:rPr>
+        <w:br w:type="page"/>
+      </w:r>
+    </w:p>
+    <w:p>
+      <w:pPr>
+        <w:spacing w:before="100" w:beforeAutospacing="1" w:after="100" w:afterAutospacing="1" w:line="360" w:lineRule="auto"/>
+        <w:contextualSpacing/>
+        <w:rPr>
+          <w:rFonts w:ascii="Times New Roman" w:eastAsia="Calibri" w:hAnsi="Times New Roman" w:cs="Times New Roman"/>
+          <w:bCs/>
+          <w:iCs/>
+          <w:color w:val="000000" w:themeColor="text1"/>
+          <w:kern w:val="0"/>
+          <w:sz w:val="28"/>
+          <w:szCs w:val="28"/>
+          <w14:ligatures w14:val="none"/>
+        </w:rPr>
+      </w:pPr>
+      <w:r>
+        <w:rPr>
+          <w:rFonts w:ascii="Times New Roman" w:eastAsia="Calibri" w:hAnsi="Times New Roman" w:cs="Times New Roman"/>
+          <w:bCs/>
+          <w:iCs/>
+          <w:color w:val="000000" w:themeColor="text1"/>
+          <w:kern w:val="0"/>
+          <w:sz w:val="28"/>
+          <w:szCs w:val="28"/>
+          <w14:ligatures w14:val="none"/>
+        </w:rPr>
+        <w:lastRenderedPageBreak/>
+        <w:t xml:space="preserve">Таблица для </w:t>
+      </w:r>
+      <w:r>
+        <w:rPr>
+          <w:rFonts w:ascii="Times New Roman" w:eastAsia="Calibri" w:hAnsi="Times New Roman" w:cs="Times New Roman"/>
+          <w:bCs/>
+          <w:iCs/>
+          <w:color w:val="000000" w:themeColor="text1"/>
+          <w:kern w:val="0"/>
+          <w:sz w:val="28"/>
+          <w:szCs w:val="28"/>
+          <w:lang w:val="en-US"/>
+          <w14:ligatures w14:val="none"/>
+        </w:rPr>
+        <w:t>N</w:t>
+      </w:r>
+      <w:r>
+        <w:rPr>
+          <w:rFonts w:ascii="Times New Roman" w:eastAsia="Calibri" w:hAnsi="Times New Roman" w:cs="Times New Roman"/>
+          <w:bCs/>
+          <w:iCs/>
+          <w:color w:val="000000" w:themeColor="text1"/>
+          <w:kern w:val="0"/>
+          <w:sz w:val="28"/>
+          <w:szCs w:val="28"/>
+          <w14:ligatures w14:val="none"/>
+        </w:rPr>
+        <w:t xml:space="preserve"> = 1</w:t>
+      </w:r>
+      <w:r>
+        <w:rPr>
+          <w:rFonts w:ascii="Times New Roman" w:eastAsia="Calibri" w:hAnsi="Times New Roman" w:cs="Times New Roman"/>
+          <w:bCs/>
+          <w:iCs/>
+          <w:color w:val="000000" w:themeColor="text1"/>
+          <w:kern w:val="0"/>
+          <w:sz w:val="28"/>
+          <w:szCs w:val="28"/>
+          <w14:ligatures w14:val="none"/>
+        </w:rPr>
+        <w:t>0</w:t>
+      </w:r>
+      <w:r>
+        <w:rPr>
+          <w:rFonts w:ascii="Times New Roman" w:eastAsia="Calibri" w:hAnsi="Times New Roman" w:cs="Times New Roman"/>
+          <w:bCs/>
+          <w:iCs/>
+          <w:color w:val="000000" w:themeColor="text1"/>
+          <w:kern w:val="0"/>
+          <w:sz w:val="28"/>
+          <w:szCs w:val="28"/>
+          <w14:ligatures w14:val="none"/>
+        </w:rPr>
+        <w:t>0</w:t>
+      </w:r>
+      <w:r>
+        <w:rPr>
+          <w:rFonts w:ascii="Times New Roman" w:eastAsia="Calibri" w:hAnsi="Times New Roman" w:cs="Times New Roman"/>
+          <w:bCs/>
+          <w:iCs/>
+          <w:color w:val="000000" w:themeColor="text1"/>
+          <w:kern w:val="0"/>
+          <w:sz w:val="28"/>
+          <w:szCs w:val="28"/>
+          <w14:ligatures w14:val="none"/>
+        </w:rPr>
+        <w:t>0</w:t>
+      </w:r>
+      <w:r>
+        <w:rPr>
+          <w:rFonts w:ascii="Times New Roman" w:eastAsia="Calibri" w:hAnsi="Times New Roman" w:cs="Times New Roman"/>
+          <w:bCs/>
+          <w:iCs/>
+          <w:color w:val="000000" w:themeColor="text1"/>
+          <w:kern w:val="0"/>
+          <w:sz w:val="28"/>
+          <w:szCs w:val="28"/>
+          <w14:ligatures w14:val="none"/>
+        </w:rPr>
+        <w:t>0.</w:t>
+      </w:r>
+      <w:r>
+        <w:rPr>
+          <w:rFonts w:ascii="Times New Roman" w:eastAsia="Calibri" w:hAnsi="Times New Roman" w:cs="Times New Roman"/>
+          <w:bCs/>
+          <w:iCs/>
+          <w:color w:val="000000" w:themeColor="text1"/>
+          <w:kern w:val="0"/>
+          <w:sz w:val="28"/>
+          <w:szCs w:val="28"/>
+          <w14:ligatures w14:val="none"/>
+        </w:rPr>
+        <w:br/>
+      </w:r>
+      <w:r>
+        <w:rPr>
+          <w:rFonts w:ascii="Times New Roman" w:eastAsia="Calibri" w:hAnsi="Times New Roman" w:cs="Times New Roman"/>
+          <w:bCs/>
+          <w:iCs/>
+          <w:color w:val="000000" w:themeColor="text1"/>
+          <w:kern w:val="0"/>
+          <w:sz w:val="28"/>
+          <w:szCs w:val="28"/>
+          <w14:ligatures w14:val="none"/>
+        </w:rPr>
+        <w:t xml:space="preserve">Оценка погрешности = </w:t>
+      </w:r>
+      <w:r>
+        <w:rPr>
+          <w:rFonts w:ascii="Times New Roman" w:eastAsia="Calibri" w:hAnsi="Times New Roman" w:cs="Times New Roman"/>
+          <w:bCs/>
+          <w:iCs/>
+          <w:color w:val="000000" w:themeColor="text1"/>
+          <w:kern w:val="0"/>
+          <w:sz w:val="28"/>
+          <w:szCs w:val="28"/>
+          <w14:ligatures w14:val="none"/>
+        </w:rPr>
+        <w:t>0.390000</w:t>
+      </w:r>
+    </w:p>
+    <w:tbl>
+      <w:tblPr>
+        <w:tblStyle w:val="ac"/>
+        <w:tblW w:w="0" w:type="auto"/>
+        <w:tblLook w:val="04A0" w:firstRow="1" w:lastRow="0" w:firstColumn="1" w:lastColumn="0" w:noHBand="0" w:noVBand="1"/>
+      </w:tblPr>
+      <w:tblGrid>
+        <w:gridCol w:w="3100"/>
+        <w:gridCol w:w="2360"/>
+        <w:gridCol w:w="2440"/>
+      </w:tblGrid>
+      <w:tr>
+        <w:trPr>
+          <w:trHeight w:val="288"/>
+        </w:trPr>
+        <w:tc>
+          <w:tcPr>
+            <w:tcW w:w="3100" w:type="dxa"/>
+            <w:noWrap/>
+            <w:hideMark/>
+          </w:tcPr>
+          <w:p>
+            <w:pPr>
+              <w:spacing w:before="100" w:beforeAutospacing="1" w:after="100" w:afterAutospacing="1" w:line="360" w:lineRule="auto"/>
+              <w:contextualSpacing/>
+              <w:rPr>
+                <w:rFonts w:ascii="Times New Roman" w:eastAsia="Calibri" w:hAnsi="Times New Roman" w:cs="Times New Roman"/>
+                <w:bCs/>
+                <w:iCs/>
+                <w:color w:val="000000" w:themeColor="text1"/>
+                <w:sz w:val="28"/>
+                <w:szCs w:val="28"/>
+              </w:rPr>
+            </w:pPr>
+            <w:r>
+              <w:rPr>
+                <w:rFonts w:ascii="Times New Roman" w:eastAsia="Calibri" w:hAnsi="Times New Roman" w:cs="Times New Roman"/>
+                <w:bCs/>
+                <w:iCs/>
+                <w:color w:val="000000" w:themeColor="text1"/>
+                <w:sz w:val="28"/>
+                <w:szCs w:val="28"/>
+              </w:rPr>
+              <w:t>Метод</w:t>
+            </w:r>
+          </w:p>
+        </w:tc>
+        <w:tc>
+          <w:tcPr>
+            <w:tcW w:w="2360" w:type="dxa"/>
+            <w:noWrap/>
+            <w:hideMark/>
+          </w:tcPr>
+          <w:p>
+            <w:pPr>
+              <w:spacing w:before="100" w:beforeAutospacing="1" w:after="100" w:afterAutospacing="1" w:line="360" w:lineRule="auto"/>
+              <w:contextualSpacing/>
+              <w:rPr>
+                <w:rFonts w:ascii="Times New Roman" w:eastAsia="Calibri" w:hAnsi="Times New Roman" w:cs="Times New Roman"/>
+                <w:bCs/>
+                <w:iCs/>
+                <w:color w:val="000000" w:themeColor="text1"/>
+                <w:sz w:val="28"/>
+                <w:szCs w:val="28"/>
+              </w:rPr>
+            </w:pPr>
+            <w:r>
+              <w:rPr>
+                <w:rFonts w:ascii="Times New Roman" w:eastAsia="Calibri" w:hAnsi="Times New Roman" w:cs="Times New Roman"/>
+                <w:bCs/>
+                <w:iCs/>
+                <w:color w:val="000000" w:themeColor="text1"/>
+                <w:sz w:val="28"/>
+                <w:szCs w:val="28"/>
+              </w:rPr>
+              <w:t>Оценка</w:t>
+            </w:r>
+          </w:p>
+        </w:tc>
+        <w:tc>
+          <w:tcPr>
+            <w:tcW w:w="2440" w:type="dxa"/>
+            <w:noWrap/>
+            <w:hideMark/>
+          </w:tcPr>
+          <w:p>
+            <w:pPr>
+              <w:spacing w:before="100" w:beforeAutospacing="1" w:after="100" w:afterAutospacing="1" w:line="360" w:lineRule="auto"/>
+              <w:contextualSpacing/>
+              <w:rPr>
+                <w:rFonts w:ascii="Times New Roman" w:eastAsia="Calibri" w:hAnsi="Times New Roman" w:cs="Times New Roman"/>
+                <w:bCs/>
+                <w:iCs/>
+                <w:color w:val="000000" w:themeColor="text1"/>
+                <w:sz w:val="28"/>
+                <w:szCs w:val="28"/>
+              </w:rPr>
+            </w:pPr>
+            <w:r>
+              <w:rPr>
+                <w:rFonts w:ascii="Times New Roman" w:eastAsia="Calibri" w:hAnsi="Times New Roman" w:cs="Times New Roman"/>
+                <w:bCs/>
+                <w:iCs/>
+                <w:color w:val="000000" w:themeColor="text1"/>
+                <w:sz w:val="28"/>
+                <w:szCs w:val="28"/>
+              </w:rPr>
+              <w:t>Ошибка</w:t>
+            </w:r>
+          </w:p>
+        </w:tc>
+      </w:tr>
+      <w:tr>
+        <w:trPr>
+          <w:trHeight w:val="288"/>
+        </w:trPr>
+        <w:tc>
+          <w:tcPr>
+            <w:tcW w:w="3100" w:type="dxa"/>
+            <w:noWrap/>
+            <w:hideMark/>
+          </w:tcPr>
+          <w:p>
+            <w:pPr>
+              <w:spacing w:before="100" w:beforeAutospacing="1" w:after="100" w:afterAutospacing="1" w:line="360" w:lineRule="auto"/>
+              <w:contextualSpacing/>
+              <w:rPr>
+                <w:rFonts w:ascii="Times New Roman" w:eastAsia="Calibri" w:hAnsi="Times New Roman" w:cs="Times New Roman"/>
+                <w:bCs/>
+                <w:iCs/>
+                <w:color w:val="000000" w:themeColor="text1"/>
+                <w:sz w:val="28"/>
+                <w:szCs w:val="28"/>
+              </w:rPr>
+            </w:pPr>
+            <w:r>
+              <w:rPr>
+                <w:rFonts w:ascii="Times New Roman" w:eastAsia="Calibri" w:hAnsi="Times New Roman" w:cs="Times New Roman"/>
+                <w:bCs/>
+                <w:iCs/>
+                <w:color w:val="000000" w:themeColor="text1"/>
+                <w:sz w:val="28"/>
+                <w:szCs w:val="28"/>
+              </w:rPr>
+              <w:t>Простой МК</w:t>
+            </w:r>
+          </w:p>
+        </w:tc>
+        <w:tc>
+          <w:tcPr>
+            <w:tcW w:w="2360" w:type="dxa"/>
+            <w:noWrap/>
+            <w:hideMark/>
+          </w:tcPr>
+          <w:p>
+            <w:pPr>
+              <w:spacing w:before="100" w:beforeAutospacing="1" w:after="100" w:afterAutospacing="1" w:line="360" w:lineRule="auto"/>
+              <w:contextualSpacing/>
+              <w:rPr>
+                <w:rFonts w:ascii="Times New Roman" w:eastAsia="Calibri" w:hAnsi="Times New Roman" w:cs="Times New Roman"/>
+                <w:bCs/>
+                <w:iCs/>
+                <w:color w:val="000000" w:themeColor="text1"/>
+                <w:sz w:val="28"/>
+                <w:szCs w:val="28"/>
+              </w:rPr>
+            </w:pPr>
+            <w:r>
+              <w:rPr>
+                <w:rFonts w:ascii="Times New Roman" w:eastAsia="Calibri" w:hAnsi="Times New Roman" w:cs="Times New Roman"/>
+                <w:bCs/>
+                <w:iCs/>
+                <w:color w:val="000000" w:themeColor="text1"/>
+                <w:sz w:val="28"/>
+                <w:szCs w:val="28"/>
+              </w:rPr>
+              <w:t>38.75940805</w:t>
+            </w:r>
+          </w:p>
+        </w:tc>
+        <w:tc>
+          <w:tcPr>
+            <w:tcW w:w="2440" w:type="dxa"/>
+            <w:noWrap/>
+            <w:hideMark/>
+          </w:tcPr>
+          <w:p>
+            <w:pPr>
+              <w:spacing w:before="100" w:beforeAutospacing="1" w:after="100" w:afterAutospacing="1" w:line="360" w:lineRule="auto"/>
+              <w:contextualSpacing/>
+              <w:rPr>
+                <w:rFonts w:ascii="Times New Roman" w:eastAsia="Calibri" w:hAnsi="Times New Roman" w:cs="Times New Roman"/>
+                <w:bCs/>
+                <w:iCs/>
+                <w:color w:val="000000" w:themeColor="text1"/>
+                <w:sz w:val="28"/>
+                <w:szCs w:val="28"/>
+              </w:rPr>
+            </w:pPr>
+            <w:r>
+              <w:rPr>
+                <w:rFonts w:ascii="Times New Roman" w:eastAsia="Calibri" w:hAnsi="Times New Roman" w:cs="Times New Roman"/>
+                <w:bCs/>
+                <w:iCs/>
+                <w:color w:val="000000" w:themeColor="text1"/>
+                <w:sz w:val="28"/>
+                <w:szCs w:val="28"/>
+              </w:rPr>
+              <w:t>0.24059195</w:t>
+            </w:r>
+          </w:p>
+        </w:tc>
+      </w:tr>
+      <w:tr>
+        <w:trPr>
+          <w:trHeight w:val="288"/>
+        </w:trPr>
+        <w:tc>
+          <w:tcPr>
+            <w:tcW w:w="3100" w:type="dxa"/>
+            <w:noWrap/>
+            <w:hideMark/>
+          </w:tcPr>
+          <w:p>
+            <w:pPr>
+              <w:spacing w:before="100" w:beforeAutospacing="1" w:after="100" w:afterAutospacing="1" w:line="360" w:lineRule="auto"/>
+              <w:contextualSpacing/>
+              <w:rPr>
+                <w:rFonts w:ascii="Times New Roman" w:eastAsia="Calibri" w:hAnsi="Times New Roman" w:cs="Times New Roman"/>
+                <w:bCs/>
+                <w:iCs/>
+                <w:color w:val="000000" w:themeColor="text1"/>
+                <w:sz w:val="28"/>
+                <w:szCs w:val="28"/>
+              </w:rPr>
+            </w:pPr>
+            <w:r>
+              <w:rPr>
+                <w:rFonts w:ascii="Times New Roman" w:eastAsia="Calibri" w:hAnsi="Times New Roman" w:cs="Times New Roman"/>
+                <w:bCs/>
+                <w:iCs/>
+                <w:color w:val="000000" w:themeColor="text1"/>
+                <w:sz w:val="28"/>
+                <w:szCs w:val="28"/>
+              </w:rPr>
+              <w:t>МК со стратификацией (шаг=1)</w:t>
+            </w:r>
+          </w:p>
+        </w:tc>
+        <w:tc>
+          <w:tcPr>
+            <w:tcW w:w="2360" w:type="dxa"/>
+            <w:noWrap/>
+            <w:hideMark/>
+          </w:tcPr>
+          <w:p>
+            <w:pPr>
+              <w:spacing w:before="100" w:beforeAutospacing="1" w:after="100" w:afterAutospacing="1" w:line="360" w:lineRule="auto"/>
+              <w:contextualSpacing/>
+              <w:rPr>
+                <w:rFonts w:ascii="Times New Roman" w:eastAsia="Calibri" w:hAnsi="Times New Roman" w:cs="Times New Roman"/>
+                <w:bCs/>
+                <w:iCs/>
+                <w:color w:val="000000" w:themeColor="text1"/>
+                <w:sz w:val="28"/>
+                <w:szCs w:val="28"/>
+              </w:rPr>
+            </w:pPr>
+            <w:r>
+              <w:rPr>
+                <w:rFonts w:ascii="Times New Roman" w:eastAsia="Calibri" w:hAnsi="Times New Roman" w:cs="Times New Roman"/>
+                <w:bCs/>
+                <w:iCs/>
+                <w:color w:val="000000" w:themeColor="text1"/>
+                <w:sz w:val="28"/>
+                <w:szCs w:val="28"/>
+              </w:rPr>
+              <w:t>38.97044310</w:t>
+            </w:r>
+          </w:p>
+        </w:tc>
+        <w:tc>
+          <w:tcPr>
+            <w:tcW w:w="2440" w:type="dxa"/>
+            <w:noWrap/>
+            <w:hideMark/>
+          </w:tcPr>
+          <w:p>
+            <w:pPr>
+              <w:spacing w:before="100" w:beforeAutospacing="1" w:after="100" w:afterAutospacing="1" w:line="360" w:lineRule="auto"/>
+              <w:contextualSpacing/>
+              <w:rPr>
+                <w:rFonts w:ascii="Times New Roman" w:eastAsia="Calibri" w:hAnsi="Times New Roman" w:cs="Times New Roman"/>
+                <w:bCs/>
+                <w:iCs/>
+                <w:color w:val="000000" w:themeColor="text1"/>
+                <w:sz w:val="28"/>
+                <w:szCs w:val="28"/>
+              </w:rPr>
+            </w:pPr>
+            <w:r>
+              <w:rPr>
+                <w:rFonts w:ascii="Times New Roman" w:eastAsia="Calibri" w:hAnsi="Times New Roman" w:cs="Times New Roman"/>
+                <w:bCs/>
+                <w:iCs/>
+                <w:color w:val="000000" w:themeColor="text1"/>
+                <w:sz w:val="28"/>
+                <w:szCs w:val="28"/>
+              </w:rPr>
+              <w:t>0.02955690</w:t>
+            </w:r>
+          </w:p>
+        </w:tc>
+      </w:tr>
+      <w:tr>
+        <w:trPr>
+          <w:trHeight w:val="288"/>
+        </w:trPr>
+        <w:tc>
+          <w:tcPr>
+            <w:tcW w:w="3100" w:type="dxa"/>
+            <w:noWrap/>
+            <w:hideMark/>
+          </w:tcPr>
+          <w:p>
+            <w:pPr>
+              <w:spacing w:before="100" w:beforeAutospacing="1" w:after="100" w:afterAutospacing="1" w:line="360" w:lineRule="auto"/>
+              <w:contextualSpacing/>
+              <w:rPr>
+                <w:rFonts w:ascii="Times New Roman" w:eastAsia="Calibri" w:hAnsi="Times New Roman" w:cs="Times New Roman"/>
+                <w:bCs/>
+                <w:iCs/>
+                <w:color w:val="000000" w:themeColor="text1"/>
+                <w:sz w:val="28"/>
+                <w:szCs w:val="28"/>
+              </w:rPr>
+            </w:pPr>
+            <w:r>
+              <w:rPr>
+                <w:rFonts w:ascii="Times New Roman" w:eastAsia="Calibri" w:hAnsi="Times New Roman" w:cs="Times New Roman"/>
+                <w:bCs/>
+                <w:iCs/>
+                <w:color w:val="000000" w:themeColor="text1"/>
+                <w:sz w:val="28"/>
+                <w:szCs w:val="28"/>
+              </w:rPr>
+              <w:t>МК со стратификацией (шаг=0.5)</w:t>
+            </w:r>
+          </w:p>
+        </w:tc>
+        <w:tc>
+          <w:tcPr>
+            <w:tcW w:w="2360" w:type="dxa"/>
+            <w:noWrap/>
+            <w:hideMark/>
+          </w:tcPr>
+          <w:p>
+            <w:pPr>
+              <w:spacing w:before="100" w:beforeAutospacing="1" w:after="100" w:afterAutospacing="1" w:line="360" w:lineRule="auto"/>
+              <w:contextualSpacing/>
+              <w:rPr>
+                <w:rFonts w:ascii="Times New Roman" w:eastAsia="Calibri" w:hAnsi="Times New Roman" w:cs="Times New Roman"/>
+                <w:bCs/>
+                <w:iCs/>
+                <w:color w:val="000000" w:themeColor="text1"/>
+                <w:sz w:val="28"/>
+                <w:szCs w:val="28"/>
+              </w:rPr>
+            </w:pPr>
+            <w:r>
+              <w:rPr>
+                <w:rFonts w:ascii="Times New Roman" w:eastAsia="Calibri" w:hAnsi="Times New Roman" w:cs="Times New Roman"/>
+                <w:bCs/>
+                <w:iCs/>
+                <w:color w:val="000000" w:themeColor="text1"/>
+                <w:sz w:val="28"/>
+                <w:szCs w:val="28"/>
+              </w:rPr>
+              <w:t>38.99752304</w:t>
+            </w:r>
+          </w:p>
+        </w:tc>
+        <w:tc>
+          <w:tcPr>
+            <w:tcW w:w="2440" w:type="dxa"/>
+            <w:noWrap/>
+            <w:hideMark/>
+          </w:tcPr>
+          <w:p>
+            <w:pPr>
+              <w:spacing w:before="100" w:beforeAutospacing="1" w:after="100" w:afterAutospacing="1" w:line="360" w:lineRule="auto"/>
+              <w:contextualSpacing/>
+              <w:rPr>
+                <w:rFonts w:ascii="Times New Roman" w:eastAsia="Calibri" w:hAnsi="Times New Roman" w:cs="Times New Roman"/>
+                <w:bCs/>
+                <w:iCs/>
+                <w:color w:val="000000" w:themeColor="text1"/>
+                <w:sz w:val="28"/>
+                <w:szCs w:val="28"/>
+              </w:rPr>
+            </w:pPr>
+            <w:r>
+              <w:rPr>
+                <w:rFonts w:ascii="Times New Roman" w:eastAsia="Calibri" w:hAnsi="Times New Roman" w:cs="Times New Roman"/>
+                <w:bCs/>
+                <w:iCs/>
+                <w:color w:val="000000" w:themeColor="text1"/>
+                <w:sz w:val="28"/>
+                <w:szCs w:val="28"/>
+              </w:rPr>
+              <w:t>0.00247696</w:t>
+            </w:r>
+          </w:p>
+        </w:tc>
+      </w:tr>
+      <w:tr>
+        <w:trPr>
+          <w:trHeight w:val="288"/>
+        </w:trPr>
+        <w:tc>
+          <w:tcPr>
+            <w:tcW w:w="3100" w:type="dxa"/>
+            <w:noWrap/>
+            <w:hideMark/>
+          </w:tcPr>
+          <w:p>
+            <w:pPr>
+              <w:spacing w:before="100" w:beforeAutospacing="1" w:after="100" w:afterAutospacing="1" w:line="360" w:lineRule="auto"/>
+              <w:contextualSpacing/>
+              <w:rPr>
+                <w:rFonts w:ascii="Times New Roman" w:eastAsia="Calibri" w:hAnsi="Times New Roman" w:cs="Times New Roman"/>
+                <w:bCs/>
+                <w:iCs/>
+                <w:color w:val="000000" w:themeColor="text1"/>
+                <w:sz w:val="28"/>
+                <w:szCs w:val="28"/>
+              </w:rPr>
+            </w:pPr>
+            <w:r>
+              <w:rPr>
+                <w:rFonts w:ascii="Times New Roman" w:eastAsia="Calibri" w:hAnsi="Times New Roman" w:cs="Times New Roman"/>
+                <w:bCs/>
+                <w:iCs/>
+                <w:color w:val="000000" w:themeColor="text1"/>
+                <w:sz w:val="28"/>
+                <w:szCs w:val="28"/>
+              </w:rPr>
+              <w:t>По значимости (p(x)=x)</w:t>
+            </w:r>
+          </w:p>
+        </w:tc>
+        <w:tc>
+          <w:tcPr>
+            <w:tcW w:w="2360" w:type="dxa"/>
+            <w:noWrap/>
+            <w:hideMark/>
+          </w:tcPr>
+          <w:p>
+            <w:pPr>
+              <w:spacing w:before="100" w:beforeAutospacing="1" w:after="100" w:afterAutospacing="1" w:line="360" w:lineRule="auto"/>
+              <w:contextualSpacing/>
+              <w:rPr>
+                <w:rFonts w:ascii="Times New Roman" w:eastAsia="Calibri" w:hAnsi="Times New Roman" w:cs="Times New Roman"/>
+                <w:bCs/>
+                <w:iCs/>
+                <w:color w:val="000000" w:themeColor="text1"/>
+                <w:sz w:val="28"/>
+                <w:szCs w:val="28"/>
+              </w:rPr>
+            </w:pPr>
+            <w:r>
+              <w:rPr>
+                <w:rFonts w:ascii="Times New Roman" w:eastAsia="Calibri" w:hAnsi="Times New Roman" w:cs="Times New Roman"/>
+                <w:bCs/>
+                <w:iCs/>
+                <w:color w:val="000000" w:themeColor="text1"/>
+                <w:sz w:val="28"/>
+                <w:szCs w:val="28"/>
+              </w:rPr>
+              <w:t>38.98019320</w:t>
+            </w:r>
+          </w:p>
+        </w:tc>
+        <w:tc>
+          <w:tcPr>
+            <w:tcW w:w="2440" w:type="dxa"/>
+            <w:noWrap/>
+            <w:hideMark/>
+          </w:tcPr>
+          <w:p>
+            <w:pPr>
+              <w:spacing w:before="100" w:beforeAutospacing="1" w:after="100" w:afterAutospacing="1" w:line="360" w:lineRule="auto"/>
+              <w:contextualSpacing/>
+              <w:rPr>
+                <w:rFonts w:ascii="Times New Roman" w:eastAsia="Calibri" w:hAnsi="Times New Roman" w:cs="Times New Roman"/>
+                <w:bCs/>
+                <w:iCs/>
+                <w:color w:val="000000" w:themeColor="text1"/>
+                <w:sz w:val="28"/>
+                <w:szCs w:val="28"/>
+              </w:rPr>
+            </w:pPr>
+            <w:r>
+              <w:rPr>
+                <w:rFonts w:ascii="Times New Roman" w:eastAsia="Calibri" w:hAnsi="Times New Roman" w:cs="Times New Roman"/>
+                <w:bCs/>
+                <w:iCs/>
+                <w:color w:val="000000" w:themeColor="text1"/>
+                <w:sz w:val="28"/>
+                <w:szCs w:val="28"/>
+              </w:rPr>
+              <w:t>0.01980680</w:t>
+            </w:r>
+          </w:p>
+        </w:tc>
+      </w:tr>
+      <w:tr>
+        <w:trPr>
+          <w:trHeight w:val="288"/>
+        </w:trPr>
+        <w:tc>
+          <w:tcPr>
+            <w:tcW w:w="3100" w:type="dxa"/>
+            <w:noWrap/>
+            <w:hideMark/>
+          </w:tcPr>
+          <w:p>
+            <w:pPr>
+              <w:spacing w:before="100" w:beforeAutospacing="1" w:after="100" w:afterAutospacing="1" w:line="360" w:lineRule="auto"/>
+              <w:contextualSpacing/>
+              <w:rPr>
+                <w:rFonts w:ascii="Times New Roman" w:eastAsia="Calibri" w:hAnsi="Times New Roman" w:cs="Times New Roman"/>
+                <w:bCs/>
+                <w:iCs/>
+                <w:color w:val="000000" w:themeColor="text1"/>
+                <w:sz w:val="28"/>
+                <w:szCs w:val="28"/>
+              </w:rPr>
+            </w:pPr>
+            <w:r>
+              <w:rPr>
+                <w:rFonts w:ascii="Times New Roman" w:eastAsia="Calibri" w:hAnsi="Times New Roman" w:cs="Times New Roman"/>
+                <w:bCs/>
+                <w:iCs/>
+                <w:color w:val="000000" w:themeColor="text1"/>
+                <w:sz w:val="28"/>
+                <w:szCs w:val="28"/>
+              </w:rPr>
+              <w:t>По значимости (p(x)=x^2)</w:t>
+            </w:r>
+          </w:p>
+        </w:tc>
+        <w:tc>
+          <w:tcPr>
+            <w:tcW w:w="2360" w:type="dxa"/>
+            <w:noWrap/>
+            <w:hideMark/>
+          </w:tcPr>
+          <w:p>
+            <w:pPr>
+              <w:spacing w:before="100" w:beforeAutospacing="1" w:after="100" w:afterAutospacing="1" w:line="360" w:lineRule="auto"/>
+              <w:contextualSpacing/>
+              <w:rPr>
+                <w:rFonts w:ascii="Times New Roman" w:eastAsia="Calibri" w:hAnsi="Times New Roman" w:cs="Times New Roman"/>
+                <w:bCs/>
+                <w:iCs/>
+                <w:color w:val="000000" w:themeColor="text1"/>
+                <w:sz w:val="28"/>
+                <w:szCs w:val="28"/>
+              </w:rPr>
+            </w:pPr>
+            <w:r>
+              <w:rPr>
+                <w:rFonts w:ascii="Times New Roman" w:eastAsia="Calibri" w:hAnsi="Times New Roman" w:cs="Times New Roman"/>
+                <w:bCs/>
+                <w:iCs/>
+                <w:color w:val="000000" w:themeColor="text1"/>
+                <w:sz w:val="28"/>
+                <w:szCs w:val="28"/>
+              </w:rPr>
+              <w:t>39.00000000</w:t>
+            </w:r>
+          </w:p>
+        </w:tc>
+        <w:tc>
+          <w:tcPr>
+            <w:tcW w:w="2440" w:type="dxa"/>
+            <w:noWrap/>
+            <w:hideMark/>
+          </w:tcPr>
+          <w:p>
+            <w:pPr>
+              <w:spacing w:before="100" w:beforeAutospacing="1" w:after="100" w:afterAutospacing="1" w:line="360" w:lineRule="auto"/>
+              <w:contextualSpacing/>
+              <w:rPr>
+                <w:rFonts w:ascii="Times New Roman" w:eastAsia="Calibri" w:hAnsi="Times New Roman" w:cs="Times New Roman"/>
+                <w:bCs/>
+                <w:iCs/>
+                <w:color w:val="000000" w:themeColor="text1"/>
+                <w:sz w:val="28"/>
+                <w:szCs w:val="28"/>
+              </w:rPr>
+            </w:pPr>
+            <w:r>
+              <w:rPr>
+                <w:rFonts w:ascii="Times New Roman" w:eastAsia="Calibri" w:hAnsi="Times New Roman" w:cs="Times New Roman"/>
+                <w:bCs/>
+                <w:iCs/>
+                <w:color w:val="000000" w:themeColor="text1"/>
+                <w:sz w:val="28"/>
+                <w:szCs w:val="28"/>
+              </w:rPr>
+              <w:t>0.00000000</w:t>
+            </w:r>
+          </w:p>
+        </w:tc>
+      </w:tr>
+      <w:tr>
+        <w:trPr>
+          <w:trHeight w:val="288"/>
+        </w:trPr>
+        <w:tc>
+          <w:tcPr>
+            <w:tcW w:w="3100" w:type="dxa"/>
+            <w:noWrap/>
+            <w:hideMark/>
+          </w:tcPr>
+          <w:p>
+            <w:pPr>
+              <w:spacing w:before="100" w:beforeAutospacing="1" w:after="100" w:afterAutospacing="1" w:line="360" w:lineRule="auto"/>
+              <w:contextualSpacing/>
+              <w:rPr>
+                <w:rFonts w:ascii="Times New Roman" w:eastAsia="Calibri" w:hAnsi="Times New Roman" w:cs="Times New Roman"/>
+                <w:bCs/>
+                <w:iCs/>
+                <w:color w:val="000000" w:themeColor="text1"/>
+                <w:sz w:val="28"/>
+                <w:szCs w:val="28"/>
+              </w:rPr>
+            </w:pPr>
+            <w:r>
+              <w:rPr>
+                <w:rFonts w:ascii="Times New Roman" w:eastAsia="Calibri" w:hAnsi="Times New Roman" w:cs="Times New Roman"/>
+                <w:bCs/>
+                <w:iCs/>
+                <w:color w:val="000000" w:themeColor="text1"/>
+                <w:sz w:val="28"/>
+                <w:szCs w:val="28"/>
+              </w:rPr>
+              <w:t>По значимости (p(x)=x^3)</w:t>
+            </w:r>
+          </w:p>
+        </w:tc>
+        <w:tc>
+          <w:tcPr>
+            <w:tcW w:w="2360" w:type="dxa"/>
+            <w:noWrap/>
+            <w:hideMark/>
+          </w:tcPr>
+          <w:p>
+            <w:pPr>
+              <w:spacing w:before="100" w:beforeAutospacing="1" w:after="100" w:afterAutospacing="1" w:line="360" w:lineRule="auto"/>
+              <w:contextualSpacing/>
+              <w:rPr>
+                <w:rFonts w:ascii="Times New Roman" w:eastAsia="Calibri" w:hAnsi="Times New Roman" w:cs="Times New Roman"/>
+                <w:bCs/>
+                <w:iCs/>
+                <w:color w:val="000000" w:themeColor="text1"/>
+                <w:sz w:val="28"/>
+                <w:szCs w:val="28"/>
+              </w:rPr>
+            </w:pPr>
+            <w:r>
+              <w:rPr>
+                <w:rFonts w:ascii="Times New Roman" w:eastAsia="Calibri" w:hAnsi="Times New Roman" w:cs="Times New Roman"/>
+                <w:bCs/>
+                <w:iCs/>
+                <w:color w:val="000000" w:themeColor="text1"/>
+                <w:sz w:val="28"/>
+                <w:szCs w:val="28"/>
+              </w:rPr>
+              <w:t>38.95039748</w:t>
+            </w:r>
+          </w:p>
+        </w:tc>
+        <w:tc>
+          <w:tcPr>
+            <w:tcW w:w="2440" w:type="dxa"/>
+            <w:noWrap/>
+            <w:hideMark/>
+          </w:tcPr>
+          <w:p>
+            <w:pPr>
+              <w:spacing w:before="100" w:beforeAutospacing="1" w:after="100" w:afterAutospacing="1" w:line="360" w:lineRule="auto"/>
+              <w:contextualSpacing/>
+              <w:rPr>
+                <w:rFonts w:ascii="Times New Roman" w:eastAsia="Calibri" w:hAnsi="Times New Roman" w:cs="Times New Roman"/>
+                <w:bCs/>
+                <w:iCs/>
+                <w:color w:val="000000" w:themeColor="text1"/>
+                <w:sz w:val="28"/>
+                <w:szCs w:val="28"/>
+              </w:rPr>
+            </w:pPr>
+            <w:r>
+              <w:rPr>
+                <w:rFonts w:ascii="Times New Roman" w:eastAsia="Calibri" w:hAnsi="Times New Roman" w:cs="Times New Roman"/>
+                <w:bCs/>
+                <w:iCs/>
+                <w:color w:val="000000" w:themeColor="text1"/>
+                <w:sz w:val="28"/>
+                <w:szCs w:val="28"/>
+              </w:rPr>
+              <w:t>0.04960252</w:t>
+            </w:r>
+          </w:p>
+        </w:tc>
+      </w:tr>
+      <w:tr>
+        <w:trPr>
+          <w:trHeight w:val="288"/>
+        </w:trPr>
+        <w:tc>
+          <w:tcPr>
+            <w:tcW w:w="3100" w:type="dxa"/>
+            <w:noWrap/>
+            <w:hideMark/>
+          </w:tcPr>
+          <w:p>
+            <w:pPr>
+              <w:spacing w:before="100" w:beforeAutospacing="1" w:after="100" w:afterAutospacing="1" w:line="360" w:lineRule="auto"/>
+              <w:contextualSpacing/>
+              <w:rPr>
+                <w:rFonts w:ascii="Times New Roman" w:eastAsia="Calibri" w:hAnsi="Times New Roman" w:cs="Times New Roman"/>
+                <w:bCs/>
+                <w:iCs/>
+                <w:color w:val="000000" w:themeColor="text1"/>
+                <w:sz w:val="28"/>
+                <w:szCs w:val="28"/>
+              </w:rPr>
+            </w:pPr>
+            <w:r>
+              <w:rPr>
+                <w:rFonts w:ascii="Times New Roman" w:eastAsia="Calibri" w:hAnsi="Times New Roman" w:cs="Times New Roman"/>
+                <w:bCs/>
+                <w:iCs/>
+                <w:color w:val="000000" w:themeColor="text1"/>
+                <w:sz w:val="28"/>
+                <w:szCs w:val="28"/>
+              </w:rPr>
+              <w:t>Многократная по значимости (1)</w:t>
+            </w:r>
+          </w:p>
+        </w:tc>
+        <w:tc>
+          <w:tcPr>
+            <w:tcW w:w="2360" w:type="dxa"/>
+            <w:noWrap/>
+            <w:hideMark/>
+          </w:tcPr>
+          <w:p>
+            <w:pPr>
+              <w:spacing w:before="100" w:beforeAutospacing="1" w:after="100" w:afterAutospacing="1" w:line="360" w:lineRule="auto"/>
+              <w:contextualSpacing/>
+              <w:rPr>
+                <w:rFonts w:ascii="Times New Roman" w:eastAsia="Calibri" w:hAnsi="Times New Roman" w:cs="Times New Roman"/>
+                <w:bCs/>
+                <w:iCs/>
+                <w:color w:val="000000" w:themeColor="text1"/>
+                <w:sz w:val="28"/>
+                <w:szCs w:val="28"/>
+              </w:rPr>
+            </w:pPr>
+            <w:r>
+              <w:rPr>
+                <w:rFonts w:ascii="Times New Roman" w:eastAsia="Calibri" w:hAnsi="Times New Roman" w:cs="Times New Roman"/>
+                <w:bCs/>
+                <w:iCs/>
+                <w:color w:val="000000" w:themeColor="text1"/>
+                <w:sz w:val="28"/>
+                <w:szCs w:val="28"/>
+              </w:rPr>
+              <w:t>38.99145631</w:t>
+            </w:r>
+          </w:p>
+        </w:tc>
+        <w:tc>
+          <w:tcPr>
+            <w:tcW w:w="2440" w:type="dxa"/>
+            <w:noWrap/>
+            <w:hideMark/>
+          </w:tcPr>
+          <w:p>
+            <w:pPr>
+              <w:spacing w:before="100" w:beforeAutospacing="1" w:after="100" w:afterAutospacing="1" w:line="360" w:lineRule="auto"/>
+              <w:contextualSpacing/>
+              <w:rPr>
+                <w:rFonts w:ascii="Times New Roman" w:eastAsia="Calibri" w:hAnsi="Times New Roman" w:cs="Times New Roman"/>
+                <w:bCs/>
+                <w:iCs/>
+                <w:color w:val="000000" w:themeColor="text1"/>
+                <w:sz w:val="28"/>
+                <w:szCs w:val="28"/>
+              </w:rPr>
+            </w:pPr>
+            <w:r>
+              <w:rPr>
+                <w:rFonts w:ascii="Times New Roman" w:eastAsia="Calibri" w:hAnsi="Times New Roman" w:cs="Times New Roman"/>
+                <w:bCs/>
+                <w:iCs/>
+                <w:color w:val="000000" w:themeColor="text1"/>
+                <w:sz w:val="28"/>
+                <w:szCs w:val="28"/>
+              </w:rPr>
+              <w:t>0.00854369</w:t>
+            </w:r>
+          </w:p>
+        </w:tc>
+      </w:tr>
+      <w:tr>
+        <w:trPr>
+          <w:trHeight w:val="288"/>
+        </w:trPr>
+        <w:tc>
+          <w:tcPr>
+            <w:tcW w:w="3100" w:type="dxa"/>
+            <w:noWrap/>
+            <w:hideMark/>
+          </w:tcPr>
+          <w:p>
+            <w:pPr>
+              <w:spacing w:before="100" w:beforeAutospacing="1" w:after="100" w:afterAutospacing="1" w:line="360" w:lineRule="auto"/>
+              <w:contextualSpacing/>
+              <w:rPr>
+                <w:rFonts w:ascii="Times New Roman" w:eastAsia="Calibri" w:hAnsi="Times New Roman" w:cs="Times New Roman"/>
+                <w:bCs/>
+                <w:iCs/>
+                <w:color w:val="000000" w:themeColor="text1"/>
+                <w:sz w:val="28"/>
+                <w:szCs w:val="28"/>
+              </w:rPr>
+            </w:pPr>
+            <w:r>
+              <w:rPr>
+                <w:rFonts w:ascii="Times New Roman" w:eastAsia="Calibri" w:hAnsi="Times New Roman" w:cs="Times New Roman"/>
+                <w:bCs/>
+                <w:iCs/>
+                <w:color w:val="000000" w:themeColor="text1"/>
+                <w:sz w:val="28"/>
+                <w:szCs w:val="28"/>
+              </w:rPr>
+              <w:t>Многократная по значимости (2)</w:t>
+            </w:r>
+          </w:p>
+        </w:tc>
+        <w:tc>
+          <w:tcPr>
+            <w:tcW w:w="2360" w:type="dxa"/>
+            <w:noWrap/>
+            <w:hideMark/>
+          </w:tcPr>
+          <w:p>
+            <w:pPr>
+              <w:spacing w:before="100" w:beforeAutospacing="1" w:after="100" w:afterAutospacing="1" w:line="360" w:lineRule="auto"/>
+              <w:contextualSpacing/>
+              <w:rPr>
+                <w:rFonts w:ascii="Times New Roman" w:eastAsia="Calibri" w:hAnsi="Times New Roman" w:cs="Times New Roman"/>
+                <w:bCs/>
+                <w:iCs/>
+                <w:color w:val="000000" w:themeColor="text1"/>
+                <w:sz w:val="28"/>
+                <w:szCs w:val="28"/>
+              </w:rPr>
+            </w:pPr>
+            <w:r>
+              <w:rPr>
+                <w:rFonts w:ascii="Times New Roman" w:eastAsia="Calibri" w:hAnsi="Times New Roman" w:cs="Times New Roman"/>
+                <w:bCs/>
+                <w:iCs/>
+                <w:color w:val="000000" w:themeColor="text1"/>
+                <w:sz w:val="28"/>
+                <w:szCs w:val="28"/>
+              </w:rPr>
+              <w:t>39.10455189</w:t>
+            </w:r>
+          </w:p>
+        </w:tc>
+        <w:tc>
+          <w:tcPr>
+            <w:tcW w:w="2440" w:type="dxa"/>
+            <w:noWrap/>
+            <w:hideMark/>
+          </w:tcPr>
+          <w:p>
+            <w:pPr>
+              <w:spacing w:before="100" w:beforeAutospacing="1" w:after="100" w:afterAutospacing="1" w:line="360" w:lineRule="auto"/>
+              <w:contextualSpacing/>
+              <w:rPr>
+                <w:rFonts w:ascii="Times New Roman" w:eastAsia="Calibri" w:hAnsi="Times New Roman" w:cs="Times New Roman"/>
+                <w:bCs/>
+                <w:iCs/>
+                <w:color w:val="000000" w:themeColor="text1"/>
+                <w:sz w:val="28"/>
+                <w:szCs w:val="28"/>
+              </w:rPr>
+            </w:pPr>
+            <w:r>
+              <w:rPr>
+                <w:rFonts w:ascii="Times New Roman" w:eastAsia="Calibri" w:hAnsi="Times New Roman" w:cs="Times New Roman"/>
+                <w:bCs/>
+                <w:iCs/>
+                <w:color w:val="000000" w:themeColor="text1"/>
+                <w:sz w:val="28"/>
+                <w:szCs w:val="28"/>
+              </w:rPr>
+              <w:t>0.10455189</w:t>
+            </w:r>
+          </w:p>
+        </w:tc>
+      </w:tr>
+      <w:tr>
+        <w:trPr>
+          <w:trHeight w:val="288"/>
+        </w:trPr>
+        <w:tc>
+          <w:tcPr>
+            <w:tcW w:w="3100" w:type="dxa"/>
+            <w:noWrap/>
+            <w:hideMark/>
+          </w:tcPr>
+          <w:p>
+            <w:pPr>
+              <w:spacing w:before="100" w:beforeAutospacing="1" w:after="100" w:afterAutospacing="1" w:line="360" w:lineRule="auto"/>
+              <w:contextualSpacing/>
+              <w:rPr>
+                <w:rFonts w:ascii="Times New Roman" w:eastAsia="Calibri" w:hAnsi="Times New Roman" w:cs="Times New Roman"/>
+                <w:bCs/>
+                <w:iCs/>
+                <w:color w:val="000000" w:themeColor="text1"/>
+                <w:sz w:val="28"/>
+                <w:szCs w:val="28"/>
+              </w:rPr>
+            </w:pPr>
+            <w:r>
+              <w:rPr>
+                <w:rFonts w:ascii="Times New Roman" w:eastAsia="Calibri" w:hAnsi="Times New Roman" w:cs="Times New Roman"/>
+                <w:bCs/>
+                <w:iCs/>
+                <w:color w:val="000000" w:themeColor="text1"/>
+                <w:sz w:val="28"/>
+                <w:szCs w:val="28"/>
+              </w:rPr>
+              <w:t>Русская рулетка (R=0.5)</w:t>
+            </w:r>
+          </w:p>
+        </w:tc>
+        <w:tc>
+          <w:tcPr>
+            <w:tcW w:w="2360" w:type="dxa"/>
+            <w:noWrap/>
+            <w:hideMark/>
+          </w:tcPr>
+          <w:p>
+            <w:pPr>
+              <w:spacing w:before="100" w:beforeAutospacing="1" w:after="100" w:afterAutospacing="1" w:line="360" w:lineRule="auto"/>
+              <w:contextualSpacing/>
+              <w:rPr>
+                <w:rFonts w:ascii="Times New Roman" w:eastAsia="Calibri" w:hAnsi="Times New Roman" w:cs="Times New Roman"/>
+                <w:bCs/>
+                <w:iCs/>
+                <w:color w:val="000000" w:themeColor="text1"/>
+                <w:sz w:val="28"/>
+                <w:szCs w:val="28"/>
+              </w:rPr>
+            </w:pPr>
+            <w:r>
+              <w:rPr>
+                <w:rFonts w:ascii="Times New Roman" w:eastAsia="Calibri" w:hAnsi="Times New Roman" w:cs="Times New Roman"/>
+                <w:bCs/>
+                <w:iCs/>
+                <w:color w:val="000000" w:themeColor="text1"/>
+                <w:sz w:val="28"/>
+                <w:szCs w:val="28"/>
+              </w:rPr>
+              <w:t>38.94258985</w:t>
+            </w:r>
+          </w:p>
+        </w:tc>
+        <w:tc>
+          <w:tcPr>
+            <w:tcW w:w="2440" w:type="dxa"/>
+            <w:noWrap/>
+            <w:hideMark/>
+          </w:tcPr>
+          <w:p>
+            <w:pPr>
+              <w:spacing w:before="100" w:beforeAutospacing="1" w:after="100" w:afterAutospacing="1" w:line="360" w:lineRule="auto"/>
+              <w:contextualSpacing/>
+              <w:rPr>
+                <w:rFonts w:ascii="Times New Roman" w:eastAsia="Calibri" w:hAnsi="Times New Roman" w:cs="Times New Roman"/>
+                <w:bCs/>
+                <w:iCs/>
+                <w:color w:val="000000" w:themeColor="text1"/>
+                <w:sz w:val="28"/>
+                <w:szCs w:val="28"/>
+              </w:rPr>
+            </w:pPr>
+            <w:r>
+              <w:rPr>
+                <w:rFonts w:ascii="Times New Roman" w:eastAsia="Calibri" w:hAnsi="Times New Roman" w:cs="Times New Roman"/>
+                <w:bCs/>
+                <w:iCs/>
+                <w:color w:val="000000" w:themeColor="text1"/>
+                <w:sz w:val="28"/>
+                <w:szCs w:val="28"/>
+              </w:rPr>
+              <w:t>0.05741015</w:t>
+            </w:r>
+          </w:p>
+        </w:tc>
+      </w:tr>
+      <w:tr>
+        <w:trPr>
+          <w:trHeight w:val="288"/>
+        </w:trPr>
+        <w:tc>
+          <w:tcPr>
+            <w:tcW w:w="3100" w:type="dxa"/>
+            <w:noWrap/>
+            <w:hideMark/>
+          </w:tcPr>
+          <w:p>
+            <w:pPr>
+              <w:spacing w:before="100" w:beforeAutospacing="1" w:after="100" w:afterAutospacing="1" w:line="360" w:lineRule="auto"/>
+              <w:contextualSpacing/>
+              <w:rPr>
+                <w:rFonts w:ascii="Times New Roman" w:eastAsia="Calibri" w:hAnsi="Times New Roman" w:cs="Times New Roman"/>
+                <w:bCs/>
+                <w:iCs/>
+                <w:color w:val="000000" w:themeColor="text1"/>
+                <w:sz w:val="28"/>
+                <w:szCs w:val="28"/>
+              </w:rPr>
+            </w:pPr>
+            <w:r>
+              <w:rPr>
+                <w:rFonts w:ascii="Times New Roman" w:eastAsia="Calibri" w:hAnsi="Times New Roman" w:cs="Times New Roman"/>
+                <w:bCs/>
+                <w:iCs/>
+                <w:color w:val="000000" w:themeColor="text1"/>
+                <w:sz w:val="28"/>
+                <w:szCs w:val="28"/>
+              </w:rPr>
+              <w:t>Русская рулетка (R=0.75)</w:t>
+            </w:r>
+          </w:p>
+        </w:tc>
+        <w:tc>
+          <w:tcPr>
+            <w:tcW w:w="2360" w:type="dxa"/>
+            <w:noWrap/>
+            <w:hideMark/>
+          </w:tcPr>
+          <w:p>
+            <w:pPr>
+              <w:spacing w:before="100" w:beforeAutospacing="1" w:after="100" w:afterAutospacing="1" w:line="360" w:lineRule="auto"/>
+              <w:contextualSpacing/>
+              <w:rPr>
+                <w:rFonts w:ascii="Times New Roman" w:eastAsia="Calibri" w:hAnsi="Times New Roman" w:cs="Times New Roman"/>
+                <w:bCs/>
+                <w:iCs/>
+                <w:color w:val="000000" w:themeColor="text1"/>
+                <w:sz w:val="28"/>
+                <w:szCs w:val="28"/>
+              </w:rPr>
+            </w:pPr>
+            <w:r>
+              <w:rPr>
+                <w:rFonts w:ascii="Times New Roman" w:eastAsia="Calibri" w:hAnsi="Times New Roman" w:cs="Times New Roman"/>
+                <w:bCs/>
+                <w:iCs/>
+                <w:color w:val="000000" w:themeColor="text1"/>
+                <w:sz w:val="28"/>
+                <w:szCs w:val="28"/>
+              </w:rPr>
+              <w:t>39.41554990</w:t>
+            </w:r>
+          </w:p>
+        </w:tc>
+        <w:tc>
+          <w:tcPr>
+            <w:tcW w:w="2440" w:type="dxa"/>
+            <w:noWrap/>
+            <w:hideMark/>
+          </w:tcPr>
+          <w:p>
+            <w:pPr>
+              <w:spacing w:before="100" w:beforeAutospacing="1" w:after="100" w:afterAutospacing="1" w:line="360" w:lineRule="auto"/>
+              <w:contextualSpacing/>
+              <w:rPr>
+                <w:rFonts w:ascii="Times New Roman" w:eastAsia="Calibri" w:hAnsi="Times New Roman" w:cs="Times New Roman"/>
+                <w:bCs/>
+                <w:iCs/>
+                <w:color w:val="000000" w:themeColor="text1"/>
+                <w:sz w:val="28"/>
+                <w:szCs w:val="28"/>
+              </w:rPr>
+            </w:pPr>
+            <w:r>
+              <w:rPr>
+                <w:rFonts w:ascii="Times New Roman" w:eastAsia="Calibri" w:hAnsi="Times New Roman" w:cs="Times New Roman"/>
+                <w:bCs/>
+                <w:iCs/>
+                <w:color w:val="000000" w:themeColor="text1"/>
+                <w:sz w:val="28"/>
+                <w:szCs w:val="28"/>
+              </w:rPr>
+              <w:t>0.41554990</w:t>
+            </w:r>
+          </w:p>
+        </w:tc>
+      </w:tr>
+      <w:tr>
+        <w:trPr>
+          <w:trHeight w:val="288"/>
+        </w:trPr>
+        <w:tc>
+          <w:tcPr>
+            <w:tcW w:w="3100" w:type="dxa"/>
+            <w:noWrap/>
+            <w:hideMark/>
+          </w:tcPr>
+          <w:p>
+            <w:pPr>
+              <w:spacing w:before="100" w:beforeAutospacing="1" w:after="100" w:afterAutospacing="1" w:line="360" w:lineRule="auto"/>
+              <w:contextualSpacing/>
+              <w:rPr>
+                <w:rFonts w:ascii="Times New Roman" w:eastAsia="Calibri" w:hAnsi="Times New Roman" w:cs="Times New Roman"/>
+                <w:bCs/>
+                <w:iCs/>
+                <w:color w:val="000000" w:themeColor="text1"/>
+                <w:sz w:val="28"/>
+                <w:szCs w:val="28"/>
+              </w:rPr>
+            </w:pPr>
+            <w:r>
+              <w:rPr>
+                <w:rFonts w:ascii="Times New Roman" w:eastAsia="Calibri" w:hAnsi="Times New Roman" w:cs="Times New Roman"/>
+                <w:bCs/>
+                <w:iCs/>
+                <w:color w:val="000000" w:themeColor="text1"/>
+                <w:sz w:val="28"/>
+                <w:szCs w:val="28"/>
+              </w:rPr>
+              <w:t>Русская рулетка (R=0.95)</w:t>
+            </w:r>
+          </w:p>
+        </w:tc>
+        <w:tc>
+          <w:tcPr>
+            <w:tcW w:w="2360" w:type="dxa"/>
+            <w:noWrap/>
+            <w:hideMark/>
+          </w:tcPr>
+          <w:p>
+            <w:pPr>
+              <w:spacing w:before="100" w:beforeAutospacing="1" w:after="100" w:afterAutospacing="1" w:line="360" w:lineRule="auto"/>
+              <w:contextualSpacing/>
+              <w:rPr>
+                <w:rFonts w:ascii="Times New Roman" w:eastAsia="Calibri" w:hAnsi="Times New Roman" w:cs="Times New Roman"/>
+                <w:bCs/>
+                <w:iCs/>
+                <w:color w:val="000000" w:themeColor="text1"/>
+                <w:sz w:val="28"/>
+                <w:szCs w:val="28"/>
+              </w:rPr>
+            </w:pPr>
+            <w:r>
+              <w:rPr>
+                <w:rFonts w:ascii="Times New Roman" w:eastAsia="Calibri" w:hAnsi="Times New Roman" w:cs="Times New Roman"/>
+                <w:bCs/>
+                <w:iCs/>
+                <w:color w:val="000000" w:themeColor="text1"/>
+                <w:sz w:val="28"/>
+                <w:szCs w:val="28"/>
+              </w:rPr>
+              <w:t>38.81813735</w:t>
+            </w:r>
+          </w:p>
+        </w:tc>
+        <w:tc>
+          <w:tcPr>
+            <w:tcW w:w="2440" w:type="dxa"/>
+            <w:noWrap/>
+            <w:hideMark/>
+          </w:tcPr>
+          <w:p>
+            <w:pPr>
+              <w:spacing w:before="100" w:beforeAutospacing="1" w:after="100" w:afterAutospacing="1" w:line="360" w:lineRule="auto"/>
+              <w:contextualSpacing/>
+              <w:rPr>
+                <w:rFonts w:ascii="Times New Roman" w:eastAsia="Calibri" w:hAnsi="Times New Roman" w:cs="Times New Roman"/>
+                <w:bCs/>
+                <w:iCs/>
+                <w:color w:val="000000" w:themeColor="text1"/>
+                <w:sz w:val="28"/>
+                <w:szCs w:val="28"/>
+              </w:rPr>
+            </w:pPr>
+            <w:r>
+              <w:rPr>
+                <w:rFonts w:ascii="Times New Roman" w:eastAsia="Calibri" w:hAnsi="Times New Roman" w:cs="Times New Roman"/>
+                <w:bCs/>
+                <w:iCs/>
+                <w:color w:val="000000" w:themeColor="text1"/>
+                <w:sz w:val="28"/>
+                <w:szCs w:val="28"/>
+              </w:rPr>
+              <w:t>0.18186265</w:t>
+            </w:r>
+          </w:p>
+        </w:tc>
+      </w:tr>
+    </w:tbl>
+    <w:p>
+      <w:pPr>
+        <w:spacing w:before="100" w:beforeAutospacing="1" w:after="100" w:afterAutospacing="1" w:line="360" w:lineRule="auto"/>
+        <w:contextualSpacing/>
+        <w:rPr>
+          <w:rFonts w:ascii="Times New Roman" w:eastAsia="Calibri" w:hAnsi="Times New Roman" w:cs="Times New Roman"/>
+          <w:bCs/>
+          <w:iCs/>
+          <w:color w:val="000000" w:themeColor="text1"/>
+          <w:kern w:val="0"/>
+          <w:sz w:val="28"/>
+          <w:szCs w:val="28"/>
+          <w14:ligatures w14:val="none"/>
+        </w:rPr>
+      </w:pPr>
+    </w:p>
+    <w:p>
+      <w:pPr>
+        <w:rPr>
+          <w:rFonts w:ascii="Times New Roman" w:eastAsia="Calibri" w:hAnsi="Times New Roman" w:cs="Times New Roman"/>
+          <w:bCs/>
+          <w:iCs/>
+          <w:color w:val="000000" w:themeColor="text1"/>
+          <w:kern w:val="0"/>
+          <w:sz w:val="28"/>
+          <w:szCs w:val="28"/>
+          <w14:ligatures w14:val="none"/>
+        </w:rPr>
+      </w:pPr>
+      <w:r>
+        <w:rPr>
+          <w:rFonts w:ascii="Times New Roman" w:eastAsia="Calibri" w:hAnsi="Times New Roman" w:cs="Times New Roman"/>
+          <w:bCs/>
+          <w:iCs/>
+          <w:color w:val="000000" w:themeColor="text1"/>
+          <w:kern w:val="0"/>
+          <w:sz w:val="28"/>
+          <w:szCs w:val="28"/>
+          <w14:ligatures w14:val="none"/>
+        </w:rPr>
+        <w:br w:type="page"/>
+      </w:r>
+    </w:p>
+    <w:p>
+      <w:pPr>
+        <w:spacing w:before="100" w:beforeAutospacing="1" w:after="100" w:afterAutospacing="1" w:line="360" w:lineRule="auto"/>
+        <w:contextualSpacing/>
+        <w:rPr>
+          <w:rFonts w:ascii="Times New Roman" w:eastAsia="Calibri" w:hAnsi="Times New Roman" w:cs="Times New Roman"/>
+          <w:bCs/>
+          <w:iCs/>
+          <w:color w:val="000000" w:themeColor="text1"/>
+          <w:kern w:val="0"/>
+          <w:sz w:val="28"/>
+          <w:szCs w:val="28"/>
+          <w14:ligatures w14:val="none"/>
+        </w:rPr>
+      </w:pPr>
+      <w:r>
+        <w:rPr>
+          <w:rFonts w:ascii="Times New Roman" w:eastAsia="Calibri" w:hAnsi="Times New Roman" w:cs="Times New Roman"/>
+          <w:bCs/>
+          <w:iCs/>
+          <w:color w:val="000000" w:themeColor="text1"/>
+          <w:kern w:val="0"/>
+          <w:sz w:val="28"/>
+          <w:szCs w:val="28"/>
+          <w14:ligatures w14:val="none"/>
+        </w:rPr>
+        <w:lastRenderedPageBreak/>
+        <w:t xml:space="preserve">Таблица для </w:t>
+      </w:r>
+      <w:r>
+        <w:rPr>
+          <w:rFonts w:ascii="Times New Roman" w:eastAsia="Calibri" w:hAnsi="Times New Roman" w:cs="Times New Roman"/>
+          <w:bCs/>
+          <w:iCs/>
+          <w:color w:val="000000" w:themeColor="text1"/>
+          <w:kern w:val="0"/>
+          <w:sz w:val="28"/>
+          <w:szCs w:val="28"/>
+          <w:lang w:val="en-US"/>
+          <w14:ligatures w14:val="none"/>
+        </w:rPr>
+        <w:t>N</w:t>
+      </w:r>
+      <w:r>
+        <w:rPr>
+          <w:rFonts w:ascii="Times New Roman" w:eastAsia="Calibri" w:hAnsi="Times New Roman" w:cs="Times New Roman"/>
+          <w:bCs/>
+          <w:iCs/>
+          <w:color w:val="000000" w:themeColor="text1"/>
+          <w:kern w:val="0"/>
+          <w:sz w:val="28"/>
+          <w:szCs w:val="28"/>
+          <w14:ligatures w14:val="none"/>
+        </w:rPr>
+        <w:t xml:space="preserve"> = 1</w:t>
+      </w:r>
+      <w:r>
+        <w:rPr>
+          <w:rFonts w:ascii="Times New Roman" w:eastAsia="Calibri" w:hAnsi="Times New Roman" w:cs="Times New Roman"/>
+          <w:bCs/>
+          <w:iCs/>
+          <w:color w:val="000000" w:themeColor="text1"/>
+          <w:kern w:val="0"/>
+          <w:sz w:val="28"/>
+          <w:szCs w:val="28"/>
+          <w14:ligatures w14:val="none"/>
+        </w:rPr>
+        <w:t>0</w:t>
+      </w:r>
+      <w:r>
+        <w:rPr>
+          <w:rFonts w:ascii="Times New Roman" w:eastAsia="Calibri" w:hAnsi="Times New Roman" w:cs="Times New Roman"/>
+          <w:bCs/>
+          <w:iCs/>
+          <w:color w:val="000000" w:themeColor="text1"/>
+          <w:kern w:val="0"/>
+          <w:sz w:val="28"/>
+          <w:szCs w:val="28"/>
+          <w14:ligatures w14:val="none"/>
+        </w:rPr>
+        <w:t>0</w:t>
+      </w:r>
+      <w:r>
+        <w:rPr>
+          <w:rFonts w:ascii="Times New Roman" w:eastAsia="Calibri" w:hAnsi="Times New Roman" w:cs="Times New Roman"/>
+          <w:bCs/>
+          <w:iCs/>
+          <w:color w:val="000000" w:themeColor="text1"/>
+          <w:kern w:val="0"/>
+          <w:sz w:val="28"/>
+          <w:szCs w:val="28"/>
+          <w14:ligatures w14:val="none"/>
+        </w:rPr>
+        <w:t>0</w:t>
+      </w:r>
+      <w:r>
+        <w:rPr>
+          <w:rFonts w:ascii="Times New Roman" w:eastAsia="Calibri" w:hAnsi="Times New Roman" w:cs="Times New Roman"/>
+          <w:bCs/>
+          <w:iCs/>
+          <w:color w:val="000000" w:themeColor="text1"/>
+          <w:kern w:val="0"/>
+          <w:sz w:val="28"/>
+          <w:szCs w:val="28"/>
+          <w14:ligatures w14:val="none"/>
+        </w:rPr>
+        <w:t>0</w:t>
+      </w:r>
+      <w:r>
+        <w:rPr>
+          <w:rFonts w:ascii="Times New Roman" w:eastAsia="Calibri" w:hAnsi="Times New Roman" w:cs="Times New Roman"/>
+          <w:bCs/>
+          <w:iCs/>
+          <w:color w:val="000000" w:themeColor="text1"/>
+          <w:kern w:val="0"/>
+          <w:sz w:val="28"/>
+          <w:szCs w:val="28"/>
+          <w14:ligatures w14:val="none"/>
+        </w:rPr>
+        <w:t>0.</w:t>
+      </w:r>
+      <w:r>
+        <w:rPr>
+          <w:rFonts w:ascii="Times New Roman" w:eastAsia="Calibri" w:hAnsi="Times New Roman" w:cs="Times New Roman"/>
+          <w:bCs/>
+          <w:iCs/>
+          <w:color w:val="000000" w:themeColor="text1"/>
+          <w:kern w:val="0"/>
+          <w:sz w:val="28"/>
+          <w:szCs w:val="28"/>
+          <w14:ligatures w14:val="none"/>
+        </w:rPr>
+        <w:br/>
+      </w:r>
+      <w:r>
+        <w:rPr>
+          <w:rFonts w:ascii="Times New Roman" w:eastAsia="Calibri" w:hAnsi="Times New Roman" w:cs="Times New Roman"/>
+          <w:bCs/>
+          <w:iCs/>
+          <w:color w:val="000000" w:themeColor="text1"/>
+          <w:kern w:val="0"/>
+          <w:sz w:val="28"/>
+          <w:szCs w:val="28"/>
+          <w14:ligatures w14:val="none"/>
+        </w:rPr>
+        <w:t xml:space="preserve">Оценка погрешности = </w:t>
+      </w:r>
+      <w:r>
+        <w:rPr>
+          <w:rFonts w:ascii="Times New Roman" w:eastAsia="Calibri" w:hAnsi="Times New Roman" w:cs="Times New Roman"/>
+          <w:bCs/>
+          <w:iCs/>
+          <w:color w:val="000000" w:themeColor="text1"/>
+          <w:kern w:val="0"/>
+          <w:sz w:val="28"/>
+          <w:szCs w:val="28"/>
+          <w14:ligatures w14:val="none"/>
+        </w:rPr>
+        <w:t>0.123329</w:t>
+      </w:r>
+    </w:p>
+    <w:tbl>
+      <w:tblPr>
+        <w:tblStyle w:val="ac"/>
+        <w:tblW w:w="0" w:type="auto"/>
+        <w:tblLook w:val="04A0" w:firstRow="1" w:lastRow="0" w:firstColumn="1" w:lastColumn="0" w:noHBand="0" w:noVBand="1"/>
+      </w:tblPr>
+      <w:tblGrid>
+        <w:gridCol w:w="3100"/>
+        <w:gridCol w:w="2360"/>
+        <w:gridCol w:w="2440"/>
+      </w:tblGrid>
+      <w:tr>
+        <w:trPr>
+          <w:trHeight w:val="288"/>
+        </w:trPr>
+        <w:tc>
+          <w:tcPr>
+            <w:tcW w:w="3100" w:type="dxa"/>
+            <w:noWrap/>
+            <w:hideMark/>
+          </w:tcPr>
+          <w:p>
+            <w:pPr>
+              <w:spacing w:before="100" w:beforeAutospacing="1" w:after="100" w:afterAutospacing="1" w:line="360" w:lineRule="auto"/>
+              <w:contextualSpacing/>
+              <w:rPr>
+                <w:rFonts w:ascii="Times New Roman" w:eastAsia="Calibri" w:hAnsi="Times New Roman" w:cs="Times New Roman"/>
+                <w:bCs/>
+                <w:iCs/>
+                <w:color w:val="000000" w:themeColor="text1"/>
+                <w:sz w:val="28"/>
+                <w:szCs w:val="28"/>
+              </w:rPr>
+            </w:pPr>
+            <w:r>
+              <w:rPr>
+                <w:rFonts w:ascii="Times New Roman" w:eastAsia="Calibri" w:hAnsi="Times New Roman" w:cs="Times New Roman"/>
+                <w:bCs/>
+                <w:iCs/>
+                <w:color w:val="000000" w:themeColor="text1"/>
+                <w:sz w:val="28"/>
+                <w:szCs w:val="28"/>
+              </w:rPr>
+              <w:t>Метод</w:t>
+            </w:r>
+          </w:p>
+        </w:tc>
+        <w:tc>
+          <w:tcPr>
+            <w:tcW w:w="2360" w:type="dxa"/>
+            <w:noWrap/>
+            <w:hideMark/>
+          </w:tcPr>
+          <w:p>
+            <w:pPr>
+              <w:spacing w:before="100" w:beforeAutospacing="1" w:after="100" w:afterAutospacing="1" w:line="360" w:lineRule="auto"/>
+              <w:contextualSpacing/>
+              <w:rPr>
+                <w:rFonts w:ascii="Times New Roman" w:eastAsia="Calibri" w:hAnsi="Times New Roman" w:cs="Times New Roman"/>
+                <w:bCs/>
+                <w:iCs/>
+                <w:color w:val="000000" w:themeColor="text1"/>
+                <w:sz w:val="28"/>
+                <w:szCs w:val="28"/>
+              </w:rPr>
+            </w:pPr>
+            <w:r>
+              <w:rPr>
+                <w:rFonts w:ascii="Times New Roman" w:eastAsia="Calibri" w:hAnsi="Times New Roman" w:cs="Times New Roman"/>
+                <w:bCs/>
+                <w:iCs/>
+                <w:color w:val="000000" w:themeColor="text1"/>
+                <w:sz w:val="28"/>
+                <w:szCs w:val="28"/>
+              </w:rPr>
+              <w:t>Оценка</w:t>
+            </w:r>
+          </w:p>
+        </w:tc>
+        <w:tc>
+          <w:tcPr>
+            <w:tcW w:w="2440" w:type="dxa"/>
+            <w:noWrap/>
+            <w:hideMark/>
+          </w:tcPr>
+          <w:p>
+            <w:pPr>
+              <w:spacing w:before="100" w:beforeAutospacing="1" w:after="100" w:afterAutospacing="1" w:line="360" w:lineRule="auto"/>
+              <w:contextualSpacing/>
+              <w:rPr>
+                <w:rFonts w:ascii="Times New Roman" w:eastAsia="Calibri" w:hAnsi="Times New Roman" w:cs="Times New Roman"/>
+                <w:bCs/>
+                <w:iCs/>
+                <w:color w:val="000000" w:themeColor="text1"/>
+                <w:sz w:val="28"/>
+                <w:szCs w:val="28"/>
+              </w:rPr>
+            </w:pPr>
+            <w:r>
+              <w:rPr>
+                <w:rFonts w:ascii="Times New Roman" w:eastAsia="Calibri" w:hAnsi="Times New Roman" w:cs="Times New Roman"/>
+                <w:bCs/>
+                <w:iCs/>
+                <w:color w:val="000000" w:themeColor="text1"/>
+                <w:sz w:val="28"/>
+                <w:szCs w:val="28"/>
+              </w:rPr>
+              <w:t>Ошибка</w:t>
+            </w:r>
+          </w:p>
+        </w:tc>
+      </w:tr>
+      <w:tr>
+        <w:trPr>
+          <w:trHeight w:val="288"/>
+        </w:trPr>
+        <w:tc>
+          <w:tcPr>
+            <w:tcW w:w="3100" w:type="dxa"/>
+            <w:noWrap/>
+            <w:hideMark/>
+          </w:tcPr>
+          <w:p>
+            <w:pPr>
+              <w:spacing w:before="100" w:beforeAutospacing="1" w:after="100" w:afterAutospacing="1" w:line="360" w:lineRule="auto"/>
+              <w:contextualSpacing/>
+              <w:rPr>
+                <w:rFonts w:ascii="Times New Roman" w:eastAsia="Calibri" w:hAnsi="Times New Roman" w:cs="Times New Roman"/>
+                <w:bCs/>
+                <w:iCs/>
+                <w:color w:val="000000" w:themeColor="text1"/>
+                <w:sz w:val="28"/>
+                <w:szCs w:val="28"/>
+              </w:rPr>
+            </w:pPr>
+            <w:r>
+              <w:rPr>
+                <w:rFonts w:ascii="Times New Roman" w:eastAsia="Calibri" w:hAnsi="Times New Roman" w:cs="Times New Roman"/>
+                <w:bCs/>
+                <w:iCs/>
+                <w:color w:val="000000" w:themeColor="text1"/>
+                <w:sz w:val="28"/>
+                <w:szCs w:val="28"/>
+              </w:rPr>
+              <w:t>Простой МК</w:t>
+            </w:r>
+          </w:p>
+        </w:tc>
+        <w:tc>
+          <w:tcPr>
+            <w:tcW w:w="2360" w:type="dxa"/>
+            <w:noWrap/>
+            <w:hideMark/>
+          </w:tcPr>
+          <w:p>
+            <w:pPr>
+              <w:spacing w:before="100" w:beforeAutospacing="1" w:after="100" w:afterAutospacing="1" w:line="360" w:lineRule="auto"/>
+              <w:contextualSpacing/>
+              <w:rPr>
+                <w:rFonts w:ascii="Times New Roman" w:eastAsia="Calibri" w:hAnsi="Times New Roman" w:cs="Times New Roman"/>
+                <w:bCs/>
+                <w:iCs/>
+                <w:color w:val="000000" w:themeColor="text1"/>
+                <w:sz w:val="28"/>
+                <w:szCs w:val="28"/>
+              </w:rPr>
+            </w:pPr>
+            <w:r>
+              <w:rPr>
+                <w:rFonts w:ascii="Times New Roman" w:eastAsia="Calibri" w:hAnsi="Times New Roman" w:cs="Times New Roman"/>
+                <w:bCs/>
+                <w:iCs/>
+                <w:color w:val="000000" w:themeColor="text1"/>
+                <w:sz w:val="28"/>
+                <w:szCs w:val="28"/>
+              </w:rPr>
+              <w:t>38.96490957</w:t>
+            </w:r>
+          </w:p>
+        </w:tc>
+        <w:tc>
+          <w:tcPr>
+            <w:tcW w:w="2440" w:type="dxa"/>
+            <w:noWrap/>
+            <w:hideMark/>
+          </w:tcPr>
+          <w:p>
+            <w:pPr>
+              <w:spacing w:before="100" w:beforeAutospacing="1" w:after="100" w:afterAutospacing="1" w:line="360" w:lineRule="auto"/>
+              <w:contextualSpacing/>
+              <w:rPr>
+                <w:rFonts w:ascii="Times New Roman" w:eastAsia="Calibri" w:hAnsi="Times New Roman" w:cs="Times New Roman"/>
+                <w:bCs/>
+                <w:iCs/>
+                <w:color w:val="000000" w:themeColor="text1"/>
+                <w:sz w:val="28"/>
+                <w:szCs w:val="28"/>
+              </w:rPr>
+            </w:pPr>
+            <w:r>
+              <w:rPr>
+                <w:rFonts w:ascii="Times New Roman" w:eastAsia="Calibri" w:hAnsi="Times New Roman" w:cs="Times New Roman"/>
+                <w:bCs/>
+                <w:iCs/>
+                <w:color w:val="000000" w:themeColor="text1"/>
+                <w:sz w:val="28"/>
+                <w:szCs w:val="28"/>
+              </w:rPr>
+              <w:t>0.03509043</w:t>
+            </w:r>
+          </w:p>
+        </w:tc>
+      </w:tr>
+      <w:tr>
+        <w:trPr>
+          <w:trHeight w:val="288"/>
+        </w:trPr>
+        <w:tc>
+          <w:tcPr>
+            <w:tcW w:w="3100" w:type="dxa"/>
+            <w:noWrap/>
+            <w:hideMark/>
+          </w:tcPr>
+          <w:p>
+            <w:pPr>
+              <w:spacing w:before="100" w:beforeAutospacing="1" w:after="100" w:afterAutospacing="1" w:line="360" w:lineRule="auto"/>
+              <w:contextualSpacing/>
+              <w:rPr>
+                <w:rFonts w:ascii="Times New Roman" w:eastAsia="Calibri" w:hAnsi="Times New Roman" w:cs="Times New Roman"/>
+                <w:bCs/>
+                <w:iCs/>
+                <w:color w:val="000000" w:themeColor="text1"/>
+                <w:sz w:val="28"/>
+                <w:szCs w:val="28"/>
+              </w:rPr>
+            </w:pPr>
+            <w:r>
+              <w:rPr>
+                <w:rFonts w:ascii="Times New Roman" w:eastAsia="Calibri" w:hAnsi="Times New Roman" w:cs="Times New Roman"/>
+                <w:bCs/>
+                <w:iCs/>
+                <w:color w:val="000000" w:themeColor="text1"/>
+                <w:sz w:val="28"/>
+                <w:szCs w:val="28"/>
+              </w:rPr>
+              <w:t>МК со стратификацией (шаг=1)</w:t>
+            </w:r>
+          </w:p>
+        </w:tc>
+        <w:tc>
+          <w:tcPr>
+            <w:tcW w:w="2360" w:type="dxa"/>
+            <w:noWrap/>
+            <w:hideMark/>
+          </w:tcPr>
+          <w:p>
+            <w:pPr>
+              <w:spacing w:before="100" w:beforeAutospacing="1" w:after="100" w:afterAutospacing="1" w:line="360" w:lineRule="auto"/>
+              <w:contextualSpacing/>
+              <w:rPr>
+                <w:rFonts w:ascii="Times New Roman" w:eastAsia="Calibri" w:hAnsi="Times New Roman" w:cs="Times New Roman"/>
+                <w:bCs/>
+                <w:iCs/>
+                <w:color w:val="000000" w:themeColor="text1"/>
+                <w:sz w:val="28"/>
+                <w:szCs w:val="28"/>
+              </w:rPr>
+            </w:pPr>
+            <w:r>
+              <w:rPr>
+                <w:rFonts w:ascii="Times New Roman" w:eastAsia="Calibri" w:hAnsi="Times New Roman" w:cs="Times New Roman"/>
+                <w:bCs/>
+                <w:iCs/>
+                <w:color w:val="000000" w:themeColor="text1"/>
+                <w:sz w:val="28"/>
+                <w:szCs w:val="28"/>
+              </w:rPr>
+              <w:t>39.01173860</w:t>
+            </w:r>
+          </w:p>
+        </w:tc>
+        <w:tc>
+          <w:tcPr>
+            <w:tcW w:w="2440" w:type="dxa"/>
+            <w:noWrap/>
+            <w:hideMark/>
+          </w:tcPr>
+          <w:p>
+            <w:pPr>
+              <w:spacing w:before="100" w:beforeAutospacing="1" w:after="100" w:afterAutospacing="1" w:line="360" w:lineRule="auto"/>
+              <w:contextualSpacing/>
+              <w:rPr>
+                <w:rFonts w:ascii="Times New Roman" w:eastAsia="Calibri" w:hAnsi="Times New Roman" w:cs="Times New Roman"/>
+                <w:bCs/>
+                <w:iCs/>
+                <w:color w:val="000000" w:themeColor="text1"/>
+                <w:sz w:val="28"/>
+                <w:szCs w:val="28"/>
+              </w:rPr>
+            </w:pPr>
+            <w:r>
+              <w:rPr>
+                <w:rFonts w:ascii="Times New Roman" w:eastAsia="Calibri" w:hAnsi="Times New Roman" w:cs="Times New Roman"/>
+                <w:bCs/>
+                <w:iCs/>
+                <w:color w:val="000000" w:themeColor="text1"/>
+                <w:sz w:val="28"/>
+                <w:szCs w:val="28"/>
+              </w:rPr>
+              <w:t>0.01173860</w:t>
+            </w:r>
+          </w:p>
+        </w:tc>
+      </w:tr>
+      <w:tr>
+        <w:trPr>
+          <w:trHeight w:val="288"/>
+        </w:trPr>
+        <w:tc>
+          <w:tcPr>
+            <w:tcW w:w="3100" w:type="dxa"/>
+            <w:noWrap/>
+            <w:hideMark/>
+          </w:tcPr>
+          <w:p>
+            <w:pPr>
+              <w:spacing w:before="100" w:beforeAutospacing="1" w:after="100" w:afterAutospacing="1" w:line="360" w:lineRule="auto"/>
+              <w:contextualSpacing/>
+              <w:rPr>
+                <w:rFonts w:ascii="Times New Roman" w:eastAsia="Calibri" w:hAnsi="Times New Roman" w:cs="Times New Roman"/>
+                <w:bCs/>
+                <w:iCs/>
+                <w:color w:val="000000" w:themeColor="text1"/>
+                <w:sz w:val="28"/>
+                <w:szCs w:val="28"/>
+              </w:rPr>
+            </w:pPr>
+            <w:r>
+              <w:rPr>
+                <w:rFonts w:ascii="Times New Roman" w:eastAsia="Calibri" w:hAnsi="Times New Roman" w:cs="Times New Roman"/>
+                <w:bCs/>
+                <w:iCs/>
+                <w:color w:val="000000" w:themeColor="text1"/>
+                <w:sz w:val="28"/>
+                <w:szCs w:val="28"/>
+              </w:rPr>
+              <w:t>МК со стратификацией (шаг=0.5)</w:t>
+            </w:r>
+          </w:p>
+        </w:tc>
+        <w:tc>
+          <w:tcPr>
+            <w:tcW w:w="2360" w:type="dxa"/>
+            <w:noWrap/>
+            <w:hideMark/>
+          </w:tcPr>
+          <w:p>
+            <w:pPr>
+              <w:spacing w:before="100" w:beforeAutospacing="1" w:after="100" w:afterAutospacing="1" w:line="360" w:lineRule="auto"/>
+              <w:contextualSpacing/>
+              <w:rPr>
+                <w:rFonts w:ascii="Times New Roman" w:eastAsia="Calibri" w:hAnsi="Times New Roman" w:cs="Times New Roman"/>
+                <w:bCs/>
+                <w:iCs/>
+                <w:color w:val="000000" w:themeColor="text1"/>
+                <w:sz w:val="28"/>
+                <w:szCs w:val="28"/>
+              </w:rPr>
+            </w:pPr>
+            <w:r>
+              <w:rPr>
+                <w:rFonts w:ascii="Times New Roman" w:eastAsia="Calibri" w:hAnsi="Times New Roman" w:cs="Times New Roman"/>
+                <w:bCs/>
+                <w:iCs/>
+                <w:color w:val="000000" w:themeColor="text1"/>
+                <w:sz w:val="28"/>
+                <w:szCs w:val="28"/>
+              </w:rPr>
+              <w:t>39.02767438</w:t>
+            </w:r>
+          </w:p>
+        </w:tc>
+        <w:tc>
+          <w:tcPr>
+            <w:tcW w:w="2440" w:type="dxa"/>
+            <w:noWrap/>
+            <w:hideMark/>
+          </w:tcPr>
+          <w:p>
+            <w:pPr>
+              <w:spacing w:before="100" w:beforeAutospacing="1" w:after="100" w:afterAutospacing="1" w:line="360" w:lineRule="auto"/>
+              <w:contextualSpacing/>
+              <w:rPr>
+                <w:rFonts w:ascii="Times New Roman" w:eastAsia="Calibri" w:hAnsi="Times New Roman" w:cs="Times New Roman"/>
+                <w:bCs/>
+                <w:iCs/>
+                <w:color w:val="000000" w:themeColor="text1"/>
+                <w:sz w:val="28"/>
+                <w:szCs w:val="28"/>
+              </w:rPr>
+            </w:pPr>
+            <w:r>
+              <w:rPr>
+                <w:rFonts w:ascii="Times New Roman" w:eastAsia="Calibri" w:hAnsi="Times New Roman" w:cs="Times New Roman"/>
+                <w:bCs/>
+                <w:iCs/>
+                <w:color w:val="000000" w:themeColor="text1"/>
+                <w:sz w:val="28"/>
+                <w:szCs w:val="28"/>
+              </w:rPr>
+              <w:t>0.02767438</w:t>
+            </w:r>
+          </w:p>
+        </w:tc>
+      </w:tr>
+      <w:tr>
+        <w:trPr>
+          <w:trHeight w:val="288"/>
+        </w:trPr>
+        <w:tc>
+          <w:tcPr>
+            <w:tcW w:w="3100" w:type="dxa"/>
+            <w:noWrap/>
+            <w:hideMark/>
+          </w:tcPr>
+          <w:p>
+            <w:pPr>
+              <w:spacing w:before="100" w:beforeAutospacing="1" w:after="100" w:afterAutospacing="1" w:line="360" w:lineRule="auto"/>
+              <w:contextualSpacing/>
+              <w:rPr>
+                <w:rFonts w:ascii="Times New Roman" w:eastAsia="Calibri" w:hAnsi="Times New Roman" w:cs="Times New Roman"/>
+                <w:bCs/>
+                <w:iCs/>
+                <w:color w:val="000000" w:themeColor="text1"/>
+                <w:sz w:val="28"/>
+                <w:szCs w:val="28"/>
+              </w:rPr>
+            </w:pPr>
+            <w:r>
+              <w:rPr>
+                <w:rFonts w:ascii="Times New Roman" w:eastAsia="Calibri" w:hAnsi="Times New Roman" w:cs="Times New Roman"/>
+                <w:bCs/>
+                <w:iCs/>
+                <w:color w:val="000000" w:themeColor="text1"/>
+                <w:sz w:val="28"/>
+                <w:szCs w:val="28"/>
+              </w:rPr>
+              <w:t>По значимости (p(x)=x)</w:t>
+            </w:r>
+          </w:p>
+        </w:tc>
+        <w:tc>
+          <w:tcPr>
+            <w:tcW w:w="2360" w:type="dxa"/>
+            <w:noWrap/>
+            <w:hideMark/>
+          </w:tcPr>
+          <w:p>
+            <w:pPr>
+              <w:spacing w:before="100" w:beforeAutospacing="1" w:after="100" w:afterAutospacing="1" w:line="360" w:lineRule="auto"/>
+              <w:contextualSpacing/>
+              <w:rPr>
+                <w:rFonts w:ascii="Times New Roman" w:eastAsia="Calibri" w:hAnsi="Times New Roman" w:cs="Times New Roman"/>
+                <w:bCs/>
+                <w:iCs/>
+                <w:color w:val="000000" w:themeColor="text1"/>
+                <w:sz w:val="28"/>
+                <w:szCs w:val="28"/>
+              </w:rPr>
+            </w:pPr>
+            <w:r>
+              <w:rPr>
+                <w:rFonts w:ascii="Times New Roman" w:eastAsia="Calibri" w:hAnsi="Times New Roman" w:cs="Times New Roman"/>
+                <w:bCs/>
+                <w:iCs/>
+                <w:color w:val="000000" w:themeColor="text1"/>
+                <w:sz w:val="28"/>
+                <w:szCs w:val="28"/>
+              </w:rPr>
+              <w:t>39.02509237</w:t>
+            </w:r>
+          </w:p>
+        </w:tc>
+        <w:tc>
+          <w:tcPr>
+            <w:tcW w:w="2440" w:type="dxa"/>
+            <w:noWrap/>
+            <w:hideMark/>
+          </w:tcPr>
+          <w:p>
+            <w:pPr>
+              <w:spacing w:before="100" w:beforeAutospacing="1" w:after="100" w:afterAutospacing="1" w:line="360" w:lineRule="auto"/>
+              <w:contextualSpacing/>
+              <w:rPr>
+                <w:rFonts w:ascii="Times New Roman" w:eastAsia="Calibri" w:hAnsi="Times New Roman" w:cs="Times New Roman"/>
+                <w:bCs/>
+                <w:iCs/>
+                <w:color w:val="000000" w:themeColor="text1"/>
+                <w:sz w:val="28"/>
+                <w:szCs w:val="28"/>
+              </w:rPr>
+            </w:pPr>
+            <w:r>
+              <w:rPr>
+                <w:rFonts w:ascii="Times New Roman" w:eastAsia="Calibri" w:hAnsi="Times New Roman" w:cs="Times New Roman"/>
+                <w:bCs/>
+                <w:iCs/>
+                <w:color w:val="000000" w:themeColor="text1"/>
+                <w:sz w:val="28"/>
+                <w:szCs w:val="28"/>
+              </w:rPr>
+              <w:t>0.02509237</w:t>
+            </w:r>
+          </w:p>
+        </w:tc>
+      </w:tr>
+      <w:tr>
+        <w:trPr>
+          <w:trHeight w:val="288"/>
+        </w:trPr>
+        <w:tc>
+          <w:tcPr>
+            <w:tcW w:w="3100" w:type="dxa"/>
+            <w:noWrap/>
+            <w:hideMark/>
+          </w:tcPr>
+          <w:p>
+            <w:pPr>
+              <w:spacing w:before="100" w:beforeAutospacing="1" w:after="100" w:afterAutospacing="1" w:line="360" w:lineRule="auto"/>
+              <w:contextualSpacing/>
+              <w:rPr>
+                <w:rFonts w:ascii="Times New Roman" w:eastAsia="Calibri" w:hAnsi="Times New Roman" w:cs="Times New Roman"/>
+                <w:bCs/>
+                <w:iCs/>
+                <w:color w:val="000000" w:themeColor="text1"/>
+                <w:sz w:val="28"/>
+                <w:szCs w:val="28"/>
+              </w:rPr>
+            </w:pPr>
+            <w:r>
+              <w:rPr>
+                <w:rFonts w:ascii="Times New Roman" w:eastAsia="Calibri" w:hAnsi="Times New Roman" w:cs="Times New Roman"/>
+                <w:bCs/>
+                <w:iCs/>
+                <w:color w:val="000000" w:themeColor="text1"/>
+                <w:sz w:val="28"/>
+                <w:szCs w:val="28"/>
+              </w:rPr>
+              <w:t>По значимости (p(x)=x^2)</w:t>
+            </w:r>
+          </w:p>
+        </w:tc>
+        <w:tc>
+          <w:tcPr>
+            <w:tcW w:w="2360" w:type="dxa"/>
+            <w:noWrap/>
+            <w:hideMark/>
+          </w:tcPr>
+          <w:p>
+            <w:pPr>
+              <w:spacing w:before="100" w:beforeAutospacing="1" w:after="100" w:afterAutospacing="1" w:line="360" w:lineRule="auto"/>
+              <w:contextualSpacing/>
+              <w:rPr>
+                <w:rFonts w:ascii="Times New Roman" w:eastAsia="Calibri" w:hAnsi="Times New Roman" w:cs="Times New Roman"/>
+                <w:bCs/>
+                <w:iCs/>
+                <w:color w:val="000000" w:themeColor="text1"/>
+                <w:sz w:val="28"/>
+                <w:szCs w:val="28"/>
+              </w:rPr>
+            </w:pPr>
+            <w:r>
+              <w:rPr>
+                <w:rFonts w:ascii="Times New Roman" w:eastAsia="Calibri" w:hAnsi="Times New Roman" w:cs="Times New Roman"/>
+                <w:bCs/>
+                <w:iCs/>
+                <w:color w:val="000000" w:themeColor="text1"/>
+                <w:sz w:val="28"/>
+                <w:szCs w:val="28"/>
+              </w:rPr>
+              <w:t>39.00000000</w:t>
+            </w:r>
+          </w:p>
+        </w:tc>
+        <w:tc>
+          <w:tcPr>
+            <w:tcW w:w="2440" w:type="dxa"/>
+            <w:noWrap/>
+            <w:hideMark/>
+          </w:tcPr>
+          <w:p>
+            <w:pPr>
+              <w:spacing w:before="100" w:beforeAutospacing="1" w:after="100" w:afterAutospacing="1" w:line="360" w:lineRule="auto"/>
+              <w:contextualSpacing/>
+              <w:rPr>
+                <w:rFonts w:ascii="Times New Roman" w:eastAsia="Calibri" w:hAnsi="Times New Roman" w:cs="Times New Roman"/>
+                <w:bCs/>
+                <w:iCs/>
+                <w:color w:val="000000" w:themeColor="text1"/>
+                <w:sz w:val="28"/>
+                <w:szCs w:val="28"/>
+              </w:rPr>
+            </w:pPr>
+            <w:r>
+              <w:rPr>
+                <w:rFonts w:ascii="Times New Roman" w:eastAsia="Calibri" w:hAnsi="Times New Roman" w:cs="Times New Roman"/>
+                <w:bCs/>
+                <w:iCs/>
+                <w:color w:val="000000" w:themeColor="text1"/>
+                <w:sz w:val="28"/>
+                <w:szCs w:val="28"/>
+              </w:rPr>
+              <w:t>0.00000000</w:t>
+            </w:r>
+          </w:p>
+        </w:tc>
+      </w:tr>
+      <w:tr>
+        <w:trPr>
+          <w:trHeight w:val="288"/>
+        </w:trPr>
+        <w:tc>
+          <w:tcPr>
+            <w:tcW w:w="3100" w:type="dxa"/>
+            <w:noWrap/>
+            <w:hideMark/>
+          </w:tcPr>
+          <w:p>
+            <w:pPr>
+              <w:spacing w:before="100" w:beforeAutospacing="1" w:after="100" w:afterAutospacing="1" w:line="360" w:lineRule="auto"/>
+              <w:contextualSpacing/>
+              <w:rPr>
+                <w:rFonts w:ascii="Times New Roman" w:eastAsia="Calibri" w:hAnsi="Times New Roman" w:cs="Times New Roman"/>
+                <w:bCs/>
+                <w:iCs/>
+                <w:color w:val="000000" w:themeColor="text1"/>
+                <w:sz w:val="28"/>
+                <w:szCs w:val="28"/>
+              </w:rPr>
+            </w:pPr>
+            <w:r>
+              <w:rPr>
+                <w:rFonts w:ascii="Times New Roman" w:eastAsia="Calibri" w:hAnsi="Times New Roman" w:cs="Times New Roman"/>
+                <w:bCs/>
+                <w:iCs/>
+                <w:color w:val="000000" w:themeColor="text1"/>
+                <w:sz w:val="28"/>
+                <w:szCs w:val="28"/>
+              </w:rPr>
+              <w:t>По значимости (p(x)=x^3)</w:t>
+            </w:r>
+          </w:p>
+        </w:tc>
+        <w:tc>
+          <w:tcPr>
+            <w:tcW w:w="2360" w:type="dxa"/>
+            <w:noWrap/>
+            <w:hideMark/>
+          </w:tcPr>
+          <w:p>
+            <w:pPr>
+              <w:spacing w:before="100" w:beforeAutospacing="1" w:after="100" w:afterAutospacing="1" w:line="360" w:lineRule="auto"/>
+              <w:contextualSpacing/>
+              <w:rPr>
+                <w:rFonts w:ascii="Times New Roman" w:eastAsia="Calibri" w:hAnsi="Times New Roman" w:cs="Times New Roman"/>
+                <w:bCs/>
+                <w:iCs/>
+                <w:color w:val="000000" w:themeColor="text1"/>
+                <w:sz w:val="28"/>
+                <w:szCs w:val="28"/>
+              </w:rPr>
+            </w:pPr>
+            <w:r>
+              <w:rPr>
+                <w:rFonts w:ascii="Times New Roman" w:eastAsia="Calibri" w:hAnsi="Times New Roman" w:cs="Times New Roman"/>
+                <w:bCs/>
+                <w:iCs/>
+                <w:color w:val="000000" w:themeColor="text1"/>
+                <w:sz w:val="28"/>
+                <w:szCs w:val="28"/>
+              </w:rPr>
+              <w:t>39.03100957</w:t>
+            </w:r>
+          </w:p>
+        </w:tc>
+        <w:tc>
+          <w:tcPr>
+            <w:tcW w:w="2440" w:type="dxa"/>
+            <w:noWrap/>
+            <w:hideMark/>
+          </w:tcPr>
+          <w:p>
+            <w:pPr>
+              <w:spacing w:before="100" w:beforeAutospacing="1" w:after="100" w:afterAutospacing="1" w:line="360" w:lineRule="auto"/>
+              <w:contextualSpacing/>
+              <w:rPr>
+                <w:rFonts w:ascii="Times New Roman" w:eastAsia="Calibri" w:hAnsi="Times New Roman" w:cs="Times New Roman"/>
+                <w:bCs/>
+                <w:iCs/>
+                <w:color w:val="000000" w:themeColor="text1"/>
+                <w:sz w:val="28"/>
+                <w:szCs w:val="28"/>
+              </w:rPr>
+            </w:pPr>
+            <w:r>
+              <w:rPr>
+                <w:rFonts w:ascii="Times New Roman" w:eastAsia="Calibri" w:hAnsi="Times New Roman" w:cs="Times New Roman"/>
+                <w:bCs/>
+                <w:iCs/>
+                <w:color w:val="000000" w:themeColor="text1"/>
+                <w:sz w:val="28"/>
+                <w:szCs w:val="28"/>
+              </w:rPr>
+              <w:t>0.03100957</w:t>
+            </w:r>
+          </w:p>
+        </w:tc>
+      </w:tr>
+      <w:tr>
+        <w:trPr>
+          <w:trHeight w:val="288"/>
+        </w:trPr>
+        <w:tc>
+          <w:tcPr>
+            <w:tcW w:w="3100" w:type="dxa"/>
+            <w:noWrap/>
+            <w:hideMark/>
+          </w:tcPr>
+          <w:p>
+            <w:pPr>
+              <w:spacing w:before="100" w:beforeAutospacing="1" w:after="100" w:afterAutospacing="1" w:line="360" w:lineRule="auto"/>
+              <w:contextualSpacing/>
+              <w:rPr>
+                <w:rFonts w:ascii="Times New Roman" w:eastAsia="Calibri" w:hAnsi="Times New Roman" w:cs="Times New Roman"/>
+                <w:bCs/>
+                <w:iCs/>
+                <w:color w:val="000000" w:themeColor="text1"/>
+                <w:sz w:val="28"/>
+                <w:szCs w:val="28"/>
+              </w:rPr>
+            </w:pPr>
+            <w:r>
+              <w:rPr>
+                <w:rFonts w:ascii="Times New Roman" w:eastAsia="Calibri" w:hAnsi="Times New Roman" w:cs="Times New Roman"/>
+                <w:bCs/>
+                <w:iCs/>
+                <w:color w:val="000000" w:themeColor="text1"/>
+                <w:sz w:val="28"/>
+                <w:szCs w:val="28"/>
+              </w:rPr>
+              <w:t>Многократная по значимости (1)</w:t>
+            </w:r>
+          </w:p>
+        </w:tc>
+        <w:tc>
+          <w:tcPr>
+            <w:tcW w:w="2360" w:type="dxa"/>
+            <w:noWrap/>
+            <w:hideMark/>
+          </w:tcPr>
+          <w:p>
+            <w:pPr>
+              <w:spacing w:before="100" w:beforeAutospacing="1" w:after="100" w:afterAutospacing="1" w:line="360" w:lineRule="auto"/>
+              <w:contextualSpacing/>
+              <w:rPr>
+                <w:rFonts w:ascii="Times New Roman" w:eastAsia="Calibri" w:hAnsi="Times New Roman" w:cs="Times New Roman"/>
+                <w:bCs/>
+                <w:iCs/>
+                <w:color w:val="000000" w:themeColor="text1"/>
+                <w:sz w:val="28"/>
+                <w:szCs w:val="28"/>
+              </w:rPr>
+            </w:pPr>
+            <w:r>
+              <w:rPr>
+                <w:rFonts w:ascii="Times New Roman" w:eastAsia="Calibri" w:hAnsi="Times New Roman" w:cs="Times New Roman"/>
+                <w:bCs/>
+                <w:iCs/>
+                <w:color w:val="000000" w:themeColor="text1"/>
+                <w:sz w:val="28"/>
+                <w:szCs w:val="28"/>
+              </w:rPr>
+              <w:t>38.99942812</w:t>
+            </w:r>
+          </w:p>
+        </w:tc>
+        <w:tc>
+          <w:tcPr>
+            <w:tcW w:w="2440" w:type="dxa"/>
+            <w:noWrap/>
+            <w:hideMark/>
+          </w:tcPr>
+          <w:p>
+            <w:pPr>
+              <w:spacing w:before="100" w:beforeAutospacing="1" w:after="100" w:afterAutospacing="1" w:line="360" w:lineRule="auto"/>
+              <w:contextualSpacing/>
+              <w:rPr>
+                <w:rFonts w:ascii="Times New Roman" w:eastAsia="Calibri" w:hAnsi="Times New Roman" w:cs="Times New Roman"/>
+                <w:bCs/>
+                <w:iCs/>
+                <w:color w:val="000000" w:themeColor="text1"/>
+                <w:sz w:val="28"/>
+                <w:szCs w:val="28"/>
+              </w:rPr>
+            </w:pPr>
+            <w:r>
+              <w:rPr>
+                <w:rFonts w:ascii="Times New Roman" w:eastAsia="Calibri" w:hAnsi="Times New Roman" w:cs="Times New Roman"/>
+                <w:bCs/>
+                <w:iCs/>
+                <w:color w:val="000000" w:themeColor="text1"/>
+                <w:sz w:val="28"/>
+                <w:szCs w:val="28"/>
+              </w:rPr>
+              <w:t>0.00057188</w:t>
+            </w:r>
+          </w:p>
+        </w:tc>
+      </w:tr>
+      <w:tr>
+        <w:trPr>
+          <w:trHeight w:val="288"/>
+        </w:trPr>
+        <w:tc>
+          <w:tcPr>
+            <w:tcW w:w="3100" w:type="dxa"/>
+            <w:noWrap/>
+            <w:hideMark/>
+          </w:tcPr>
+          <w:p>
+            <w:pPr>
+              <w:spacing w:before="100" w:beforeAutospacing="1" w:after="100" w:afterAutospacing="1" w:line="360" w:lineRule="auto"/>
+              <w:contextualSpacing/>
+              <w:rPr>
+                <w:rFonts w:ascii="Times New Roman" w:eastAsia="Calibri" w:hAnsi="Times New Roman" w:cs="Times New Roman"/>
+                <w:bCs/>
+                <w:iCs/>
+                <w:color w:val="000000" w:themeColor="text1"/>
+                <w:sz w:val="28"/>
+                <w:szCs w:val="28"/>
+              </w:rPr>
+            </w:pPr>
+            <w:r>
+              <w:rPr>
+                <w:rFonts w:ascii="Times New Roman" w:eastAsia="Calibri" w:hAnsi="Times New Roman" w:cs="Times New Roman"/>
+                <w:bCs/>
+                <w:iCs/>
+                <w:color w:val="000000" w:themeColor="text1"/>
+                <w:sz w:val="28"/>
+                <w:szCs w:val="28"/>
+              </w:rPr>
+              <w:t>Многократная по значимости (2)</w:t>
+            </w:r>
+          </w:p>
+        </w:tc>
+        <w:tc>
+          <w:tcPr>
+            <w:tcW w:w="2360" w:type="dxa"/>
+            <w:noWrap/>
+            <w:hideMark/>
+          </w:tcPr>
+          <w:p>
+            <w:pPr>
+              <w:spacing w:before="100" w:beforeAutospacing="1" w:after="100" w:afterAutospacing="1" w:line="360" w:lineRule="auto"/>
+              <w:contextualSpacing/>
+              <w:rPr>
+                <w:rFonts w:ascii="Times New Roman" w:eastAsia="Calibri" w:hAnsi="Times New Roman" w:cs="Times New Roman"/>
+                <w:bCs/>
+                <w:iCs/>
+                <w:color w:val="000000" w:themeColor="text1"/>
+                <w:sz w:val="28"/>
+                <w:szCs w:val="28"/>
+              </w:rPr>
+            </w:pPr>
+            <w:r>
+              <w:rPr>
+                <w:rFonts w:ascii="Times New Roman" w:eastAsia="Calibri" w:hAnsi="Times New Roman" w:cs="Times New Roman"/>
+                <w:bCs/>
+                <w:iCs/>
+                <w:color w:val="000000" w:themeColor="text1"/>
+                <w:sz w:val="28"/>
+                <w:szCs w:val="28"/>
+              </w:rPr>
+              <w:t>39.00525460</w:t>
+            </w:r>
+          </w:p>
+        </w:tc>
+        <w:tc>
+          <w:tcPr>
+            <w:tcW w:w="2440" w:type="dxa"/>
+            <w:noWrap/>
+            <w:hideMark/>
+          </w:tcPr>
+          <w:p>
+            <w:pPr>
+              <w:spacing w:before="100" w:beforeAutospacing="1" w:after="100" w:afterAutospacing="1" w:line="360" w:lineRule="auto"/>
+              <w:contextualSpacing/>
+              <w:rPr>
+                <w:rFonts w:ascii="Times New Roman" w:eastAsia="Calibri" w:hAnsi="Times New Roman" w:cs="Times New Roman"/>
+                <w:bCs/>
+                <w:iCs/>
+                <w:color w:val="000000" w:themeColor="text1"/>
+                <w:sz w:val="28"/>
+                <w:szCs w:val="28"/>
+              </w:rPr>
+            </w:pPr>
+            <w:r>
+              <w:rPr>
+                <w:rFonts w:ascii="Times New Roman" w:eastAsia="Calibri" w:hAnsi="Times New Roman" w:cs="Times New Roman"/>
+                <w:bCs/>
+                <w:iCs/>
+                <w:color w:val="000000" w:themeColor="text1"/>
+                <w:sz w:val="28"/>
+                <w:szCs w:val="28"/>
+              </w:rPr>
+              <w:t>0.00525460</w:t>
+            </w:r>
+          </w:p>
+        </w:tc>
+      </w:tr>
+      <w:tr>
+        <w:trPr>
+          <w:trHeight w:val="288"/>
+        </w:trPr>
+        <w:tc>
+          <w:tcPr>
+            <w:tcW w:w="3100" w:type="dxa"/>
+            <w:noWrap/>
+            <w:hideMark/>
+          </w:tcPr>
+          <w:p>
+            <w:pPr>
+              <w:spacing w:before="100" w:beforeAutospacing="1" w:after="100" w:afterAutospacing="1" w:line="360" w:lineRule="auto"/>
+              <w:contextualSpacing/>
+              <w:rPr>
+                <w:rFonts w:ascii="Times New Roman" w:eastAsia="Calibri" w:hAnsi="Times New Roman" w:cs="Times New Roman"/>
+                <w:bCs/>
+                <w:iCs/>
+                <w:color w:val="000000" w:themeColor="text1"/>
+                <w:sz w:val="28"/>
+                <w:szCs w:val="28"/>
+              </w:rPr>
+            </w:pPr>
+            <w:r>
+              <w:rPr>
+                <w:rFonts w:ascii="Times New Roman" w:eastAsia="Calibri" w:hAnsi="Times New Roman" w:cs="Times New Roman"/>
+                <w:bCs/>
+                <w:iCs/>
+                <w:color w:val="000000" w:themeColor="text1"/>
+                <w:sz w:val="28"/>
+                <w:szCs w:val="28"/>
+              </w:rPr>
+              <w:t>Русская рулетка (R=0.5)</w:t>
+            </w:r>
+          </w:p>
+        </w:tc>
+        <w:tc>
+          <w:tcPr>
+            <w:tcW w:w="2360" w:type="dxa"/>
+            <w:noWrap/>
+            <w:hideMark/>
+          </w:tcPr>
+          <w:p>
+            <w:pPr>
+              <w:spacing w:before="100" w:beforeAutospacing="1" w:after="100" w:afterAutospacing="1" w:line="360" w:lineRule="auto"/>
+              <w:contextualSpacing/>
+              <w:rPr>
+                <w:rFonts w:ascii="Times New Roman" w:eastAsia="Calibri" w:hAnsi="Times New Roman" w:cs="Times New Roman"/>
+                <w:bCs/>
+                <w:iCs/>
+                <w:color w:val="000000" w:themeColor="text1"/>
+                <w:sz w:val="28"/>
+                <w:szCs w:val="28"/>
+              </w:rPr>
+            </w:pPr>
+            <w:r>
+              <w:rPr>
+                <w:rFonts w:ascii="Times New Roman" w:eastAsia="Calibri" w:hAnsi="Times New Roman" w:cs="Times New Roman"/>
+                <w:bCs/>
+                <w:iCs/>
+                <w:color w:val="000000" w:themeColor="text1"/>
+                <w:sz w:val="28"/>
+                <w:szCs w:val="28"/>
+              </w:rPr>
+              <w:t>39.11465580</w:t>
+            </w:r>
+          </w:p>
+        </w:tc>
+        <w:tc>
+          <w:tcPr>
+            <w:tcW w:w="2440" w:type="dxa"/>
+            <w:noWrap/>
+            <w:hideMark/>
+          </w:tcPr>
+          <w:p>
+            <w:pPr>
+              <w:spacing w:before="100" w:beforeAutospacing="1" w:after="100" w:afterAutospacing="1" w:line="360" w:lineRule="auto"/>
+              <w:contextualSpacing/>
+              <w:rPr>
+                <w:rFonts w:ascii="Times New Roman" w:eastAsia="Calibri" w:hAnsi="Times New Roman" w:cs="Times New Roman"/>
+                <w:bCs/>
+                <w:iCs/>
+                <w:color w:val="000000" w:themeColor="text1"/>
+                <w:sz w:val="28"/>
+                <w:szCs w:val="28"/>
+              </w:rPr>
+            </w:pPr>
+            <w:r>
+              <w:rPr>
+                <w:rFonts w:ascii="Times New Roman" w:eastAsia="Calibri" w:hAnsi="Times New Roman" w:cs="Times New Roman"/>
+                <w:bCs/>
+                <w:iCs/>
+                <w:color w:val="000000" w:themeColor="text1"/>
+                <w:sz w:val="28"/>
+                <w:szCs w:val="28"/>
+              </w:rPr>
+              <w:t>0.11465580</w:t>
+            </w:r>
+          </w:p>
+        </w:tc>
+      </w:tr>
+      <w:tr>
+        <w:trPr>
+          <w:trHeight w:val="288"/>
+        </w:trPr>
+        <w:tc>
+          <w:tcPr>
+            <w:tcW w:w="3100" w:type="dxa"/>
+            <w:noWrap/>
+            <w:hideMark/>
+          </w:tcPr>
+          <w:p>
+            <w:pPr>
+              <w:spacing w:before="100" w:beforeAutospacing="1" w:after="100" w:afterAutospacing="1" w:line="360" w:lineRule="auto"/>
+              <w:contextualSpacing/>
+              <w:rPr>
+                <w:rFonts w:ascii="Times New Roman" w:eastAsia="Calibri" w:hAnsi="Times New Roman" w:cs="Times New Roman"/>
+                <w:bCs/>
+                <w:iCs/>
+                <w:color w:val="000000" w:themeColor="text1"/>
+                <w:sz w:val="28"/>
+                <w:szCs w:val="28"/>
+              </w:rPr>
+            </w:pPr>
+            <w:r>
+              <w:rPr>
+                <w:rFonts w:ascii="Times New Roman" w:eastAsia="Calibri" w:hAnsi="Times New Roman" w:cs="Times New Roman"/>
+                <w:bCs/>
+                <w:iCs/>
+                <w:color w:val="000000" w:themeColor="text1"/>
+                <w:sz w:val="28"/>
+                <w:szCs w:val="28"/>
+              </w:rPr>
+              <w:t>Русская рулетка (R=0.75)</w:t>
+            </w:r>
+          </w:p>
+        </w:tc>
+        <w:tc>
+          <w:tcPr>
+            <w:tcW w:w="2360" w:type="dxa"/>
+            <w:noWrap/>
+            <w:hideMark/>
+          </w:tcPr>
+          <w:p>
+            <w:pPr>
+              <w:spacing w:before="100" w:beforeAutospacing="1" w:after="100" w:afterAutospacing="1" w:line="360" w:lineRule="auto"/>
+              <w:contextualSpacing/>
+              <w:rPr>
+                <w:rFonts w:ascii="Times New Roman" w:eastAsia="Calibri" w:hAnsi="Times New Roman" w:cs="Times New Roman"/>
+                <w:bCs/>
+                <w:iCs/>
+                <w:color w:val="000000" w:themeColor="text1"/>
+                <w:sz w:val="28"/>
+                <w:szCs w:val="28"/>
+              </w:rPr>
+            </w:pPr>
+            <w:r>
+              <w:rPr>
+                <w:rFonts w:ascii="Times New Roman" w:eastAsia="Calibri" w:hAnsi="Times New Roman" w:cs="Times New Roman"/>
+                <w:bCs/>
+                <w:iCs/>
+                <w:color w:val="000000" w:themeColor="text1"/>
+                <w:sz w:val="28"/>
+                <w:szCs w:val="28"/>
+              </w:rPr>
+              <w:t>39.07091300</w:t>
+            </w:r>
+          </w:p>
+        </w:tc>
+        <w:tc>
+          <w:tcPr>
+            <w:tcW w:w="2440" w:type="dxa"/>
+            <w:noWrap/>
+            <w:hideMark/>
+          </w:tcPr>
+          <w:p>
+            <w:pPr>
+              <w:spacing w:before="100" w:beforeAutospacing="1" w:after="100" w:afterAutospacing="1" w:line="360" w:lineRule="auto"/>
+              <w:contextualSpacing/>
+              <w:rPr>
+                <w:rFonts w:ascii="Times New Roman" w:eastAsia="Calibri" w:hAnsi="Times New Roman" w:cs="Times New Roman"/>
+                <w:bCs/>
+                <w:iCs/>
+                <w:color w:val="000000" w:themeColor="text1"/>
+                <w:sz w:val="28"/>
+                <w:szCs w:val="28"/>
+              </w:rPr>
+            </w:pPr>
+            <w:r>
+              <w:rPr>
+                <w:rFonts w:ascii="Times New Roman" w:eastAsia="Calibri" w:hAnsi="Times New Roman" w:cs="Times New Roman"/>
+                <w:bCs/>
+                <w:iCs/>
+                <w:color w:val="000000" w:themeColor="text1"/>
+                <w:sz w:val="28"/>
+                <w:szCs w:val="28"/>
+              </w:rPr>
+              <w:t>0.07091300</w:t>
+            </w:r>
+          </w:p>
+        </w:tc>
+      </w:tr>
+      <w:tr>
+        <w:trPr>
+          <w:trHeight w:val="288"/>
+        </w:trPr>
+        <w:tc>
+          <w:tcPr>
+            <w:tcW w:w="3100" w:type="dxa"/>
+            <w:noWrap/>
+            <w:hideMark/>
+          </w:tcPr>
+          <w:p>
+            <w:pPr>
+              <w:spacing w:before="100" w:beforeAutospacing="1" w:after="100" w:afterAutospacing="1" w:line="360" w:lineRule="auto"/>
+              <w:contextualSpacing/>
+              <w:rPr>
+                <w:rFonts w:ascii="Times New Roman" w:eastAsia="Calibri" w:hAnsi="Times New Roman" w:cs="Times New Roman"/>
+                <w:bCs/>
+                <w:iCs/>
+                <w:color w:val="000000" w:themeColor="text1"/>
+                <w:sz w:val="28"/>
+                <w:szCs w:val="28"/>
+              </w:rPr>
+            </w:pPr>
+            <w:r>
+              <w:rPr>
+                <w:rFonts w:ascii="Times New Roman" w:eastAsia="Calibri" w:hAnsi="Times New Roman" w:cs="Times New Roman"/>
+                <w:bCs/>
+                <w:iCs/>
+                <w:color w:val="000000" w:themeColor="text1"/>
+                <w:sz w:val="28"/>
+                <w:szCs w:val="28"/>
+              </w:rPr>
+              <w:t>Русская рулетка (R=0.95)</w:t>
+            </w:r>
+          </w:p>
+        </w:tc>
+        <w:tc>
+          <w:tcPr>
+            <w:tcW w:w="2360" w:type="dxa"/>
+            <w:noWrap/>
+            <w:hideMark/>
+          </w:tcPr>
+          <w:p>
+            <w:pPr>
+              <w:spacing w:before="100" w:beforeAutospacing="1" w:after="100" w:afterAutospacing="1" w:line="360" w:lineRule="auto"/>
+              <w:contextualSpacing/>
+              <w:rPr>
+                <w:rFonts w:ascii="Times New Roman" w:eastAsia="Calibri" w:hAnsi="Times New Roman" w:cs="Times New Roman"/>
+                <w:bCs/>
+                <w:iCs/>
+                <w:color w:val="000000" w:themeColor="text1"/>
+                <w:sz w:val="28"/>
+                <w:szCs w:val="28"/>
+              </w:rPr>
+            </w:pPr>
+            <w:r>
+              <w:rPr>
+                <w:rFonts w:ascii="Times New Roman" w:eastAsia="Calibri" w:hAnsi="Times New Roman" w:cs="Times New Roman"/>
+                <w:bCs/>
+                <w:iCs/>
+                <w:color w:val="000000" w:themeColor="text1"/>
+                <w:sz w:val="28"/>
+                <w:szCs w:val="28"/>
+              </w:rPr>
+              <w:t>38.91115956</w:t>
+            </w:r>
+          </w:p>
+        </w:tc>
+        <w:tc>
+          <w:tcPr>
+            <w:tcW w:w="2440" w:type="dxa"/>
+            <w:noWrap/>
+            <w:hideMark/>
+          </w:tcPr>
+          <w:p>
+            <w:pPr>
+              <w:spacing w:before="100" w:beforeAutospacing="1" w:after="100" w:afterAutospacing="1" w:line="360" w:lineRule="auto"/>
+              <w:contextualSpacing/>
+              <w:rPr>
+                <w:rFonts w:ascii="Times New Roman" w:eastAsia="Calibri" w:hAnsi="Times New Roman" w:cs="Times New Roman"/>
+                <w:bCs/>
+                <w:iCs/>
+                <w:color w:val="000000" w:themeColor="text1"/>
+                <w:sz w:val="28"/>
+                <w:szCs w:val="28"/>
+              </w:rPr>
+            </w:pPr>
+            <w:r>
+              <w:rPr>
+                <w:rFonts w:ascii="Times New Roman" w:eastAsia="Calibri" w:hAnsi="Times New Roman" w:cs="Times New Roman"/>
+                <w:bCs/>
+                <w:iCs/>
+                <w:color w:val="000000" w:themeColor="text1"/>
+                <w:sz w:val="28"/>
+                <w:szCs w:val="28"/>
+              </w:rPr>
+              <w:t>0.08884044</w:t>
+            </w:r>
+          </w:p>
+        </w:tc>
+      </w:tr>
+    </w:tbl>
+    <w:p>
+      <w:pPr>
+        <w:spacing w:before="100" w:beforeAutospacing="1" w:after="100" w:afterAutospacing="1" w:line="360" w:lineRule="auto"/>
+        <w:contextualSpacing/>
+        <w:rPr>
+          <w:rFonts w:ascii="Times New Roman" w:eastAsia="Calibri" w:hAnsi="Times New Roman" w:cs="Times New Roman"/>
+          <w:bCs/>
+          <w:iCs/>
+          <w:color w:val="000000" w:themeColor="text1"/>
+          <w:kern w:val="0"/>
+          <w:sz w:val="28"/>
+          <w:szCs w:val="28"/>
+          <w14:ligatures w14:val="none"/>
+        </w:rPr>
+      </w:pPr>
+    </w:p>
+    <w:p>
+      <w:pPr>
+        <w:spacing w:before="100" w:beforeAutospacing="1" w:after="100" w:afterAutospacing="1" w:line="360" w:lineRule="auto"/>
+        <w:contextualSpacing/>
+        <w:rPr>
+          <w:rFonts w:ascii="Times New Roman" w:eastAsia="Calibri" w:hAnsi="Times New Roman" w:cs="Times New Roman"/>
+          <w:bCs/>
+          <w:iCs/>
+          <w:color w:val="000000" w:themeColor="text1"/>
+          <w:kern w:val="0"/>
+          <w:sz w:val="28"/>
+          <w:szCs w:val="28"/>
+          <w14:ligatures w14:val="none"/>
+        </w:rPr>
+      </w:pPr>
+    </w:p>
+    <w:p>
+      <w:pPr>
+        <w:spacing w:before="100" w:beforeAutospacing="1" w:after="100" w:afterAutospacing="1" w:line="360" w:lineRule="auto"/>
+        <w:contextualSpacing/>
+        <w:rPr>
+          <w:rFonts w:ascii="Times New Roman" w:eastAsia="Calibri" w:hAnsi="Times New Roman" w:cs="Times New Roman"/>
+          <w:bCs/>
+          <w:iCs/>
+          <w:color w:val="000000" w:themeColor="text1"/>
+          <w:kern w:val="0"/>
+          <w:sz w:val="28"/>
+          <w:szCs w:val="28"/>
           <w14:ligatures w14:val="none"/>
         </w:rPr>
       </w:pPr>
@@ -4819,7 +10315,7 @@
           <w:szCs w:val="32"/>
         </w:rPr>
       </w:pPr>
-      <w:bookmarkStart w:id="1" w:name="_Toc225122024"/>
+      <w:bookmarkStart w:id="3" w:name="_Toc228839572"/>
       <w:r>
         <w:rPr>
           <w:rFonts w:ascii="Times New Roman" w:eastAsia="Calibri" w:hAnsi="Times New Roman" w:cs="Times New Roman"/>
@@ -4832,7 +10328,6 @@
         <w:lastRenderedPageBreak/>
         <w:t xml:space="preserve">Программа для расчета </w:t>
       </w:r>
-      <w:bookmarkEnd w:id="1"/>
       <w:r>
         <w:rPr>
           <w:rFonts w:ascii="Times New Roman" w:eastAsia="Calibri" w:hAnsi="Times New Roman" w:cs="Times New Roman"/>
@@ -4844,6 +10339,7 @@
         </w:rPr>
         <w:t>интегралов</w:t>
       </w:r>
+      <w:bookmarkEnd w:id="3"/>
     </w:p>
     <w:p>
       <w:pPr>
@@ -4898,9 +10394,27 @@
             <w:sz w:val="28"/>
             <w:szCs w:val="28"/>
           </w:rPr>
-          <w:t>https://github.com/ahmadeev/ipm-lab-1</w:t>
+          <w:t>https://github.com/ahmadeev/ipm-lab</w:t>
+        </w:r>
+        <w:r>
+          <w:rPr>
+            <w:rStyle w:val="ad"/>
+            <w:rFonts w:ascii="Times New Roman" w:hAnsi="Times New Roman" w:cs="Times New Roman"/>
+            <w:sz w:val="28"/>
+            <w:szCs w:val="28"/>
+            <w:lang w:val="en-US"/>
+          </w:rPr>
+          <w:t>s</w:t>
         </w:r>
       </w:hyperlink>
+      <w:r>
+        <w:rPr>
+          <w:rFonts w:ascii="Times New Roman" w:hAnsi="Times New Roman" w:cs="Times New Roman"/>
+          <w:sz w:val="28"/>
+          <w:szCs w:val="28"/>
+        </w:rPr>
+        <w:t xml:space="preserve"> </w:t>
+      </w:r>
       <w:r>
         <w:rPr>
           <w:color w:val="467886" w:themeColor="hyperlink"/>
@@ -4942,7 +10456,6 @@
           <w:szCs w:val="32"/>
         </w:rPr>
       </w:pPr>
-      <w:bookmarkStart w:id="2" w:name="_Toc225122026"/>
       <w:r>
         <w:rPr>
           <w:rFonts w:ascii="Times New Roman" w:eastAsia="Calibri" w:hAnsi="Times New Roman" w:cs="Times New Roman"/>
@@ -4969,6 +10482,7 @@
           <w:szCs w:val="32"/>
         </w:rPr>
       </w:pPr>
+      <w:bookmarkStart w:id="4" w:name="_Toc228839573"/>
       <w:r>
         <w:rPr>
           <w:rFonts w:ascii="Times New Roman" w:eastAsia="Calibri" w:hAnsi="Times New Roman" w:cs="Times New Roman"/>
@@ -4981,7 +10495,7 @@
         <w:lastRenderedPageBreak/>
         <w:t>Вывод</w:t>
       </w:r>
-      <w:bookmarkEnd w:id="2"/>
+      <w:bookmarkEnd w:id="4"/>
     </w:p>
     <w:p>
       <w:pPr>
@@ -5006,7 +10520,7 @@
           <w:szCs w:val="28"/>
           <w14:ligatures w14:val="none"/>
         </w:rPr>
-        <w:t xml:space="preserve">В данной работе был изучен и реализован алгоритм </w:t>
+        <w:t>В данной работе был изучен</w:t>
       </w:r>
       <w:r>
         <w:rPr>
@@ -5017,7 +10531,51 @@
           <w:szCs w:val="28"/>
           <w14:ligatures w14:val="none"/>
         </w:rPr>
-        <w:t>вычисления интеграла методом Монте-Карло.</w:t>
+        <w:t>ы</w:t>
+      </w:r>
+      <w:r>
+        <w:rPr>
+          <w:rFonts w:ascii="Times New Roman" w:eastAsia="Calibri" w:hAnsi="Times New Roman" w:cs="Times New Roman"/>
+          <w:color w:val="000000" w:themeColor="text1"/>
+          <w:kern w:val="0"/>
+          <w:sz w:val="28"/>
+          <w:szCs w:val="28"/>
+          <w14:ligatures w14:val="none"/>
+        </w:rPr>
+        <w:t xml:space="preserve"> и реализован</w:t>
+      </w:r>
+      <w:r>
+        <w:rPr>
+          <w:rFonts w:ascii="Times New Roman" w:eastAsia="Calibri" w:hAnsi="Times New Roman" w:cs="Times New Roman"/>
+          <w:color w:val="000000" w:themeColor="text1"/>
+          <w:kern w:val="0"/>
+          <w:sz w:val="28"/>
+          <w:szCs w:val="28"/>
+          <w14:ligatures w14:val="none"/>
+        </w:rPr>
+        <w:t>ы</w:t>
+      </w:r>
+      <w:r>
+        <w:rPr>
+          <w:rFonts w:ascii="Times New Roman" w:eastAsia="Calibri" w:hAnsi="Times New Roman" w:cs="Times New Roman"/>
+          <w:color w:val="000000" w:themeColor="text1"/>
+          <w:kern w:val="0"/>
+          <w:sz w:val="28"/>
+          <w:szCs w:val="28"/>
+          <w14:ligatures w14:val="none"/>
+        </w:rPr>
+        <w:t xml:space="preserve"> </w:t>
+      </w:r>
+      <w:r>
+        <w:rPr>
+          <w:rFonts w:ascii="Times New Roman" w:eastAsia="Calibri" w:hAnsi="Times New Roman" w:cs="Times New Roman"/>
+          <w:color w:val="000000" w:themeColor="text1"/>
+          <w:kern w:val="0"/>
+          <w:sz w:val="28"/>
+          <w:szCs w:val="28"/>
+          <w14:ligatures w14:val="none"/>
+        </w:rPr>
+        <w:t>базовые методы Монте-Карло для интегрирования функции на заданном интервале.</w:t>
       </w:r>
     </w:p>
     <w:p>
@@ -5073,7 +10631,7 @@
           <w:szCs w:val="32"/>
         </w:rPr>
       </w:pPr>
-      <w:bookmarkStart w:id="3" w:name="_Toc225122027"/>
+      <w:bookmarkStart w:id="5" w:name="_Toc228839574"/>
       <w:r>
         <w:rPr>
           <w:rFonts w:ascii="Times New Roman" w:eastAsia="Calibri" w:hAnsi="Times New Roman" w:cs="Times New Roman"/>
@@ -5086,7 +10644,7 @@
         <w:lastRenderedPageBreak/>
         <w:t>Используемая литература</w:t>
       </w:r>
-      <w:bookmarkEnd w:id="3"/>
+      <w:bookmarkEnd w:id="5"/>
     </w:p>
     <w:p>
       <w:pPr>
@@ -6206,7 +11764,7 @@
   <w:style w:type="paragraph" w:default="1" w:styleId="a">
     <w:name w:val="Normal"/>
     <w:qFormat/>
-    <w:rsid w:val="002239FF"/>
+    <w:rsid w:val="009F01D0"/>
   </w:style>
   <w:style w:type="paragraph" w:styleId="1">
     <w:name w:val="heading 1"/>
@@ -6827,6 +12385,18 @@
       <w:color w:val="666666"/>
     </w:rPr>
   </w:style>
+  <w:style w:type="character" w:styleId="af1">
+    <w:name w:val="FollowedHyperlink"/>
+    <w:basedOn w:val="a0"/>
+    <w:uiPriority w:val="99"/>
+    <w:semiHidden/>
+    <w:unhideWhenUsed/>
+    <w:rsid w:val="0035669C"/>
+    <w:rPr>
+      <w:color w:val="96607D" w:themeColor="followedHyperlink"/>
+      <w:u w:val="single"/>
+    </w:rPr>
+  </w:style>
 </w:styles>
 </file>
 
@@ -6942,11 +12512,13 @@
   <w:rsids>
     <w:rsidRoot w:val="00D50675"/>
     <w:rsid w:val="003210A5"/>
+    <w:rsid w:val="0046694D"/>
     <w:rsid w:val="004D26F1"/>
     <w:rsid w:val="006878B5"/>
     <w:rsid w:val="00AF1E5C"/>
     <w:rsid w:val="00D50675"/>
     <w:rsid w:val="00E21C96"/>
+    <w:rsid w:val="00E5365C"/>
   </w:rsids>
   <m:mathPr>
     <m:mathFont m:val="Cambria Math"/>
